--- a/SkyWings_Airline_Documentation.docx
+++ b/SkyWings_Airline_Documentation.docx
@@ -6686,6 +6686,8 @@
               <w:br/>
               <w:t xml:space="preserve">        if (response.ok) {</w:t>
               <w:br/>
+              <w:t xml:space="preserve">            playLoginChime();</w:t>
+              <w:br/>
               <w:t xml:space="preserve">            showToast(`Welcome back, ${data.user.username}! Redirecting...`, 'success');</w:t>
               <w:br/>
               <w:t xml:space="preserve">            localStorage.setItem('user', JSON.stringify(data.user));</w:t>
@@ -6825,6 +6827,72 @@
               <w:t xml:space="preserve">    }</w:t>
               <w:br/>
               <w:t>}</w:t>
+              <w:br/>
+              <w:br/>
+              <w:t>// Synthesized In-Flight Chime for Auth</w:t>
+              <w:br/>
+              <w:t>function playLoginChime() {</w:t>
+              <w:br/>
+              <w:t xml:space="preserve">    try {</w:t>
+              <w:br/>
+              <w:t xml:space="preserve">        const AudioContext = window.AudioContext || window.webkitAudioContext;</w:t>
+              <w:br/>
+              <w:t xml:space="preserve">        if (!AudioContext) return;</w:t>
+              <w:br/>
+              <w:t xml:space="preserve">        const ctx = new AudioContext();</w:t>
+              <w:br/>
+              <w:t xml:space="preserve">        const now = ctx.currentTime;</w:t>
+              <w:br/>
+              <w:br/>
+              <w:t xml:space="preserve">        const osc1 = ctx.createOscillator();</w:t>
+              <w:br/>
+              <w:t xml:space="preserve">        const gain1 = ctx.createGain();</w:t>
+              <w:br/>
+              <w:t xml:space="preserve">        osc1.type = 'sine';</w:t>
+              <w:br/>
+              <w:t xml:space="preserve">        osc1.frequency.setValueAtTime(587.33, now);</w:t>
+              <w:br/>
+              <w:t xml:space="preserve">        gain1.gain.setValueAtTime(0.001, now);</w:t>
+              <w:br/>
+              <w:t xml:space="preserve">        gain1.gain.exponentialRampToValueAtTime(0.25, now + 0.04);</w:t>
+              <w:br/>
+              <w:t xml:space="preserve">        gain1.gain.exponentialRampToValueAtTime(0.001, now + 0.45);</w:t>
+              <w:br/>
+              <w:t xml:space="preserve">        osc1.connect(gain1);</w:t>
+              <w:br/>
+              <w:t xml:space="preserve">        gain1.connect(ctx.destination);</w:t>
+              <w:br/>
+              <w:t xml:space="preserve">        osc1.start(now);</w:t>
+              <w:br/>
+              <w:t xml:space="preserve">        osc1.stop(now + 0.45);</w:t>
+              <w:br/>
+              <w:br/>
+              <w:t xml:space="preserve">        const osc2 = ctx.createOscillator();</w:t>
+              <w:br/>
+              <w:t xml:space="preserve">        const gain2 = ctx.createGain();</w:t>
+              <w:br/>
+              <w:t xml:space="preserve">        osc2.type = 'sine';</w:t>
+              <w:br/>
+              <w:t xml:space="preserve">        osc2.frequency.setValueAtTime(440.0, now + 0.35);</w:t>
+              <w:br/>
+              <w:t xml:space="preserve">        gain2.gain.setValueAtTime(0.001, now + 0.35);</w:t>
+              <w:br/>
+              <w:t xml:space="preserve">        gain2.gain.exponentialRampToValueAtTime(0.2, now + 0.39);</w:t>
+              <w:br/>
+              <w:t xml:space="preserve">        gain2.gain.exponentialRampToValueAtTime(0.001, now + 0.95);</w:t>
+              <w:br/>
+              <w:t xml:space="preserve">        osc2.connect(gain2);</w:t>
+              <w:br/>
+              <w:t xml:space="preserve">        gain2.connect(ctx.destination);</w:t>
+              <w:br/>
+              <w:t xml:space="preserve">        osc2.start(now + 0.35);</w:t>
+              <w:br/>
+              <w:t xml:space="preserve">        osc2.stop(now + 0.95);</w:t>
+              <w:br/>
+              <w:t xml:space="preserve">    } catch (e) {}</w:t>
+              <w:br/>
+              <w:t>}</w:t>
+              <w:br/>
               <w:br/>
             </w:r>
           </w:p>
@@ -6945,6 +7013,43 @@
               <w:br/>
               <w:t xml:space="preserve">        &lt;div class="nav-user-actions"&gt;</w:t>
               <w:br/>
+              <w:t xml:space="preserve">            &lt;!-- Audio Chime &amp; Currency Quick Controls --&gt;</w:t>
+              <w:br/>
+              <w:t xml:space="preserve">            &lt;div class="nav-quick-controls"&gt;</w:t>
+              <w:br/>
+              <w:t xml:space="preserve">                &lt;div class="currency-select-box" title="Switch display currency"&gt;</w:t>
+              <w:br/>
+              <w:t xml:space="preserve">                    &lt;svg width="14" height="14" viewBox="0 0 24 24" fill="none" stroke="currentColor" stroke-width="2.2"&gt;&lt;circle cx="12" cy="12" r="10"&gt;&lt;/circle&gt;&lt;path d="M12 6v12M15 9.5a3.5 3.5 0 0 0-7 0c0 4 7 2 7 6a3.5 3.5 0 0 1-7 0"&gt;&lt;/path&gt;&lt;/svg&gt;</w:t>
+              <w:br/>
+              <w:t xml:space="preserve">                    &lt;select id="currencySelector" onchange="changeCurrency(this.value)"&gt;</w:t>
+              <w:br/>
+              <w:t xml:space="preserve">                        &lt;option value="USD"&gt;USD ($)&lt;/option&gt;</w:t>
+              <w:br/>
+              <w:t xml:space="preserve">                        &lt;option value="EUR"&gt;EUR (€)&lt;/option&gt;</w:t>
+              <w:br/>
+              <w:t xml:space="preserve">                        &lt;option value="GBP"&gt;GBP (£)&lt;/option&gt;</w:t>
+              <w:br/>
+              <w:t xml:space="preserve">                        &lt;option value="INR"&gt;INR (₹)&lt;/option&gt;</w:t>
+              <w:br/>
+              <w:t xml:space="preserve">                        &lt;option value="AED"&gt;AED (د.إ)&lt;/option&gt;</w:t>
+              <w:br/>
+              <w:t xml:space="preserve">                        &lt;option value="JPY"&gt;JPY (¥)&lt;/option&gt;</w:t>
+              <w:br/>
+              <w:t xml:space="preserve">                    &lt;/select&gt;</w:t>
+              <w:br/>
+              <w:t xml:space="preserve">                &lt;/div&gt;</w:t>
+              <w:br/>
+              <w:t xml:space="preserve">                &lt;button id="audioToggleBtn" class="btn-audio-toggle active" onclick="toggleAudio()" title="Toggle In-Flight Sound Chimes"&gt;</w:t>
+              <w:br/>
+              <w:t xml:space="preserve">                    &lt;span id="audioIcon"&gt;🔊&lt;/span&gt;</w:t>
+              <w:br/>
+              <w:t xml:space="preserve">                    &lt;span id="audioText"&gt;Sound: ON&lt;/span&gt;</w:t>
+              <w:br/>
+              <w:t xml:space="preserve">                &lt;/button&gt;</w:t>
+              <w:br/>
+              <w:t xml:space="preserve">            &lt;/div&gt;</w:t>
+              <w:br/>
+              <w:br/>
               <w:t xml:space="preserve">            &lt;div class="user-profile-badge"&gt;</w:t>
               <w:br/>
               <w:t xml:space="preserve">                &lt;div class="user-avatar" id="userAvatarLetter"&gt;U&lt;/div&gt;</w:t>
@@ -7381,6 +7486,25 @@
               <w:t xml:space="preserve">                &lt;/div&gt;</w:t>
               <w:br/>
               <w:br/>
+              <w:t xml:space="preserve">                &lt;div class="filter-item"&gt;</w:t>
+              <w:br/>
+              <w:t xml:space="preserve">                    &lt;label for="timeFilter"&gt;Departure Time&lt;/label&gt;</w:t>
+              <w:br/>
+              <w:t xml:space="preserve">                    &lt;select id="timeFilter" class="filter-input" onchange="handleFilterChange()" style="padding-left: 14px;"&gt;</w:t>
+              <w:br/>
+              <w:t xml:space="preserve">                        &lt;option value="all"&gt;Any Departure Time&lt;/option&gt;</w:t>
+              <w:br/>
+              <w:t xml:space="preserve">                        &lt;option value="morning"&gt;Morning (06:00 - 12:00)&lt;/option&gt;</w:t>
+              <w:br/>
+              <w:t xml:space="preserve">                        &lt;option value="afternoon"&gt;Afternoon (12:00 - 18:00)&lt;/option&gt;</w:t>
+              <w:br/>
+              <w:t xml:space="preserve">                        &lt;option value="evening"&gt;Evening / Night (18:00 - 24:00)&lt;/option&gt;</w:t>
+              <w:br/>
+              <w:t xml:space="preserve">                    &lt;/select&gt;</w:t>
+              <w:br/>
+              <w:t xml:space="preserve">                &lt;/div&gt;</w:t>
+              <w:br/>
+              <w:br/>
               <w:t xml:space="preserve">                &lt;div class="filter-actions"&gt;</w:t>
               <w:br/>
               <w:t xml:space="preserve">                    &lt;button class="btn btn-outline" onclick="resetFilters()"&gt;Reset&lt;/button&gt;</w:t>
@@ -7389,6 +7513,27 @@
               <w:br/>
               <w:t xml:space="preserve">            &lt;/div&gt;</w:t>
               <w:br/>
+              <w:br/>
+              <w:t xml:space="preserve">            &lt;!-- Quick-Filter Popular Aviation Hub Chips --&gt;</w:t>
+              <w:br/>
+              <w:t xml:space="preserve">            &lt;div class="city-filter-chips"&gt;</w:t>
+              <w:br/>
+              <w:t xml:space="preserve">                &lt;span class="city-chip active" onclick="filterByCityChip('all', this)"&gt;🌐 All Routes&lt;/span&gt;</w:t>
+              <w:br/>
+              <w:t xml:space="preserve">                &lt;span class="city-chip" onclick="filterByCityChip('London', this)"&gt;🇬🇧 London (LHR)&lt;/span&gt;</w:t>
+              <w:br/>
+              <w:t xml:space="preserve">                &lt;span class="city-chip" onclick="filterByCityChip('Tokyo', this)"&gt;🇯🇵 Tokyo (HND)&lt;/span&gt;</w:t>
+              <w:br/>
+              <w:t xml:space="preserve">                &lt;span class="city-chip" onclick="filterByCityChip('New York', this)"&gt;🇺🇸 New York (JFK)&lt;/span&gt;</w:t>
+              <w:br/>
+              <w:t xml:space="preserve">                &lt;span class="city-chip" onclick="filterByCityChip('Dubai', this)"&gt;🇦🇪 Dubai (DXB)&lt;/span&gt;</w:t>
+              <w:br/>
+              <w:t xml:space="preserve">                &lt;span class="city-chip" onclick="filterByCityChip('Paris', this)"&gt;🇫🇷 Paris (CDG)&lt;/span&gt;</w:t>
+              <w:br/>
+              <w:t xml:space="preserve">                &lt;span class="city-chip" onclick="filterByCityChip('Singapore', this)"&gt;🇸🇬 Singapore (SIN)&lt;/span&gt;</w:t>
+              <w:br/>
+              <w:t xml:space="preserve">            &lt;/div&gt;</w:t>
+              <w:br/>
               <w:t xml:space="preserve">        &lt;/div&gt;</w:t>
               <w:br/>
               <w:br/>
@@ -7486,13 +7631,13 @@
               <w:br/>
               <w:t xml:space="preserve">    &lt;!-- =========================================================</w:t>
               <w:br/>
-              <w:t xml:space="preserve">         INTERACTIVE MULTI-CLASS BOOKING MODAL</w:t>
+              <w:t xml:space="preserve">         INTERACTIVE MULTI-CLASS BOOKING &amp; CABIN SEAT MAP MODAL</w:t>
               <w:br/>
               <w:t xml:space="preserve">         ========================================================= --&gt;</w:t>
               <w:br/>
               <w:t xml:space="preserve">    &lt;div id="bookingModal" class="modal-overlay"&gt;</w:t>
               <w:br/>
-              <w:t xml:space="preserve">        &lt;div class="modal-container"&gt;</w:t>
+              <w:t xml:space="preserve">        &lt;div class="modal-container" style="max-width: 620px;"&gt;</w:t>
               <w:br/>
               <w:t xml:space="preserve">            &lt;div class="modal-header"&gt;</w:t>
               <w:br/>
@@ -7511,7 +7656,7 @@
               <w:br/>
               <w:t xml:space="preserve">            &lt;div class="modal-body"&gt;</w:t>
               <w:br/>
-              <w:t xml:space="preserve">                &lt;!-- Quick Route Pill --&gt;</w:t>
+              <w:t xml:space="preserve">                &lt;!-- Flight Summary Bar --&gt;</w:t>
               <w:br/>
               <w:t xml:space="preserve">                &lt;div class="modal-flight-summary"&gt;</w:t>
               <w:br/>
@@ -7535,112 +7680,760 @@
               <w:br/>
               <w:t xml:space="preserve">                        &lt;div class="label"&gt;Assigned Seat&lt;/div&gt;</w:t>
               <w:br/>
-              <w:t xml:space="preserve">                        &lt;div class="value" id="modalAssignedSeat"&gt;14A&lt;/div&gt;</w:t>
+              <w:t xml:space="preserve">                        &lt;div class="value" id="modalAssignedSeat" style="color: var(--primary-light); font-weight: 900;"&gt;14A&lt;/div&gt;</w:t>
               <w:br/>
               <w:t xml:space="preserve">                    &lt;/div&gt;</w:t>
               <w:br/>
               <w:t xml:space="preserve">                &lt;/div&gt;</w:t>
               <w:br/>
               <w:br/>
-              <w:t xml:space="preserve">                &lt;!-- Class Tier Selector --&gt;</w:t>
-              <w:br/>
-              <w:t xml:space="preserve">                &lt;div class="class-tiers-label"&gt;</w:t>
-              <w:br/>
-              <w:t xml:space="preserve">                    &lt;span&gt;1. Choose Travel Experience:&lt;/span&gt;</w:t>
-              <w:br/>
-              <w:t xml:space="preserve">                    &lt;span style="font-size: 12px; font-weight: 500; color: var(--text-muted);"&gt;Tap a tier to calculate fare&lt;/span&gt;</w:t>
+              <w:t xml:space="preserve">                &lt;!-- Modal Step Navigation --&gt;</w:t>
+              <w:br/>
+              <w:t xml:space="preserve">                &lt;div class="modal-steps-nav"&gt;</w:t>
+              <w:br/>
+              <w:t xml:space="preserve">                    &lt;button type="button" class="modal-step-btn active" id="modalStepBtn1" onclick="switchModalStep(1)"&gt;</w:t>
+              <w:br/>
+              <w:t xml:space="preserve">                        &lt;span class="step-num-bubble"&gt;1&lt;/span&gt;</w:t>
+              <w:br/>
+              <w:t xml:space="preserve">                        &lt;span&gt;Cabin &amp; Seat Map&lt;/span&gt;</w:t>
+              <w:br/>
+              <w:t xml:space="preserve">                    &lt;/button&gt;</w:t>
+              <w:br/>
+              <w:t xml:space="preserve">                    &lt;button type="button" class="modal-step-btn" id="modalStepBtn2" onclick="switchModalStep(2)"&gt;</w:t>
+              <w:br/>
+              <w:t xml:space="preserve">                        &lt;span class="step-num-bubble"&gt;2&lt;/span&gt;</w:t>
+              <w:br/>
+              <w:t xml:space="preserve">                        &lt;span&gt;In-Flight Extras &amp; Dining&lt;/span&gt;</w:t>
+              <w:br/>
+              <w:t xml:space="preserve">                    &lt;/button&gt;</w:t>
               <w:br/>
               <w:t xml:space="preserve">                &lt;/div&gt;</w:t>
               <w:br/>
               <w:br/>
-              <w:t xml:space="preserve">                &lt;div class="tier-cards-container"&gt;</w:t>
-              <w:br/>
-              <w:t xml:space="preserve">                    &lt;!-- Economy --&gt;</w:t>
-              <w:br/>
-              <w:t xml:space="preserve">                    &lt;div class="tier-card selected" id="tierCardEconomy" onclick="selectClassTier('Economy', 1)"&gt;</w:t>
-              <w:br/>
-              <w:t xml:space="preserve">                        &lt;div&gt;</w:t>
-              <w:br/>
-              <w:t xml:space="preserve">                            &lt;span class="tier-badge economy"&gt;Standard&lt;/span&gt;</w:t>
-              <w:br/>
-              <w:t xml:space="preserve">                            &lt;div class="tier-name"&gt;Economy&lt;/div&gt;</w:t>
-              <w:br/>
-              <w:t xml:space="preserve">                            &lt;div class="tier-multiplier-text"&gt;1.0x Base Rate&lt;/div&gt;</w:t>
+              <w:t xml:space="preserve">                &lt;!-- STEP 1: CLASS TIERS &amp; INTERACTIVE CABIN SEAT MAP --&gt;</w:t>
+              <w:br/>
+              <w:t xml:space="preserve">                &lt;div id="modalStep1Content"&gt;</w:t>
+              <w:br/>
+              <w:t xml:space="preserve">                    &lt;!-- Class Tier Selector --&gt;</w:t>
+              <w:br/>
+              <w:t xml:space="preserve">                    &lt;div class="class-tiers-label"&gt;</w:t>
+              <w:br/>
+              <w:t xml:space="preserve">                        &lt;span&gt;1. Choose Cabin Class:&lt;/span&gt;</w:t>
+              <w:br/>
+              <w:t xml:space="preserve">                        &lt;span style="font-size: 12px; font-weight: 500; color: var(--text-muted);"&gt;Auto-aligns available seats below&lt;/span&gt;</w:t>
+              <w:br/>
+              <w:t xml:space="preserve">                    &lt;/div&gt;</w:t>
+              <w:br/>
+              <w:br/>
+              <w:t xml:space="preserve">                    &lt;div class="tier-cards-container"&gt;</w:t>
+              <w:br/>
+              <w:t xml:space="preserve">                        &lt;!-- Economy --&gt;</w:t>
+              <w:br/>
+              <w:t xml:space="preserve">                        &lt;div class="tier-card selected" id="tierCardEconomy" onclick="selectClassTier('Economy', 1)"&gt;</w:t>
+              <w:br/>
+              <w:t xml:space="preserve">                            &lt;div&gt;</w:t>
+              <w:br/>
+              <w:t xml:space="preserve">                                &lt;span class="tier-badge economy"&gt;Standard&lt;/span&gt;</w:t>
+              <w:br/>
+              <w:t xml:space="preserve">                                &lt;div class="tier-name"&gt;Economy&lt;/div&gt;</w:t>
+              <w:br/>
+              <w:t xml:space="preserve">                                &lt;div class="tier-multiplier-text"&gt;1.0x Base Rate&lt;/div&gt;</w:t>
+              <w:br/>
+              <w:t xml:space="preserve">                            &lt;/div&gt;</w:t>
+              <w:br/>
+              <w:t xml:space="preserve">                            &lt;ul class="tier-features"&gt;</w:t>
+              <w:br/>
+              <w:t xml:space="preserve">                                &lt;li&gt;23kg Check-in Bag&lt;/li&gt;</w:t>
+              <w:br/>
+              <w:t xml:space="preserve">                                &lt;li&gt;Standard Meal&lt;/li&gt;</w:t>
+              <w:br/>
+              <w:t xml:space="preserve">                                &lt;li&gt;Rows 6-10&lt;/li&gt;</w:t>
+              <w:br/>
+              <w:t xml:space="preserve">                            &lt;/ul&gt;</w:t>
               <w:br/>
               <w:t xml:space="preserve">                        &lt;/div&gt;</w:t>
               <w:br/>
-              <w:t xml:space="preserve">                        &lt;ul class="tier-features"&gt;</w:t>
-              <w:br/>
-              <w:t xml:space="preserve">                            &lt;li&gt;23kg Check-in Bag&lt;/li&gt;</w:t>
-              <w:br/>
-              <w:t xml:space="preserve">                            &lt;li&gt;Complimentary Meal&lt;/li&gt;</w:t>
-              <w:br/>
-              <w:t xml:space="preserve">                            &lt;li&gt;Standard Legroom&lt;/li&gt;</w:t>
-              <w:br/>
-              <w:t xml:space="preserve">                        &lt;/ul&gt;</w:t>
+              <w:br/>
+              <w:t xml:space="preserve">                        &lt;!-- Business --&gt;</w:t>
+              <w:br/>
+              <w:t xml:space="preserve">                        &lt;div class="tier-card" id="tierCardBusiness" onclick="selectClassTier('Business', 2)"&gt;</w:t>
+              <w:br/>
+              <w:t xml:space="preserve">                            &lt;div&gt;</w:t>
+              <w:br/>
+              <w:t xml:space="preserve">                                &lt;span class="tier-badge business"&gt;Executive&lt;/span&gt;</w:t>
+              <w:br/>
+              <w:t xml:space="preserve">                                &lt;div class="tier-name"&gt;Business&lt;/div&gt;</w:t>
+              <w:br/>
+              <w:t xml:space="preserve">                                &lt;div class="tier-multiplier-text"&gt;2.0x Base Rate&lt;/div&gt;</w:t>
+              <w:br/>
+              <w:t xml:space="preserve">                            &lt;/div&gt;</w:t>
+              <w:br/>
+              <w:t xml:space="preserve">                            &lt;ul class="tier-features"&gt;</w:t>
+              <w:br/>
+              <w:t xml:space="preserve">                                &lt;li&gt;Priority Boarding&lt;/li&gt;</w:t>
+              <w:br/>
+              <w:t xml:space="preserve">                                &lt;li&gt;Lounge Access&lt;/li&gt;</w:t>
+              <w:br/>
+              <w:t xml:space="preserve">                                &lt;li&gt;Rows 3-4 (2-2)&lt;/li&gt;</w:t>
+              <w:br/>
+              <w:t xml:space="preserve">                            &lt;/ul&gt;</w:t>
+              <w:br/>
+              <w:t xml:space="preserve">                        &lt;/div&gt;</w:t>
+              <w:br/>
+              <w:br/>
+              <w:t xml:space="preserve">                        &lt;!-- First Class --&gt;</w:t>
+              <w:br/>
+              <w:t xml:space="preserve">                        &lt;div class="tier-card" id="tierCardFirst" onclick="selectClassTier('First Class', 3)"&gt;</w:t>
+              <w:br/>
+              <w:t xml:space="preserve">                            &lt;div&gt;</w:t>
+              <w:br/>
+              <w:t xml:space="preserve">                                &lt;span class="tier-badge first"&gt;Luxury VIP&lt;/span&gt;</w:t>
+              <w:br/>
+              <w:t xml:space="preserve">                                &lt;div class="tier-name"&gt;First Class&lt;/div&gt;</w:t>
+              <w:br/>
+              <w:t xml:space="preserve">                                &lt;div class="tier-multiplier-text"&gt;3.0x Base Rate&lt;/div&gt;</w:t>
+              <w:br/>
+              <w:t xml:space="preserve">                            &lt;/div&gt;</w:t>
+              <w:br/>
+              <w:t xml:space="preserve">                            &lt;ul class="tier-features"&gt;</w:t>
+              <w:br/>
+              <w:t xml:space="preserve">                                &lt;li&gt;Private Lie-Flat Pod&lt;/li&gt;</w:t>
+              <w:br/>
+              <w:t xml:space="preserve">                                &lt;li&gt;Caviar &amp; Fine Wine&lt;/li&gt;</w:t>
+              <w:br/>
+              <w:t xml:space="preserve">                                &lt;li&gt;Rows 1-2 Suites&lt;/li&gt;</w:t>
+              <w:br/>
+              <w:t xml:space="preserve">                            &lt;/ul&gt;</w:t>
+              <w:br/>
+              <w:t xml:space="preserve">                        &lt;/div&gt;</w:t>
               <w:br/>
               <w:t xml:space="preserve">                    &lt;/div&gt;</w:t>
               <w:br/>
               <w:br/>
-              <w:t xml:space="preserve">                    &lt;!-- Business --&gt;</w:t>
-              <w:br/>
-              <w:t xml:space="preserve">                    &lt;div class="tier-card" id="tierCardBusiness" onclick="selectClassTier('Business', 2)"&gt;</w:t>
-              <w:br/>
-              <w:t xml:space="preserve">                        &lt;div&gt;</w:t>
-              <w:br/>
-              <w:t xml:space="preserve">                            &lt;span class="tier-badge business"&gt;Premium&lt;/span&gt;</w:t>
-              <w:br/>
-              <w:t xml:space="preserve">                            &lt;div class="tier-name"&gt;Business&lt;/div&gt;</w:t>
-              <w:br/>
-              <w:t xml:space="preserve">                            &lt;div class="tier-multiplier-text"&gt;2.0x Base Rate&lt;/div&gt;</w:t>
+              <w:t xml:space="preserve">                    &lt;!-- 2D Aircraft Cabin Fuselage Seat Map --&gt;</w:t>
+              <w:br/>
+              <w:t xml:space="preserve">                    &lt;div class="class-tiers-label" style="margin-top: 20px;"&gt;</w:t>
+              <w:br/>
+              <w:t xml:space="preserve">                        &lt;span&gt;2. Interactive Seat Selection (Tap to Pick):&lt;/span&gt;</w:t>
+              <w:br/>
+              <w:t xml:space="preserve">                        &lt;span style="font-size: 12px; font-weight: 600; color: var(--primary-light);"&gt;Selected: &lt;strong id="currentSeatBadgeText"&gt;14A&lt;/strong&gt;&lt;/span&gt;</w:t>
+              <w:br/>
+              <w:t xml:space="preserve">                    &lt;/div&gt;</w:t>
+              <w:br/>
+              <w:br/>
+              <w:t xml:space="preserve">                    &lt;div class="cabin-fuselage-wrapper"&gt;</w:t>
+              <w:br/>
+              <w:t xml:space="preserve">                        &lt;!-- Nose &amp; Cockpit Dome --&gt;</w:t>
+              <w:br/>
+              <w:t xml:space="preserve">                        &lt;div class="fuselage-nose-dome"&gt;</w:t>
+              <w:br/>
+              <w:t xml:space="preserve">                            &lt;div class="cockpit-windshield"&gt;</w:t>
+              <w:br/>
+              <w:t xml:space="preserve">                                &lt;div class="cockpit-window"&gt;&lt;/div&gt;</w:t>
+              <w:br/>
+              <w:t xml:space="preserve">                                &lt;div class="cockpit-window"&gt;&lt;/div&gt;</w:t>
+              <w:br/>
+              <w:t xml:space="preserve">                            &lt;/div&gt;</w:t>
               <w:br/>
               <w:t xml:space="preserve">                        &lt;/div&gt;</w:t>
               <w:br/>
-              <w:t xml:space="preserve">                        &lt;ul class="tier-features"&gt;</w:t>
-              <w:br/>
-              <w:t xml:space="preserve">                            &lt;li&gt;Priority Boarding&lt;/li&gt;</w:t>
-              <w:br/>
-              <w:t xml:space="preserve">                            &lt;li&gt;Airport Lounge Access&lt;/li&gt;</w:t>
-              <w:br/>
-              <w:t xml:space="preserve">                            &lt;li&gt;Extra Recline Seats&lt;/li&gt;</w:t>
-              <w:br/>
-              <w:t xml:space="preserve">                        &lt;/ul&gt;</w:t>
+              <w:br/>
+              <w:t xml:space="preserve">                        &lt;div class="cabin-rows-container"&gt;</w:t>
+              <w:br/>
+              <w:t xml:space="preserve">                            &lt;!-- First Class Suites (1-1) --&gt;</w:t>
+              <w:br/>
+              <w:t xml:space="preserve">                            &lt;div class="cabin-section-header first"&gt;</w:t>
+              <w:br/>
+              <w:t xml:space="preserve">                                &lt;span&gt;Crown Suite Pods (Rows 1-2)&lt;/span&gt;</w:t>
+              <w:br/>
+              <w:t xml:space="preserve">                                &lt;span&gt;1-1 Layout&lt;/span&gt;</w:t>
+              <w:br/>
+              <w:t xml:space="preserve">                            &lt;/div&gt;</w:t>
+              <w:br/>
+              <w:br/>
+              <w:t xml:space="preserve">                            &lt;div class="cabin-row-grid"&gt;</w:t>
+              <w:br/>
+              <w:t xml:space="preserve">                                &lt;span class="row-label-pill"&gt;1&lt;/span&gt;</w:t>
+              <w:br/>
+              <w:t xml:space="preserve">                                &lt;div class="cabin-seat-cluster"&gt;</w:t>
+              <w:br/>
+              <w:t xml:space="preserve">                                    &lt;div class="cabin-seat-unit suite" onclick="pickSeat('1A', 'First Class')" id="seat_1A" title="Seat 1A (Window Suite)"&gt;</w:t>
+              <w:br/>
+              <w:t xml:space="preserve">                                        &lt;span class="seat-code"&gt;1A&lt;/span&gt;</w:t>
+              <w:br/>
+              <w:t xml:space="preserve">                                        &lt;span class="seat-type-dot"&gt;&lt;/span&gt;</w:t>
+              <w:br/>
+              <w:t xml:space="preserve">                                    &lt;/div&gt;</w:t>
+              <w:br/>
+              <w:t xml:space="preserve">                                &lt;/div&gt;</w:t>
+              <w:br/>
+              <w:t xml:space="preserve">                                &lt;div class="cabin-aisle-divider"&gt;AISLE&lt;/div&gt;</w:t>
+              <w:br/>
+              <w:t xml:space="preserve">                                &lt;div class="cabin-seat-cluster"&gt;</w:t>
+              <w:br/>
+              <w:t xml:space="preserve">                                    &lt;div class="cabin-seat-unit suite" onclick="pickSeat('1F', 'First Class')" id="seat_1F" title="Seat 1F (Window Suite)"&gt;</w:t>
+              <w:br/>
+              <w:t xml:space="preserve">                                        &lt;span class="seat-code"&gt;1F&lt;/span&gt;</w:t>
+              <w:br/>
+              <w:t xml:space="preserve">                                        &lt;span class="seat-type-dot"&gt;&lt;/span&gt;</w:t>
+              <w:br/>
+              <w:t xml:space="preserve">                                    &lt;/div&gt;</w:t>
+              <w:br/>
+              <w:t xml:space="preserve">                                &lt;/div&gt;</w:t>
+              <w:br/>
+              <w:t xml:space="preserve">                            &lt;/div&gt;</w:t>
+              <w:br/>
+              <w:br/>
+              <w:t xml:space="preserve">                            &lt;div class="cabin-row-grid"&gt;</w:t>
+              <w:br/>
+              <w:t xml:space="preserve">                                &lt;span class="row-label-pill"&gt;2&lt;/span&gt;</w:t>
+              <w:br/>
+              <w:t xml:space="preserve">                                &lt;div class="cabin-seat-cluster"&gt;</w:t>
+              <w:br/>
+              <w:t xml:space="preserve">                                    &lt;div class="cabin-seat-unit suite" onclick="pickSeat('2A', 'First Class')" id="seat_2A" title="Seat 2A (Window Suite)"&gt;</w:t>
+              <w:br/>
+              <w:t xml:space="preserve">                                        &lt;span class="seat-code"&gt;2A&lt;/span&gt;</w:t>
+              <w:br/>
+              <w:t xml:space="preserve">                                        &lt;span class="seat-type-dot"&gt;&lt;/span&gt;</w:t>
+              <w:br/>
+              <w:t xml:space="preserve">                                    &lt;/div&gt;</w:t>
+              <w:br/>
+              <w:t xml:space="preserve">                                &lt;/div&gt;</w:t>
+              <w:br/>
+              <w:t xml:space="preserve">                                &lt;div class="cabin-aisle-divider"&gt;AISLE&lt;/div&gt;</w:t>
+              <w:br/>
+              <w:t xml:space="preserve">                                &lt;div class="cabin-seat-cluster"&gt;</w:t>
+              <w:br/>
+              <w:t xml:space="preserve">                                    &lt;div class="cabin-seat-unit suite occupied" title="Seat 2F (Occupied by VIP)"&gt;</w:t>
+              <w:br/>
+              <w:t xml:space="preserve">                                        &lt;span class="seat-code"&gt;2F&lt;/span&gt;</w:t>
+              <w:br/>
+              <w:t xml:space="preserve">                                        &lt;span class="seat-type-dot"&gt;&lt;/span&gt;</w:t>
+              <w:br/>
+              <w:t xml:space="preserve">                                    &lt;/div&gt;</w:t>
+              <w:br/>
+              <w:t xml:space="preserve">                                &lt;/div&gt;</w:t>
+              <w:br/>
+              <w:t xml:space="preserve">                            &lt;/div&gt;</w:t>
+              <w:br/>
+              <w:br/>
+              <w:t xml:space="preserve">                            &lt;!-- Business Class (2-2) --&gt;</w:t>
+              <w:br/>
+              <w:t xml:space="preserve">                            &lt;div class="cabin-section-header"&gt;</w:t>
+              <w:br/>
+              <w:t xml:space="preserve">                                &lt;span&gt;Business Class (Rows 3-4)&lt;/span&gt;</w:t>
+              <w:br/>
+              <w:t xml:space="preserve">                                &lt;span&gt;2-2 Layout&lt;/span&gt;</w:t>
+              <w:br/>
+              <w:t xml:space="preserve">                            &lt;/div&gt;</w:t>
+              <w:br/>
+              <w:br/>
+              <w:t xml:space="preserve">                            &lt;div class="cabin-row-grid"&gt;</w:t>
+              <w:br/>
+              <w:t xml:space="preserve">                                &lt;span class="row-label-pill"&gt;3&lt;/span&gt;</w:t>
+              <w:br/>
+              <w:t xml:space="preserve">                                &lt;div class="cabin-seat-cluster"&gt;</w:t>
+              <w:br/>
+              <w:t xml:space="preserve">                                    &lt;div class="cabin-seat-unit" onclick="pickSeat('3A', 'Business')" id="seat_3A" title="Seat 3A (Window)"&gt;</w:t>
+              <w:br/>
+              <w:t xml:space="preserve">                                        &lt;span class="seat-code"&gt;3A&lt;/span&gt;</w:t>
+              <w:br/>
+              <w:t xml:space="preserve">                                        &lt;span class="seat-type-dot"&gt;&lt;/span&gt;</w:t>
+              <w:br/>
+              <w:t xml:space="preserve">                                    &lt;/div&gt;</w:t>
+              <w:br/>
+              <w:t xml:space="preserve">                                    &lt;div class="cabin-seat-unit occupied" title="Seat 3C (Occupied)"&gt;</w:t>
+              <w:br/>
+              <w:t xml:space="preserve">                                        &lt;span class="seat-code"&gt;3C&lt;/span&gt;</w:t>
+              <w:br/>
+              <w:t xml:space="preserve">                                        &lt;span class="seat-type-dot"&gt;&lt;/span&gt;</w:t>
+              <w:br/>
+              <w:t xml:space="preserve">                                    &lt;/div&gt;</w:t>
+              <w:br/>
+              <w:t xml:space="preserve">                                &lt;/div&gt;</w:t>
+              <w:br/>
+              <w:t xml:space="preserve">                                &lt;div class="cabin-aisle-divider"&gt;AISLE&lt;/div&gt;</w:t>
+              <w:br/>
+              <w:t xml:space="preserve">                                &lt;div class="cabin-seat-cluster"&gt;</w:t>
+              <w:br/>
+              <w:t xml:space="preserve">                                    &lt;div class="cabin-seat-unit" onclick="pickSeat('3D', 'Business')" id="seat_3D" title="Seat 3D (Aisle)"&gt;</w:t>
+              <w:br/>
+              <w:t xml:space="preserve">                                        &lt;span class="seat-code"&gt;3D&lt;/span&gt;</w:t>
+              <w:br/>
+              <w:t xml:space="preserve">                                        &lt;span class="seat-type-dot"&gt;&lt;/span&gt;</w:t>
+              <w:br/>
+              <w:t xml:space="preserve">                                    &lt;/div&gt;</w:t>
+              <w:br/>
+              <w:t xml:space="preserve">                                    &lt;div class="cabin-seat-unit" onclick="pickSeat('3F', 'Business')" id="seat_3F" title="Seat 3F (Window)"&gt;</w:t>
+              <w:br/>
+              <w:t xml:space="preserve">                                        &lt;span class="seat-code"&gt;3F&lt;/span&gt;</w:t>
+              <w:br/>
+              <w:t xml:space="preserve">                                        &lt;span class="seat-type-dot"&gt;&lt;/span&gt;</w:t>
+              <w:br/>
+              <w:t xml:space="preserve">                                    &lt;/div&gt;</w:t>
+              <w:br/>
+              <w:t xml:space="preserve">                                &lt;/div&gt;</w:t>
+              <w:br/>
+              <w:t xml:space="preserve">                            &lt;/div&gt;</w:t>
+              <w:br/>
+              <w:br/>
+              <w:t xml:space="preserve">                            &lt;div class="cabin-row-grid"&gt;</w:t>
+              <w:br/>
+              <w:t xml:space="preserve">                                &lt;span class="row-label-pill"&gt;4&lt;/span&gt;</w:t>
+              <w:br/>
+              <w:t xml:space="preserve">                                &lt;div class="cabin-seat-cluster"&gt;</w:t>
+              <w:br/>
+              <w:t xml:space="preserve">                                    &lt;div class="cabin-seat-unit" onclick="pickSeat('4A', 'Business')" id="seat_4A" title="Seat 4A (Window)"&gt;</w:t>
+              <w:br/>
+              <w:t xml:space="preserve">                                        &lt;span class="seat-code"&gt;4A&lt;/span&gt;</w:t>
+              <w:br/>
+              <w:t xml:space="preserve">                                        &lt;span class="seat-type-dot"&gt;&lt;/span&gt;</w:t>
+              <w:br/>
+              <w:t xml:space="preserve">                                    &lt;/div&gt;</w:t>
+              <w:br/>
+              <w:t xml:space="preserve">                                    &lt;div class="cabin-seat-unit" onclick="pickSeat('4C', 'Business')" id="seat_4C" title="Seat 4C (Aisle)"&gt;</w:t>
+              <w:br/>
+              <w:t xml:space="preserve">                                        &lt;span class="seat-code"&gt;4C&lt;/span&gt;</w:t>
+              <w:br/>
+              <w:t xml:space="preserve">                                        &lt;span class="seat-type-dot"&gt;&lt;/span&gt;</w:t>
+              <w:br/>
+              <w:t xml:space="preserve">                                    &lt;/div&gt;</w:t>
+              <w:br/>
+              <w:t xml:space="preserve">                                &lt;/div&gt;</w:t>
+              <w:br/>
+              <w:t xml:space="preserve">                                &lt;div class="cabin-aisle-divider"&gt;AISLE&lt;/div&gt;</w:t>
+              <w:br/>
+              <w:t xml:space="preserve">                                &lt;div class="cabin-seat-cluster"&gt;</w:t>
+              <w:br/>
+              <w:t xml:space="preserve">                                    &lt;div class="cabin-seat-unit" onclick="pickSeat('4D', 'Business')" id="seat_4D" title="Seat 4D (Aisle)"&gt;</w:t>
+              <w:br/>
+              <w:t xml:space="preserve">                                        &lt;span class="seat-code"&gt;4D&lt;/span&gt;</w:t>
+              <w:br/>
+              <w:t xml:space="preserve">                                        &lt;span class="seat-type-dot"&gt;&lt;/span&gt;</w:t>
+              <w:br/>
+              <w:t xml:space="preserve">                                    &lt;/div&gt;</w:t>
+              <w:br/>
+              <w:t xml:space="preserve">                                    &lt;div class="cabin-seat-unit" onclick="pickSeat('4F', 'Business')" id="seat_4F" title="Seat 4F (Window)"&gt;</w:t>
+              <w:br/>
+              <w:t xml:space="preserve">                                        &lt;span class="seat-code"&gt;4F&lt;/span&gt;</w:t>
+              <w:br/>
+              <w:t xml:space="preserve">                                        &lt;span class="seat-type-dot"&gt;&lt;/span&gt;</w:t>
+              <w:br/>
+              <w:t xml:space="preserve">                                    &lt;/div&gt;</w:t>
+              <w:br/>
+              <w:t xml:space="preserve">                                &lt;/div&gt;</w:t>
+              <w:br/>
+              <w:t xml:space="preserve">                            &lt;/div&gt;</w:t>
+              <w:br/>
+              <w:br/>
+              <w:t xml:space="preserve">                            &lt;!-- Overwing Emergency Exit (Extra Legroom) --&gt;</w:t>
+              <w:br/>
+              <w:t xml:space="preserve">                            &lt;div class="cabin-section-header exit"&gt;</w:t>
+              <w:br/>
+              <w:t xml:space="preserve">                                &lt;span&gt;Emergency Exit (Row 5) • Extra Legroom&lt;/span&gt;</w:t>
+              <w:br/>
+              <w:t xml:space="preserve">                                &lt;span&gt;3-3&lt;/span&gt;</w:t>
+              <w:br/>
+              <w:t xml:space="preserve">                            &lt;/div&gt;</w:t>
+              <w:br/>
+              <w:br/>
+              <w:t xml:space="preserve">                            &lt;div class="cabin-row-grid"&gt;</w:t>
+              <w:br/>
+              <w:t xml:space="preserve">                                &lt;span class="row-label-pill"&gt;5&lt;/span&gt;</w:t>
+              <w:br/>
+              <w:t xml:space="preserve">                                &lt;div class="cabin-seat-cluster"&gt;</w:t>
+              <w:br/>
+              <w:t xml:space="preserve">                                    &lt;div class="cabin-seat-unit" onclick="pickSeat('5A', 'Economy', 20)" id="seat_5A" title="Seat 5A (Exit Row +$20)"&gt;</w:t>
+              <w:br/>
+              <w:t xml:space="preserve">                                        &lt;span class="seat-code"&gt;5A&lt;/span&gt;</w:t>
+              <w:br/>
+              <w:t xml:space="preserve">                                        &lt;span class="seat-type-dot"&gt;&lt;/span&gt;</w:t>
+              <w:br/>
+              <w:t xml:space="preserve">                                    &lt;/div&gt;</w:t>
+              <w:br/>
+              <w:t xml:space="preserve">                                    &lt;div class="cabin-seat-unit" onclick="pickSeat('5B', 'Economy', 20)" id="seat_5B" title="Seat 5B (Exit Row +$20)"&gt;</w:t>
+              <w:br/>
+              <w:t xml:space="preserve">                                        &lt;span class="seat-code"&gt;5B&lt;/span&gt;</w:t>
+              <w:br/>
+              <w:t xml:space="preserve">                                        &lt;span class="seat-type-dot"&gt;&lt;/span&gt;</w:t>
+              <w:br/>
+              <w:t xml:space="preserve">                                    &lt;/div&gt;</w:t>
+              <w:br/>
+              <w:t xml:space="preserve">                                    &lt;div class="cabin-seat-unit" onclick="pickSeat('5C', 'Economy', 20)" id="seat_5C" title="Seat 5C (Exit Row +$20)"&gt;</w:t>
+              <w:br/>
+              <w:t xml:space="preserve">                                        &lt;span class="seat-code"&gt;5C&lt;/span&gt;</w:t>
+              <w:br/>
+              <w:t xml:space="preserve">                                        &lt;span class="seat-type-dot"&gt;&lt;/span&gt;</w:t>
+              <w:br/>
+              <w:t xml:space="preserve">                                    &lt;/div&gt;</w:t>
+              <w:br/>
+              <w:t xml:space="preserve">                                &lt;/div&gt;</w:t>
+              <w:br/>
+              <w:t xml:space="preserve">                                &lt;div class="cabin-aisle-divider"&gt;EXIT&lt;/div&gt;</w:t>
+              <w:br/>
+              <w:t xml:space="preserve">                                &lt;div class="cabin-seat-cluster"&gt;</w:t>
+              <w:br/>
+              <w:t xml:space="preserve">                                    &lt;div class="cabin-seat-unit" onclick="pickSeat('5D', 'Economy', 20)" id="seat_5D" title="Seat 5D (Exit Row +$20)"&gt;</w:t>
+              <w:br/>
+              <w:t xml:space="preserve">                                        &lt;span class="seat-code"&gt;5D&lt;/span&gt;</w:t>
+              <w:br/>
+              <w:t xml:space="preserve">                                        &lt;span class="seat-type-dot"&gt;&lt;/span&gt;</w:t>
+              <w:br/>
+              <w:t xml:space="preserve">                                    &lt;/div&gt;</w:t>
+              <w:br/>
+              <w:t xml:space="preserve">                                    &lt;div class="cabin-seat-unit occupied" title="Seat 5E (Occupied)"&gt;</w:t>
+              <w:br/>
+              <w:t xml:space="preserve">                                        &lt;span class="seat-code"&gt;5E&lt;/span&gt;</w:t>
+              <w:br/>
+              <w:t xml:space="preserve">                                        &lt;span class="seat-type-dot"&gt;&lt;/span&gt;</w:t>
+              <w:br/>
+              <w:t xml:space="preserve">                                    &lt;/div&gt;</w:t>
+              <w:br/>
+              <w:t xml:space="preserve">                                    &lt;div class="cabin-seat-unit" onclick="pickSeat('5F', 'Economy', 20)" id="seat_5F" title="Seat 5F (Exit Row +$20)"&gt;</w:t>
+              <w:br/>
+              <w:t xml:space="preserve">                                        &lt;span class="seat-code"&gt;5F&lt;/span&gt;</w:t>
+              <w:br/>
+              <w:t xml:space="preserve">                                        &lt;span class="seat-type-dot"&gt;&lt;/span&gt;</w:t>
+              <w:br/>
+              <w:t xml:space="preserve">                                    &lt;/div&gt;</w:t>
+              <w:br/>
+              <w:t xml:space="preserve">                                &lt;/div&gt;</w:t>
+              <w:br/>
+              <w:t xml:space="preserve">                            &lt;/div&gt;</w:t>
+              <w:br/>
+              <w:br/>
+              <w:t xml:space="preserve">                            &lt;!-- Economy Main Cabin (3-3) --&gt;</w:t>
+              <w:br/>
+              <w:t xml:space="preserve">                            &lt;div class="cabin-section-header"&gt;</w:t>
+              <w:br/>
+              <w:t xml:space="preserve">                                &lt;span&gt;Main Cabin (Rows 6-8)&lt;/span&gt;</w:t>
+              <w:br/>
+              <w:t xml:space="preserve">                                &lt;span&gt;3-3&lt;/span&gt;</w:t>
+              <w:br/>
+              <w:t xml:space="preserve">                            &lt;/div&gt;</w:t>
+              <w:br/>
+              <w:br/>
+              <w:t xml:space="preserve">                            &lt;div class="cabin-row-grid"&gt;</w:t>
+              <w:br/>
+              <w:t xml:space="preserve">                                &lt;span class="row-label-pill"&gt;6&lt;/span&gt;</w:t>
+              <w:br/>
+              <w:t xml:space="preserve">                                &lt;div class="cabin-seat-cluster"&gt;</w:t>
+              <w:br/>
+              <w:t xml:space="preserve">                                    &lt;div class="cabin-seat-unit" onclick="pickSeat('6A', 'Economy')" id="seat_6A" title="Seat 6A (Window)"&gt;</w:t>
+              <w:br/>
+              <w:t xml:space="preserve">                                        &lt;span class="seat-code"&gt;6A&lt;/span&gt;</w:t>
+              <w:br/>
+              <w:t xml:space="preserve">                                        &lt;span class="seat-type-dot"&gt;&lt;/span&gt;</w:t>
+              <w:br/>
+              <w:t xml:space="preserve">                                    &lt;/div&gt;</w:t>
+              <w:br/>
+              <w:t xml:space="preserve">                                    &lt;div class="cabin-seat-unit" onclick="pickSeat('6B', 'Economy')" id="seat_6B" title="Seat 6B (Middle)"&gt;</w:t>
+              <w:br/>
+              <w:t xml:space="preserve">                                        &lt;span class="seat-code"&gt;6B&lt;/span&gt;</w:t>
+              <w:br/>
+              <w:t xml:space="preserve">                                        &lt;span class="seat-type-dot"&gt;&lt;/span&gt;</w:t>
+              <w:br/>
+              <w:t xml:space="preserve">                                    &lt;/div&gt;</w:t>
+              <w:br/>
+              <w:t xml:space="preserve">                                    &lt;div class="cabin-seat-unit" onclick="pickSeat('6C', 'Economy')" id="seat_6C" title="Seat 6C (Aisle)"&gt;</w:t>
+              <w:br/>
+              <w:t xml:space="preserve">                                        &lt;span class="seat-code"&gt;6C&lt;/span&gt;</w:t>
+              <w:br/>
+              <w:t xml:space="preserve">                                        &lt;span class="seat-type-dot"&gt;&lt;/span&gt;</w:t>
+              <w:br/>
+              <w:t xml:space="preserve">                                    &lt;/div&gt;</w:t>
+              <w:br/>
+              <w:t xml:space="preserve">                                &lt;/div&gt;</w:t>
+              <w:br/>
+              <w:t xml:space="preserve">                                &lt;div class="cabin-aisle-divider"&gt;AISLE&lt;/div&gt;</w:t>
+              <w:br/>
+              <w:t xml:space="preserve">                                &lt;div class="cabin-seat-cluster"&gt;</w:t>
+              <w:br/>
+              <w:t xml:space="preserve">                                    &lt;div class="cabin-seat-unit" onclick="pickSeat('6D', 'Economy')" id="seat_6D" title="Seat 6D (Aisle)"&gt;</w:t>
+              <w:br/>
+              <w:t xml:space="preserve">                                        &lt;span class="seat-code"&gt;6D&lt;/span&gt;</w:t>
+              <w:br/>
+              <w:t xml:space="preserve">                                        &lt;span class="seat-type-dot"&gt;&lt;/span&gt;</w:t>
+              <w:br/>
+              <w:t xml:space="preserve">                                    &lt;/div&gt;</w:t>
+              <w:br/>
+              <w:t xml:space="preserve">                                    &lt;div class="cabin-seat-unit" onclick="pickSeat('6E', 'Economy')" id="seat_6E" title="Seat 6E (Middle)"&gt;</w:t>
+              <w:br/>
+              <w:t xml:space="preserve">                                        &lt;span class="seat-code"&gt;6E&lt;/span&gt;</w:t>
+              <w:br/>
+              <w:t xml:space="preserve">                                        &lt;span class="seat-type-dot"&gt;&lt;/span&gt;</w:t>
+              <w:br/>
+              <w:t xml:space="preserve">                                    &lt;/div&gt;</w:t>
+              <w:br/>
+              <w:t xml:space="preserve">                                    &lt;div class="cabin-seat-unit" onclick="pickSeat('6F', 'Economy')" id="seat_6F" title="Seat 6F (Window)"&gt;</w:t>
+              <w:br/>
+              <w:t xml:space="preserve">                                        &lt;span class="seat-code"&gt;6F&lt;/span&gt;</w:t>
+              <w:br/>
+              <w:t xml:space="preserve">                                        &lt;span class="seat-type-dot"&gt;&lt;/span&gt;</w:t>
+              <w:br/>
+              <w:t xml:space="preserve">                                    &lt;/div&gt;</w:t>
+              <w:br/>
+              <w:t xml:space="preserve">                                &lt;/div&gt;</w:t>
+              <w:br/>
+              <w:t xml:space="preserve">                            &lt;/div&gt;</w:t>
+              <w:br/>
+              <w:br/>
+              <w:t xml:space="preserve">                            &lt;div class="cabin-row-grid"&gt;</w:t>
+              <w:br/>
+              <w:t xml:space="preserve">                                &lt;span class="row-label-pill"&gt;7&lt;/span&gt;</w:t>
+              <w:br/>
+              <w:t xml:space="preserve">                                &lt;div class="cabin-seat-cluster"&gt;</w:t>
+              <w:br/>
+              <w:t xml:space="preserve">                                    &lt;div class="cabin-seat-unit" onclick="pickSeat('7A', 'Economy')" id="seat_7A" title="Seat 7A (Window)"&gt;</w:t>
+              <w:br/>
+              <w:t xml:space="preserve">                                        &lt;span class="seat-code"&gt;7A&lt;/span&gt;</w:t>
+              <w:br/>
+              <w:t xml:space="preserve">                                        &lt;span class="seat-type-dot"&gt;&lt;/span&gt;</w:t>
+              <w:br/>
+              <w:t xml:space="preserve">                                    &lt;/div&gt;</w:t>
+              <w:br/>
+              <w:t xml:space="preserve">                                    &lt;div class="cabin-seat-unit occupied" title="Seat 7B (Occupied)"&gt;</w:t>
+              <w:br/>
+              <w:t xml:space="preserve">                                        &lt;span class="seat-code"&gt;7B&lt;/span&gt;</w:t>
+              <w:br/>
+              <w:t xml:space="preserve">                                        &lt;span class="seat-type-dot"&gt;&lt;/span&gt;</w:t>
+              <w:br/>
+              <w:t xml:space="preserve">                                    &lt;/div&gt;</w:t>
+              <w:br/>
+              <w:t xml:space="preserve">                                    &lt;div class="cabin-seat-unit" onclick="pickSeat('7C', 'Economy')" id="seat_7C" title="Seat 7C (Aisle)"&gt;</w:t>
+              <w:br/>
+              <w:t xml:space="preserve">                                        &lt;span class="seat-code"&gt;7C&lt;/span&gt;</w:t>
+              <w:br/>
+              <w:t xml:space="preserve">                                        &lt;span class="seat-type-dot"&gt;&lt;/span&gt;</w:t>
+              <w:br/>
+              <w:t xml:space="preserve">                                    &lt;/div&gt;</w:t>
+              <w:br/>
+              <w:t xml:space="preserve">                                &lt;/div&gt;</w:t>
+              <w:br/>
+              <w:t xml:space="preserve">                                &lt;div class="cabin-aisle-divider"&gt;AISLE&lt;/div&gt;</w:t>
+              <w:br/>
+              <w:t xml:space="preserve">                                &lt;div class="cabin-seat-cluster"&gt;</w:t>
+              <w:br/>
+              <w:t xml:space="preserve">                                    &lt;div class="cabin-seat-unit" onclick="pickSeat('7D', 'Economy')" id="seat_7D" title="Seat 7D (Aisle)"&gt;</w:t>
+              <w:br/>
+              <w:t xml:space="preserve">                                        &lt;span class="seat-code"&gt;7D&lt;/span&gt;</w:t>
+              <w:br/>
+              <w:t xml:space="preserve">                                        &lt;span class="seat-type-dot"&gt;&lt;/span&gt;</w:t>
+              <w:br/>
+              <w:t xml:space="preserve">                                    &lt;/div&gt;</w:t>
+              <w:br/>
+              <w:t xml:space="preserve">                                    &lt;div class="cabin-seat-unit" onclick="pickSeat('7E', 'Economy')" id="seat_7E" title="Seat 7E (Middle)"&gt;</w:t>
+              <w:br/>
+              <w:t xml:space="preserve">                                        &lt;span class="seat-code"&gt;7E&lt;/span&gt;</w:t>
+              <w:br/>
+              <w:t xml:space="preserve">                                        &lt;span class="seat-type-dot"&gt;&lt;/span&gt;</w:t>
+              <w:br/>
+              <w:t xml:space="preserve">                                    &lt;/div&gt;</w:t>
+              <w:br/>
+              <w:t xml:space="preserve">                                    &lt;div class="cabin-seat-unit" onclick="pickSeat('7F', 'Economy')" id="seat_7F" title="Seat 7F (Window)"&gt;</w:t>
+              <w:br/>
+              <w:t xml:space="preserve">                                        &lt;span class="seat-code"&gt;7F&lt;/span&gt;</w:t>
+              <w:br/>
+              <w:t xml:space="preserve">                                        &lt;span class="seat-type-dot"&gt;&lt;/span&gt;</w:t>
+              <w:br/>
+              <w:t xml:space="preserve">                                    &lt;/div&gt;</w:t>
+              <w:br/>
+              <w:t xml:space="preserve">                                &lt;/div&gt;</w:t>
+              <w:br/>
+              <w:t xml:space="preserve">                            &lt;/div&gt;</w:t>
+              <w:br/>
+              <w:t xml:space="preserve">                        &lt;/div&gt;</w:t>
+              <w:br/>
+              <w:br/>
+              <w:t xml:space="preserve">                        &lt;!-- Seat Legend --&gt;</w:t>
+              <w:br/>
+              <w:t xml:space="preserve">                        &lt;div class="cabin-seat-legend"&gt;</w:t>
+              <w:br/>
+              <w:t xml:space="preserve">                            &lt;div class="legend-item"&gt;&lt;span class="legend-swatch available"&gt;&lt;/span&gt; Available&lt;/div&gt;</w:t>
+              <w:br/>
+              <w:t xml:space="preserve">                            &lt;div class="legend-item"&gt;&lt;span class="legend-swatch selected"&gt;&lt;/span&gt; Selected&lt;/div&gt;</w:t>
+              <w:br/>
+              <w:t xml:space="preserve">                            &lt;div class="legend-item"&gt;&lt;span class="legend-swatch occupied"&gt;&lt;/span&gt; Occupied&lt;/div&gt;</w:t>
+              <w:br/>
+              <w:t xml:space="preserve">                            &lt;div class="legend-item"&gt;&lt;span class="legend-swatch suite"&gt;&lt;/span&gt; Suite Pod&lt;/div&gt;</w:t>
+              <w:br/>
+              <w:t xml:space="preserve">                        &lt;/div&gt;</w:t>
               <w:br/>
               <w:t xml:space="preserve">                    &lt;/div&gt;</w:t>
               <w:br/>
-              <w:br/>
-              <w:t xml:space="preserve">                    &lt;!-- First Class --&gt;</w:t>
-              <w:br/>
-              <w:t xml:space="preserve">                    &lt;div class="tier-card" id="tierCardFirst" onclick="selectClassTier('First Class', 3)"&gt;</w:t>
-              <w:br/>
-              <w:t xml:space="preserve">                        &lt;div&gt;</w:t>
-              <w:br/>
-              <w:t xml:space="preserve">                            &lt;span class="tier-badge first"&gt;Luxury VIP&lt;/span&gt;</w:t>
-              <w:br/>
-              <w:t xml:space="preserve">                            &lt;div class="tier-name"&gt;First Class&lt;/div&gt;</w:t>
-              <w:br/>
-              <w:t xml:space="preserve">                            &lt;div class="tier-multiplier-text"&gt;3.0x Base Rate&lt;/div&gt;</w:t>
+              <w:t xml:space="preserve">                &lt;/div&gt;</w:t>
+              <w:br/>
+              <w:br/>
+              <w:t xml:space="preserve">                &lt;!-- STEP 2: IN-FLIGHT EXTRAS &amp; DINING --&gt;</w:t>
+              <w:br/>
+              <w:t xml:space="preserve">                &lt;div id="modalStep2Content" style="display: none;"&gt;</w:t>
+              <w:br/>
+              <w:t xml:space="preserve">                    &lt;div class="class-tiers-label"&gt;</w:t>
+              <w:br/>
+              <w:t xml:space="preserve">                        &lt;span&gt;Personalize Your Flight Experience:&lt;/span&gt;</w:t>
+              <w:br/>
+              <w:t xml:space="preserve">                        &lt;span style="font-size: 12px; font-weight: 500; color: var(--text-muted);"&gt;Toggle optional airline amenities&lt;/span&gt;</w:t>
+              <w:br/>
+              <w:t xml:space="preserve">                    &lt;/div&gt;</w:t>
+              <w:br/>
+              <w:br/>
+              <w:t xml:space="preserve">                    &lt;div class="addons-container"&gt;</w:t>
+              <w:br/>
+              <w:t xml:space="preserve">                        &lt;!-- Addon 1: Extra Baggage --&gt;</w:t>
+              <w:br/>
+              <w:t xml:space="preserve">                        &lt;div class="addon-card" id="addonBaggageCard" onclick="toggleAddon('baggage', 45)"&gt;</w:t>
+              <w:br/>
+              <w:t xml:space="preserve">                            &lt;div class="addon-left"&gt;</w:t>
+              <w:br/>
+              <w:t xml:space="preserve">                                &lt;div class="addon-icon-circle"&gt;</w:t>
+              <w:br/>
+              <w:t xml:space="preserve">                                    &lt;svg width="20" height="20" viewBox="0 0 24 24" fill="none" stroke="currentColor" stroke-width="2"&gt;&lt;rect x="6" y="7" width="12" height="14" rx="2"&gt;&lt;/rect&gt;&lt;path d="M9 7V4a2 2 0 0 1 2-2h2a2 2 0 0 1 2 2v3"&gt;&lt;/path&gt;&lt;line x1="9" y1="21" x2="9" y2="23"&gt;&lt;/line&gt;&lt;line x1="15" y1="21" x2="15" y2="23"&gt;&lt;/line&gt;&lt;/svg&gt;</w:t>
+              <w:br/>
+              <w:t xml:space="preserve">                                &lt;/div&gt;</w:t>
+              <w:br/>
+              <w:t xml:space="preserve">                                &lt;div class="addon-details"&gt;</w:t>
+              <w:br/>
+              <w:t xml:space="preserve">                                    &lt;h4&gt;+1 Extra Checked Bag (23kg)&lt;/h4&gt;</w:t>
+              <w:br/>
+              <w:t xml:space="preserve">                                    &lt;p&gt;Standard 23kg allowance included; add another checked piece with priority tag.&lt;/p&gt;</w:t>
+              <w:br/>
+              <w:t xml:space="preserve">                                &lt;/div&gt;</w:t>
+              <w:br/>
+              <w:t xml:space="preserve">                            &lt;/div&gt;</w:t>
+              <w:br/>
+              <w:t xml:space="preserve">                            &lt;div class="addon-right"&gt;</w:t>
+              <w:br/>
+              <w:t xml:space="preserve">                                &lt;span class="addon-price-badge" id="addonBaggagePrice"&gt;+$45.00&lt;/span&gt;</w:t>
+              <w:br/>
+              <w:t xml:space="preserve">                                &lt;div class="addon-checkbox"&gt;</w:t>
+              <w:br/>
+              <w:t xml:space="preserve">                                    &lt;svg width="14" height="14" viewBox="0 0 24 24" fill="none" stroke="#ffffff" stroke-width="3"&gt;&lt;polyline points="20 6 9 17 4 12"&gt;&lt;/polyline&gt;&lt;/svg&gt;</w:t>
+              <w:br/>
+              <w:t xml:space="preserve">                                &lt;/div&gt;</w:t>
+              <w:br/>
+              <w:t xml:space="preserve">                            &lt;/div&gt;</w:t>
               <w:br/>
               <w:t xml:space="preserve">                        &lt;/div&gt;</w:t>
               <w:br/>
-              <w:t xml:space="preserve">                        &lt;ul class="tier-features"&gt;</w:t>
-              <w:br/>
-              <w:t xml:space="preserve">                            &lt;li&gt;Private Lie-flat Suite&lt;/li&gt;</w:t>
-              <w:br/>
-              <w:t xml:space="preserve">                            &lt;li&gt;Fine Dining &amp; Champagne&lt;/li&gt;</w:t>
-              <w:br/>
-              <w:t xml:space="preserve">                            &lt;li&gt;Dedicated Chauffeur&lt;/li&gt;</w:t>
-              <w:br/>
-              <w:t xml:space="preserve">                        &lt;/ul&gt;</w:t>
+              <w:br/>
+              <w:t xml:space="preserve">                        &lt;!-- Addon 2: Gourmet Dining --&gt;</w:t>
+              <w:br/>
+              <w:t xml:space="preserve">                        &lt;div class="addon-card" id="addonMealCard" onclick="toggleAddon('meal', 18)"&gt;</w:t>
+              <w:br/>
+              <w:t xml:space="preserve">                            &lt;div class="addon-left"&gt;</w:t>
+              <w:br/>
+              <w:t xml:space="preserve">                                &lt;div class="addon-icon-circle"&gt;</w:t>
+              <w:br/>
+              <w:t xml:space="preserve">                                    &lt;svg width="20" height="20" viewBox="0 0 24 24" fill="none" stroke="currentColor" stroke-width="2"&gt;&lt;path d="M18 8h1a4 4 0 0 1 0 8h-1"&gt;&lt;/path&gt;&lt;path d="M2 8h16v9a4 4 0 0 1-4 4H6a4 4 0 0 1-4-4V8z"&gt;&lt;/path&gt;&lt;line x1="6" y1="6" x2="6" y2="2"&gt;&lt;/line&gt;&lt;line x1="10" y1="6" x2="10" y2="2"&gt;&lt;/line&gt;&lt;line x1="14" y1="6" x2="14" y2="2"&gt;&lt;/line&gt;&lt;/svg&gt;</w:t>
+              <w:br/>
+              <w:t xml:space="preserve">                                &lt;/div&gt;</w:t>
+              <w:br/>
+              <w:t xml:space="preserve">                                &lt;div class="addon-details"&gt;</w:t>
+              <w:br/>
+              <w:t xml:space="preserve">                                    &lt;h4&gt;Chef's Gourmet Dining Upgrade&lt;/h4&gt;</w:t>
+              <w:br/>
+              <w:t xml:space="preserve">                                    &lt;p&gt;Fresh Grilled Atlantic Salmon or Tenderloin Steak with fine dessert.&lt;/p&gt;</w:t>
+              <w:br/>
+              <w:t xml:space="preserve">                                &lt;/div&gt;</w:t>
+              <w:br/>
+              <w:t xml:space="preserve">                            &lt;/div&gt;</w:t>
+              <w:br/>
+              <w:t xml:space="preserve">                            &lt;div class="addon-right"&gt;</w:t>
+              <w:br/>
+              <w:t xml:space="preserve">                                &lt;span class="addon-price-badge" id="addonMealPrice"&gt;+$18.00&lt;/span&gt;</w:t>
+              <w:br/>
+              <w:t xml:space="preserve">                                &lt;div class="addon-checkbox"&gt;</w:t>
+              <w:br/>
+              <w:t xml:space="preserve">                                    &lt;svg width="14" height="14" viewBox="0 0 24 24" fill="none" stroke="#ffffff" stroke-width="3"&gt;&lt;polyline points="20 6 9 17 4 12"&gt;&lt;/polyline&gt;&lt;/svg&gt;</w:t>
+              <w:br/>
+              <w:t xml:space="preserve">                                &lt;/div&gt;</w:t>
+              <w:br/>
+              <w:t xml:space="preserve">                            &lt;/div&gt;</w:t>
+              <w:br/>
+              <w:t xml:space="preserve">                        &lt;/div&gt;</w:t>
+              <w:br/>
+              <w:br/>
+              <w:t xml:space="preserve">                        &lt;!-- Addon 3: Satellite Wi-Fi --&gt;</w:t>
+              <w:br/>
+              <w:t xml:space="preserve">                        &lt;div class="addon-card" id="addonWifiCard" onclick="toggleAddon('wifi', 15)"&gt;</w:t>
+              <w:br/>
+              <w:t xml:space="preserve">                            &lt;div class="addon-left"&gt;</w:t>
+              <w:br/>
+              <w:t xml:space="preserve">                                &lt;div class="addon-icon-circle"&gt;</w:t>
+              <w:br/>
+              <w:t xml:space="preserve">                                    &lt;svg width="20" height="20" viewBox="0 0 24 24" fill="none" stroke="currentColor" stroke-width="2"&gt;&lt;path d="M5 12.55a11 11 0 0 1 14.08 0"&gt;&lt;/path&gt;&lt;path d="M1.42 9a16 16 0 0 1 21.16 0"&gt;&lt;/path&gt;&lt;path d="M8.53 16.11a6 6 0 0 1 6.95 0"&gt;&lt;/path&gt;&lt;line x1="12" y1="20" x2="12.01" y2="20"&gt;&lt;/line&gt;&lt;/svg&gt;</w:t>
+              <w:br/>
+              <w:t xml:space="preserve">                                &lt;/div&gt;</w:t>
+              <w:br/>
+              <w:t xml:space="preserve">                                &lt;div class="addon-details"&gt;</w:t>
+              <w:br/>
+              <w:t xml:space="preserve">                                    &lt;h4&gt;High-Speed Satellite Wi-Fi Pass&lt;/h4&gt;</w:t>
+              <w:br/>
+              <w:t xml:space="preserve">                                    &lt;p&gt;Unlimited high-speed in-flight internet streaming across all your devices.&lt;/p&gt;</w:t>
+              <w:br/>
+              <w:t xml:space="preserve">                                &lt;/div&gt;</w:t>
+              <w:br/>
+              <w:t xml:space="preserve">                            &lt;/div&gt;</w:t>
+              <w:br/>
+              <w:t xml:space="preserve">                            &lt;div class="addon-right"&gt;</w:t>
+              <w:br/>
+              <w:t xml:space="preserve">                                &lt;span class="addon-price-badge" id="addonWifiPrice"&gt;+$15.00&lt;/span&gt;</w:t>
+              <w:br/>
+              <w:t xml:space="preserve">                                &lt;div class="addon-checkbox"&gt;</w:t>
+              <w:br/>
+              <w:t xml:space="preserve">                                    &lt;svg width="14" height="14" viewBox="0 0 24 24" fill="none" stroke="#ffffff" stroke-width="3"&gt;&lt;polyline points="20 6 9 17 4 12"&gt;&lt;/polyline&gt;&lt;/svg&gt;</w:t>
+              <w:br/>
+              <w:t xml:space="preserve">                                &lt;/div&gt;</w:t>
+              <w:br/>
+              <w:t xml:space="preserve">                            &lt;/div&gt;</w:t>
+              <w:br/>
+              <w:t xml:space="preserve">                        &lt;/div&gt;</w:t>
+              <w:br/>
+              <w:br/>
+              <w:t xml:space="preserve">                        &lt;!-- Addon 4: Travel Protection --&gt;</w:t>
+              <w:br/>
+              <w:t xml:space="preserve">                        &lt;div class="addon-card" id="addonInsuranceCard" onclick="toggleAddon('insurance', 28)"&gt;</w:t>
+              <w:br/>
+              <w:t xml:space="preserve">                            &lt;div class="addon-left"&gt;</w:t>
+              <w:br/>
+              <w:t xml:space="preserve">                                &lt;div class="addon-icon-circle"&gt;</w:t>
+              <w:br/>
+              <w:t xml:space="preserve">                                    &lt;svg width="20" height="20" viewBox="0 0 24 24" fill="none" stroke="currentColor" stroke-width="2"&gt;&lt;path d="M12 22s8-4 8-10V5l-8-3-8 3v7c0 6 8 10 8 10z"&gt;&lt;/path&gt;&lt;/svg&gt;</w:t>
+              <w:br/>
+              <w:t xml:space="preserve">                                &lt;/div&gt;</w:t>
+              <w:br/>
+              <w:t xml:space="preserve">                                &lt;div class="addon-details"&gt;</w:t>
+              <w:br/>
+              <w:t xml:space="preserve">                                    &lt;h4&gt;SkyWings Comprehensive Protection&lt;/h4&gt;</w:t>
+              <w:br/>
+              <w:t xml:space="preserve">                                    &lt;p&gt;100% cancellation reimbursement, emergency medical coverage, and lost bag shield.&lt;/p&gt;</w:t>
+              <w:br/>
+              <w:t xml:space="preserve">                                &lt;/div&gt;</w:t>
+              <w:br/>
+              <w:t xml:space="preserve">                            &lt;/div&gt;</w:t>
+              <w:br/>
+              <w:t xml:space="preserve">                            &lt;div class="addon-right"&gt;</w:t>
+              <w:br/>
+              <w:t xml:space="preserve">                                &lt;span class="addon-price-badge" id="addonInsurancePrice"&gt;+$28.00&lt;/span&gt;</w:t>
+              <w:br/>
+              <w:t xml:space="preserve">                                &lt;div class="addon-checkbox"&gt;</w:t>
+              <w:br/>
+              <w:t xml:space="preserve">                                    &lt;svg width="14" height="14" viewBox="0 0 24 24" fill="none" stroke="#ffffff" stroke-width="3"&gt;&lt;polyline points="20 6 9 17 4 12"&gt;&lt;/polyline&gt;&lt;/svg&gt;</w:t>
+              <w:br/>
+              <w:t xml:space="preserve">                                &lt;/div&gt;</w:t>
+              <w:br/>
+              <w:t xml:space="preserve">                            &lt;/div&gt;</w:t>
+              <w:br/>
+              <w:t xml:space="preserve">                        &lt;/div&gt;</w:t>
               <w:br/>
               <w:t xml:space="preserve">                    &lt;/div&gt;</w:t>
               <w:br/>
               <w:t xml:space="preserve">                &lt;/div&gt;</w:t>
               <w:br/>
               <w:br/>
-              <w:t xml:space="preserve">                &lt;!-- Live Fare Calculation --&gt;</w:t>
-              <w:br/>
-              <w:t xml:space="preserve">                &lt;div class="modal-breakdown-box"&gt;</w:t>
+              <w:t xml:space="preserve">                &lt;!-- Live Fare Calculation Breakdown Box --&gt;</w:t>
+              <w:br/>
+              <w:t xml:space="preserve">                &lt;div class="modal-breakdown-box" style="margin-top: 18px;"&gt;</w:t>
               <w:br/>
               <w:t xml:space="preserve">                    &lt;div class="breakdown-row"&gt;</w:t>
               <w:br/>
@@ -7652,17 +8445,33 @@
               <w:br/>
               <w:t xml:space="preserve">                    &lt;div class="breakdown-row"&gt;</w:t>
               <w:br/>
-              <w:t xml:space="preserve">                        &lt;span&gt;Class Surcharge (&lt;span id="calcClassLabel"&gt;Economy&lt;/span&gt;):&lt;/span&gt;</w:t>
+              <w:t xml:space="preserve">                        &lt;span&gt;Cabin Tier (&lt;span id="calcClassLabel"&gt;Economy&lt;/span&gt;):&lt;/span&gt;</w:t>
               <w:br/>
               <w:t xml:space="preserve">                        &lt;span id="calcClassSurcharge"&gt;$0.00&lt;/span&gt;</w:t>
               <w:br/>
               <w:t xml:space="preserve">                    &lt;/div&gt;</w:t>
               <w:br/>
+              <w:t xml:space="preserve">                    &lt;div class="breakdown-row" id="breakdownSeatRow" style="display: none;"&gt;</w:t>
+              <w:br/>
+              <w:t xml:space="preserve">                        &lt;span&gt;Exit Row Seat Fee (&lt;span id="calcSeatName"&gt;5A&lt;/span&gt;):&lt;/span&gt;</w:t>
+              <w:br/>
+              <w:t xml:space="preserve">                        &lt;span id="calcSeatSurcharge"&gt;+$20.00&lt;/span&gt;</w:t>
+              <w:br/>
+              <w:t xml:space="preserve">                    &lt;/div&gt;</w:t>
+              <w:br/>
+              <w:t xml:space="preserve">                    &lt;div class="breakdown-row" id="breakdownExtrasRow" style="display: none;"&gt;</w:t>
+              <w:br/>
+              <w:t xml:space="preserve">                        &lt;span&gt;In-Flight Extras (&lt;span id="calcExtrasList"&gt;Addons&lt;/span&gt;):&lt;/span&gt;</w:t>
+              <w:br/>
+              <w:t xml:space="preserve">                        &lt;span id="calcExtrasSurcharge"&gt;+$0.00&lt;/span&gt;</w:t>
+              <w:br/>
+              <w:t xml:space="preserve">                    &lt;/div&gt;</w:t>
+              <w:br/>
               <w:t xml:space="preserve">                    &lt;div class="breakdown-row"&gt;</w:t>
               <w:br/>
               <w:t xml:space="preserve">                        &lt;span&gt;Aviation Security &amp; Taxes:&lt;/span&gt;</w:t>
               <w:br/>
-              <w:t xml:space="preserve">                        &lt;span&gt;$35.00&lt;/span&gt;</w:t>
+              <w:t xml:space="preserve">                        &lt;span id="calcTaxesFare"&gt;$35.00&lt;/span&gt;</w:t>
               <w:br/>
               <w:t xml:space="preserve">                    &lt;/div&gt;</w:t>
               <w:br/>
@@ -7677,17 +8486,17 @@
               <w:t xml:space="preserve">                &lt;/div&gt;</w:t>
               <w:br/>
               <w:br/>
-              <w:t xml:space="preserve">                &lt;!-- Actions --&gt;</w:t>
-              <w:br/>
-              <w:t xml:space="preserve">                &lt;div class="modal-footer"&gt;</w:t>
-              <w:br/>
-              <w:t xml:space="preserve">                    &lt;button type="button" class="btn btn-outline" onclick="closeBookingModal()" style="flex: 0.4;"&gt;Cancel&lt;/button&gt;</w:t>
+              <w:t xml:space="preserve">                &lt;!-- Modal Action Controls --&gt;</w:t>
+              <w:br/>
+              <w:t xml:space="preserve">                &lt;div class="modal-footer" style="margin-top: 20px;"&gt;</w:t>
+              <w:br/>
+              <w:t xml:space="preserve">                    &lt;button type="button" class="btn btn-outline" onclick="closeBookingModal()" style="flex: 0.35;"&gt;Cancel&lt;/button&gt;</w:t>
               <w:br/>
               <w:t xml:space="preserve">                    &lt;button type="button" class="btn-confirm-booking" id="confirmBookingBtn" onclick="processFlightBooking()"&gt;</w:t>
               <w:br/>
               <w:t xml:space="preserve">                        &lt;svg width="18" height="18" viewBox="0 0 24 24" fill="none" stroke="currentColor" stroke-width="2.2" stroke-linecap="round" stroke-linejoin="round"&gt;&lt;rect x="1" y="4" width="22" height="16" rx="2" ry="2"&gt;&lt;/rect&gt;&lt;line x1="1" y1="10" x2="23" y2="10"&gt;&lt;/line&gt;&lt;/svg&gt;</w:t>
               <w:br/>
-              <w:t xml:space="preserve">                        &lt;span&gt;Reserve &amp; Pay Now&lt;/span&gt;</w:t>
+              <w:t xml:space="preserve">                        &lt;span&gt;Confirm &amp; Reserve Flight&lt;/span&gt;</w:t>
               <w:br/>
               <w:t xml:space="preserve">                    &lt;/button&gt;</w:t>
               <w:br/>
@@ -7702,7 +8511,7 @@
               <w:br/>
               <w:t xml:space="preserve">    &lt;!-- =========================================================</w:t>
               <w:br/>
-              <w:t xml:space="preserve">         REALISTIC BOARDING PASS MODAL</w:t>
+              <w:t xml:space="preserve">         REALISTIC BOARDING PASS MODAL WITH SCANNER &amp; COUNTDOWN</w:t>
               <w:br/>
               <w:t xml:space="preserve">         ========================================================= --&gt;</w:t>
               <w:br/>
@@ -7811,13 +8620,40 @@
               <w:br/>
               <w:t xml:space="preserve">                        &lt;div class="t-label"&gt;Assigned Seat&lt;/div&gt;</w:t>
               <w:br/>
-              <w:t xml:space="preserve">                        &lt;div class="t-val" style="color: var(--primary-light);" id="bpSeat"&gt;4F&lt;/div&gt;</w:t>
+              <w:t xml:space="preserve">                        &lt;div class="t-val" style="color: var(--primary-light); font-weight: 900;" id="bpSeat"&gt;4F&lt;/div&gt;</w:t>
               <w:br/>
               <w:t xml:space="preserve">                    &lt;/div&gt;</w:t>
               <w:br/>
               <w:t xml:space="preserve">                &lt;/div&gt;</w:t>
               <w:br/>
               <w:br/>
+              <w:t xml:space="preserve">                &lt;!-- Live Countdown &amp; QR Strip --&gt;</w:t>
+              <w:br/>
+              <w:t xml:space="preserve">                &lt;div style="display: flex; justify-content: space-between; align-items: center; margin: 16px 0 10px 0; flex-wrap: wrap; gap: 10px;"&gt;</w:t>
+              <w:br/>
+              <w:t xml:space="preserve">                    &lt;div class="flight-countdown-pill"&gt;</w:t>
+              <w:br/>
+              <w:t xml:space="preserve">                        &lt;span class="clock-icon"&gt;⏱️&lt;/span&gt;</w:t>
+              <w:br/>
+              <w:t xml:space="preserve">                        &lt;span id="bpCountdownText"&gt;Boarding in: 02d 14h 28m&lt;/span&gt;</w:t>
+              <w:br/>
+              <w:t xml:space="preserve">                    &lt;/div&gt;</w:t>
+              <w:br/>
+              <w:t xml:space="preserve">                    &lt;div class="ticket-qr-strip" style="margin: 0; padding: 4px 10px;"&gt;</w:t>
+              <w:br/>
+              <w:t xml:space="preserve">                        &lt;svg class="qr-code-svg-wrap" viewBox="0 0 24 24" fill="#0f172a" style="width: 44px; height: 44px;"&gt;</w:t>
+              <w:br/>
+              <w:t xml:space="preserve">                            &lt;path d="M2 2h8v8H2V2zm2 2v4h4V4H4zm10-2h8v8h-8V2zm2 2v4h4V4h-4zM2 14h8v8H2v-8zm2 2v4h4v-4H4zm12 2h2v4h-2v-4zm4-2h2v2h-2v-2zm-6 0h2v2h-2v-2zm4 4h2v2h-2v-2zm-2-2h2v2h-2v-2zm-2 2h2v2h-2v-2z"/&gt;</w:t>
+              <w:br/>
+              <w:t xml:space="preserve">                        &lt;/svg&gt;</w:t>
+              <w:br/>
+              <w:t xml:space="preserve">                        &lt;span style="font-size: 11px; font-weight: 800; color: #1e3a8a; margin-left: 8px;"&gt;IATA SECURE&lt;/span&gt;</w:t>
+              <w:br/>
+              <w:t xml:space="preserve">                    &lt;/div&gt;</w:t>
+              <w:br/>
+              <w:t xml:space="preserve">                &lt;/div&gt;</w:t>
+              <w:br/>
+              <w:br/>
               <w:t xml:space="preserve">                &lt;!-- Authentic Airline Customs Validation Stamp --&gt;</w:t>
               <w:br/>
               <w:t xml:space="preserve">                &lt;div class="ticket-official-stamp" id="bpOfficialStamp"&gt;</w:t>
@@ -7831,11 +8667,15 @@
               <w:t xml:space="preserve">                &lt;/div&gt;</w:t>
               <w:br/>
               <w:br/>
+              <w:t xml:space="preserve">                &lt;!-- Simulated Barcode with Glowing Laser Scanning Beam --&gt;</w:t>
+              <w:br/>
               <w:t xml:space="preserve">                &lt;div class="ticket-barcode-strip"&gt;</w:t>
               <w:br/>
+              <w:t xml:space="preserve">                    &lt;div class="ticket-scanner-laser"&gt;&lt;/div&gt;</w:t>
+              <w:br/>
               <w:t xml:space="preserve">                    &lt;div class="barcode-simulation"&gt;|||||| | |||||||| |||| | |||||| |||||||| |&lt;/div&gt;</w:t>
               <w:br/>
-              <w:t xml:space="preserve">                    &lt;div class="ticket-barcode-caption"&gt;ETKT-SKYWINGS-AUTH-VERIFIED&lt;/div&gt;</w:t>
+              <w:t xml:space="preserve">                    &lt;div class="ticket-barcode-caption"&gt;ETKT-SKYWINGS-AUTH-VERIFIED • BOARDING PASS&lt;/div&gt;</w:t>
               <w:br/>
               <w:t xml:space="preserve">                &lt;/div&gt;</w:t>
               <w:br/>
@@ -7927,9 +8767,21 @@
               <w:br/>
               <w:t xml:space="preserve"> * SkyWings Airlines - Passenger Dashboard Engine</w:t>
               <w:br/>
-              <w:t xml:space="preserve"> * Handles Flight Search, Multi-Tier Booking, Real-time Metrics, &amp; Digital Boarding Passes.</w:t>
-              <w:br/>
-              <w:t xml:space="preserve"> * Fully Robust, Fast, and Micro-Interaction Ready.</w:t>
+              <w:t xml:space="preserve"> * Features:</w:t>
+              <w:br/>
+              <w:t xml:space="preserve"> * - Pure Web Audio API Synthesized In-Flight Chimes (Ding-Dong &amp; Seat Click)</w:t>
+              <w:br/>
+              <w:t xml:space="preserve"> * - Real-Time Multi-Currency Conversion Engine (USD, EUR, GBP, INR, AED, JPY)</w:t>
+              <w:br/>
+              <w:t xml:space="preserve"> * - Interactive 2D Aircraft Cabin Fuselage Seat Map (Royal Suites, Business 2-2, Exit Row, Economy 3-3)</w:t>
+              <w:br/>
+              <w:t xml:space="preserve"> * - In-Flight Extra Add-Ons (Baggage, Gourmet Dining, Wi-Fi, Travel Protection)</w:t>
+              <w:br/>
+              <w:t xml:space="preserve"> * - Live Laser Barcode Scanner on Boarding Pass &amp; Real-Time Departure Countdown</w:t>
+              <w:br/>
+              <w:t xml:space="preserve"> * - Dynamic City Quick-Filter Chips &amp; Departure Time Filters</w:t>
+              <w:br/>
+              <w:t xml:space="preserve"> * - Micro-Animations, Glassmorphism &amp; Confetti Celebration</w:t>
               <w:br/>
               <w:t xml:space="preserve"> */</w:t>
               <w:br/>
@@ -7941,7 +8793,7 @@
               <w:t>let activeUser = null;</w:t>
               <w:br/>
               <w:br/>
-              <w:t>// Modal State</w:t>
+              <w:t>// Modal &amp; Customization State</w:t>
               <w:br/>
               <w:t>let currentSelectedFlight = null;</w:t>
               <w:br/>
@@ -7949,12 +8801,357 @@
               <w:br/>
               <w:t>let currentTierMultiplier = 1;</w:t>
               <w:br/>
-              <w:t>let currentAssignedSeat = '14A';</w:t>
+              <w:t>let currentAssignedSeat = '6A';</w:t>
+              <w:br/>
+              <w:t>let currentSeatSurcharge = 0;</w:t>
+              <w:br/>
+              <w:t>let currentAddons = {</w:t>
+              <w:br/>
+              <w:t xml:space="preserve">    baggage: false,</w:t>
+              <w:br/>
+              <w:t xml:space="preserve">    meal: false,</w:t>
+              <w:br/>
+              <w:t xml:space="preserve">    wifi: false,</w:t>
+              <w:br/>
+              <w:t xml:space="preserve">    insurance: false</w:t>
+              <w:br/>
+              <w:t>};</w:t>
+              <w:br/>
+              <w:t>let currentModalStep = 1;</w:t>
               <w:br/>
               <w:t>let newlyBookedId = null;</w:t>
               <w:br/>
-              <w:br/>
-              <w:t>// Toast Notification Engine</w:t>
+              <w:t>let countdownIntervalId = null;</w:t>
+              <w:br/>
+              <w:br/>
+              <w:t>// =========================================================</w:t>
+              <w:br/>
+              <w:t>// 1. MULTI-CURRENCY CONVERSION SYSTEM</w:t>
+              <w:br/>
+              <w:t>// =========================================================</w:t>
+              <w:br/>
+              <w:t>const CURRENCIES = {</w:t>
+              <w:br/>
+              <w:t xml:space="preserve">    USD: { symbol: '$', rate: 1.0, decimals: 2 },</w:t>
+              <w:br/>
+              <w:t xml:space="preserve">    EUR: { symbol: '€', rate: 0.92, decimals: 2 },</w:t>
+              <w:br/>
+              <w:t xml:space="preserve">    GBP: { symbol: '£', rate: 0.79, decimals: 2 },</w:t>
+              <w:br/>
+              <w:t xml:space="preserve">    INR: { symbol: '₹', rate: 83.5, decimals: 0 },</w:t>
+              <w:br/>
+              <w:t xml:space="preserve">    AED: { symbol: 'AED ', rate: 3.67, decimals: 2 },</w:t>
+              <w:br/>
+              <w:t xml:space="preserve">    JPY: { symbol: '¥', rate: 155.0, decimals: 0 }</w:t>
+              <w:br/>
+              <w:t>};</w:t>
+              <w:br/>
+              <w:br/>
+              <w:t>let currentCurrency = localStorage.getItem('skywings_currency') || 'USD';</w:t>
+              <w:br/>
+              <w:br/>
+              <w:t>function formatPrice(usdAmount) {</w:t>
+              <w:br/>
+              <w:t xml:space="preserve">    const cur = CURRENCIES[currentCurrency] || CURRENCIES.USD;</w:t>
+              <w:br/>
+              <w:t xml:space="preserve">    const converted = Number(usdAmount || 0) * cur.rate;</w:t>
+              <w:br/>
+              <w:t xml:space="preserve">    return `${cur.symbol}${converted.toLocaleString(undefined, {</w:t>
+              <w:br/>
+              <w:t xml:space="preserve">        minimumFractionDigits: cur.decimals,</w:t>
+              <w:br/>
+              <w:t xml:space="preserve">        maximumFractionDigits: cur.decimals</w:t>
+              <w:br/>
+              <w:t xml:space="preserve">    })}`;</w:t>
+              <w:br/>
+              <w:t>}</w:t>
+              <w:br/>
+              <w:br/>
+              <w:t>function changeCurrency(newCode) {</w:t>
+              <w:br/>
+              <w:t xml:space="preserve">    if (!CURRENCIES[newCode]) return;</w:t>
+              <w:br/>
+              <w:t xml:space="preserve">    currentCurrency = newCode;</w:t>
+              <w:br/>
+              <w:t xml:space="preserve">    localStorage.setItem('skywings_currency', newCode);</w:t>
+              <w:br/>
+              <w:t xml:space="preserve">    playSeatClick();</w:t>
+              <w:br/>
+              <w:br/>
+              <w:t xml:space="preserve">    // Re-render UI components with new currency</w:t>
+              <w:br/>
+              <w:t xml:space="preserve">    handleFilterChange();</w:t>
+              <w:br/>
+              <w:t xml:space="preserve">    updateMetricsAndBadges();</w:t>
+              <w:br/>
+              <w:t xml:space="preserve">    renderBookingsTable();</w:t>
+              <w:br/>
+              <w:br/>
+              <w:t xml:space="preserve">    // Recalculate modal if open</w:t>
+              <w:br/>
+              <w:t xml:space="preserve">    if (currentSelectedFlight) {</w:t>
+              <w:br/>
+              <w:t xml:space="preserve">        updateModalCalculations();</w:t>
+              <w:br/>
+              <w:t xml:space="preserve">    }</w:t>
+              <w:br/>
+              <w:br/>
+              <w:t xml:space="preserve">    showToast(`Currency switched to ${newCode} (${CURRENCIES[newCode].symbol})`, 'info');</w:t>
+              <w:br/>
+              <w:t>}</w:t>
+              <w:br/>
+              <w:br/>
+              <w:t>// =========================================================</w:t>
+              <w:br/>
+              <w:t>// 2. SYNTHESIZED WEB AUDIO API IN-FLIGHT CHIME ENGINE</w:t>
+              <w:br/>
+              <w:t>// =========================================================</w:t>
+              <w:br/>
+              <w:t>let audioCtx = null;</w:t>
+              <w:br/>
+              <w:t>let audioEnabled = localStorage.getItem('skywings_audio') !== 'false';</w:t>
+              <w:br/>
+              <w:br/>
+              <w:t>function initAudioContext() {</w:t>
+              <w:br/>
+              <w:t xml:space="preserve">    if (!audioCtx) {</w:t>
+              <w:br/>
+              <w:t xml:space="preserve">        const AudioContext = window.AudioContext || window.webkitAudioContext;</w:t>
+              <w:br/>
+              <w:t xml:space="preserve">        if (AudioContext) {</w:t>
+              <w:br/>
+              <w:t xml:space="preserve">            audioCtx = new AudioContext();</w:t>
+              <w:br/>
+              <w:t xml:space="preserve">        }</w:t>
+              <w:br/>
+              <w:t xml:space="preserve">    }</w:t>
+              <w:br/>
+              <w:t xml:space="preserve">    if (audioCtx &amp;&amp; audioCtx.state === 'suspended') {</w:t>
+              <w:br/>
+              <w:t xml:space="preserve">        audioCtx.resume();</w:t>
+              <w:br/>
+              <w:t xml:space="preserve">    }</w:t>
+              <w:br/>
+              <w:t>}</w:t>
+              <w:br/>
+              <w:br/>
+              <w:t>function toggleAudio() {</w:t>
+              <w:br/>
+              <w:t xml:space="preserve">    audioEnabled = !audioEnabled;</w:t>
+              <w:br/>
+              <w:t xml:space="preserve">    localStorage.setItem('skywings_audio', audioEnabled ? 'true' : 'false');</w:t>
+              <w:br/>
+              <w:br/>
+              <w:t xml:space="preserve">    const btn = document.getElementById('audioToggleBtn');</w:t>
+              <w:br/>
+              <w:t xml:space="preserve">    const icon = document.getElementById('audioIcon');</w:t>
+              <w:br/>
+              <w:t xml:space="preserve">    const text = document.getElementById('audioText');</w:t>
+              <w:br/>
+              <w:br/>
+              <w:t xml:space="preserve">    if (btn) btn.classList.toggle('active', audioEnabled);</w:t>
+              <w:br/>
+              <w:t xml:space="preserve">    if (icon) icon.innerText = audioEnabled ? '🔊' : '🔇';</w:t>
+              <w:br/>
+              <w:t xml:space="preserve">    if (text) text.innerText = audioEnabled ? 'Sound: ON' : 'Sound: OFF';</w:t>
+              <w:br/>
+              <w:br/>
+              <w:t xml:space="preserve">    if (audioEnabled) {</w:t>
+              <w:br/>
+              <w:t xml:space="preserve">        initAudioContext();</w:t>
+              <w:br/>
+              <w:t xml:space="preserve">        playCabinChime();</w:t>
+              <w:br/>
+              <w:t xml:space="preserve">        showToast('In-Flight sound effects enabled.', 'info');</w:t>
+              <w:br/>
+              <w:t xml:space="preserve">    } else {</w:t>
+              <w:br/>
+              <w:t xml:space="preserve">        showToast('In-Flight sound effects muted.', 'info');</w:t>
+              <w:br/>
+              <w:t xml:space="preserve">    }</w:t>
+              <w:br/>
+              <w:t>}</w:t>
+              <w:br/>
+              <w:br/>
+              <w:t>// Iconic Airplane Two-Tone "Ding-Dong" Call Chime (Boeing/Airbus Style)</w:t>
+              <w:br/>
+              <w:t>function playCabinChime() {</w:t>
+              <w:br/>
+              <w:t xml:space="preserve">    if (!audioEnabled) return;</w:t>
+              <w:br/>
+              <w:t xml:space="preserve">    initAudioContext();</w:t>
+              <w:br/>
+              <w:t xml:space="preserve">    if (!audioCtx) return;</w:t>
+              <w:br/>
+              <w:br/>
+              <w:t xml:space="preserve">    try {</w:t>
+              <w:br/>
+              <w:t xml:space="preserve">        const now = audioCtx.currentTime;</w:t>
+              <w:br/>
+              <w:br/>
+              <w:t xml:space="preserve">        // Tone 1: High Tone (D5 - 587.33 Hz)</w:t>
+              <w:br/>
+              <w:t xml:space="preserve">        const osc1 = audioCtx.createOscillator();</w:t>
+              <w:br/>
+              <w:t xml:space="preserve">        const gain1 = audioCtx.createGain();</w:t>
+              <w:br/>
+              <w:t xml:space="preserve">        osc1.type = 'sine';</w:t>
+              <w:br/>
+              <w:t xml:space="preserve">        osc1.frequency.setValueAtTime(587.33, now);</w:t>
+              <w:br/>
+              <w:t xml:space="preserve">        gain1.gain.setValueAtTime(0.001, now);</w:t>
+              <w:br/>
+              <w:t xml:space="preserve">        gain1.gain.exponentialRampToValueAtTime(0.28, now + 0.04);</w:t>
+              <w:br/>
+              <w:t xml:space="preserve">        gain1.gain.exponentialRampToValueAtTime(0.001, now + 0.55);</w:t>
+              <w:br/>
+              <w:t xml:space="preserve">        osc1.connect(gain1);</w:t>
+              <w:br/>
+              <w:t xml:space="preserve">        gain1.connect(audioCtx.destination);</w:t>
+              <w:br/>
+              <w:t xml:space="preserve">        osc1.start(now);</w:t>
+              <w:br/>
+              <w:t xml:space="preserve">        osc1.stop(now + 0.55);</w:t>
+              <w:br/>
+              <w:br/>
+              <w:t xml:space="preserve">        // Tone 2: Low Tone (A4 - 440 Hz) starting slightly after</w:t>
+              <w:br/>
+              <w:t xml:space="preserve">        const osc2 = audioCtx.createOscillator();</w:t>
+              <w:br/>
+              <w:t xml:space="preserve">        const gain2 = audioCtx.createGain();</w:t>
+              <w:br/>
+              <w:t xml:space="preserve">        osc2.type = 'sine';</w:t>
+              <w:br/>
+              <w:t xml:space="preserve">        osc2.frequency.setValueAtTime(440.0, now + 0.42);</w:t>
+              <w:br/>
+              <w:t xml:space="preserve">        gain2.gain.setValueAtTime(0.001, now + 0.42);</w:t>
+              <w:br/>
+              <w:t xml:space="preserve">        gain2.gain.exponentialRampToValueAtTime(0.24, now + 0.46);</w:t>
+              <w:br/>
+              <w:t xml:space="preserve">        gain2.gain.exponentialRampToValueAtTime(0.001, now + 1.25);</w:t>
+              <w:br/>
+              <w:t xml:space="preserve">        osc2.connect(gain2);</w:t>
+              <w:br/>
+              <w:t xml:space="preserve">        gain2.connect(audioCtx.destination);</w:t>
+              <w:br/>
+              <w:t xml:space="preserve">        osc2.start(now + 0.42);</w:t>
+              <w:br/>
+              <w:t xml:space="preserve">        osc2.stop(now + 1.25);</w:t>
+              <w:br/>
+              <w:t xml:space="preserve">    } catch (e) {</w:t>
+              <w:br/>
+              <w:t xml:space="preserve">        console.warn('Audio play prevented:', e);</w:t>
+              <w:br/>
+              <w:t xml:space="preserve">    }</w:t>
+              <w:br/>
+              <w:t>}</w:t>
+              <w:br/>
+              <w:br/>
+              <w:t>// Soft Crisp Click for Seat / Addon Toggles</w:t>
+              <w:br/>
+              <w:t>function playSeatClick() {</w:t>
+              <w:br/>
+              <w:t xml:space="preserve">    if (!audioEnabled) return;</w:t>
+              <w:br/>
+              <w:t xml:space="preserve">    initAudioContext();</w:t>
+              <w:br/>
+              <w:t xml:space="preserve">    if (!audioCtx) return;</w:t>
+              <w:br/>
+              <w:br/>
+              <w:t xml:space="preserve">    try {</w:t>
+              <w:br/>
+              <w:t xml:space="preserve">        const now = audioCtx.currentTime;</w:t>
+              <w:br/>
+              <w:t xml:space="preserve">        const osc = audioCtx.createOscillator();</w:t>
+              <w:br/>
+              <w:t xml:space="preserve">        const gain = audioCtx.createGain();</w:t>
+              <w:br/>
+              <w:t xml:space="preserve">        osc.type = 'sine';</w:t>
+              <w:br/>
+              <w:t xml:space="preserve">        osc.frequency.setValueAtTime(1180, now);</w:t>
+              <w:br/>
+              <w:t xml:space="preserve">        osc.frequency.exponentialRampToValueAtTime(540, now + 0.04);</w:t>
+              <w:br/>
+              <w:t xml:space="preserve">        gain.gain.setValueAtTime(0.12, now);</w:t>
+              <w:br/>
+              <w:t xml:space="preserve">        gain.gain.exponentialRampToValueAtTime(0.001, now + 0.04);</w:t>
+              <w:br/>
+              <w:t xml:space="preserve">        osc.connect(gain);</w:t>
+              <w:br/>
+              <w:t xml:space="preserve">        gain.connect(audioCtx.destination);</w:t>
+              <w:br/>
+              <w:t xml:space="preserve">        osc.start(now);</w:t>
+              <w:br/>
+              <w:t xml:space="preserve">        osc.stop(now + 0.04);</w:t>
+              <w:br/>
+              <w:t xml:space="preserve">    } catch (e) {</w:t>
+              <w:br/>
+              <w:t xml:space="preserve">        // Silently catch</w:t>
+              <w:br/>
+              <w:t xml:space="preserve">    }</w:t>
+              <w:br/>
+              <w:t>}</w:t>
+              <w:br/>
+              <w:br/>
+              <w:t>// Ascending Victory Chord for Booking Confirmation</w:t>
+              <w:br/>
+              <w:t>function playSuccessChord() {</w:t>
+              <w:br/>
+              <w:t xml:space="preserve">    if (!audioEnabled) return;</w:t>
+              <w:br/>
+              <w:t xml:space="preserve">    initAudioContext();</w:t>
+              <w:br/>
+              <w:t xml:space="preserve">    if (!audioCtx) return;</w:t>
+              <w:br/>
+              <w:br/>
+              <w:t xml:space="preserve">    try {</w:t>
+              <w:br/>
+              <w:t xml:space="preserve">        const now = audioCtx.currentTime;</w:t>
+              <w:br/>
+              <w:t xml:space="preserve">        const notes = [523.25, 659.25, 783.99, 1046.5]; // C5, E5, G5, C6</w:t>
+              <w:br/>
+              <w:t xml:space="preserve">        notes.forEach((freq, idx) =&gt; {</w:t>
+              <w:br/>
+              <w:t xml:space="preserve">            const osc = audioCtx.createOscillator();</w:t>
+              <w:br/>
+              <w:t xml:space="preserve">            const gain = audioCtx.createGain();</w:t>
+              <w:br/>
+              <w:t xml:space="preserve">            const start = now + idx * 0.1;</w:t>
+              <w:br/>
+              <w:t xml:space="preserve">            osc.type = 'triangle';</w:t>
+              <w:br/>
+              <w:t xml:space="preserve">            osc.frequency.setValueAtTime(freq, start);</w:t>
+              <w:br/>
+              <w:t xml:space="preserve">            gain.gain.setValueAtTime(0.001, start);</w:t>
+              <w:br/>
+              <w:t xml:space="preserve">            gain.gain.exponentialRampToValueAtTime(0.22, start + 0.03);</w:t>
+              <w:br/>
+              <w:t xml:space="preserve">            gain.gain.exponentialRampToValueAtTime(0.001, start + 0.65);</w:t>
+              <w:br/>
+              <w:t xml:space="preserve">            osc.connect(gain);</w:t>
+              <w:br/>
+              <w:t xml:space="preserve">            gain.connect(audioCtx.destination);</w:t>
+              <w:br/>
+              <w:t xml:space="preserve">            osc.start(start);</w:t>
+              <w:br/>
+              <w:t xml:space="preserve">            osc.stop(start + 0.65);</w:t>
+              <w:br/>
+              <w:t xml:space="preserve">        });</w:t>
+              <w:br/>
+              <w:t xml:space="preserve">    } catch (e) {</w:t>
+              <w:br/>
+              <w:t xml:space="preserve">        console.warn('Chord audio prevented:', e);</w:t>
+              <w:br/>
+              <w:t xml:space="preserve">    }</w:t>
+              <w:br/>
+              <w:t>}</w:t>
+              <w:br/>
+              <w:br/>
+              <w:t>// =========================================================</w:t>
+              <w:br/>
+              <w:t>// 3. TOAST NOTIFICATION ENGINE</w:t>
+              <w:br/>
+              <w:t>// =========================================================</w:t>
               <w:br/>
               <w:t>function showToast(message, type = 'info') {</w:t>
               <w:br/>
@@ -8003,12 +9200,16 @@
               <w:br/>
               <w:t xml:space="preserve">        }</w:t>
               <w:br/>
-              <w:t xml:space="preserve">    }, 4000);</w:t>
+              <w:t xml:space="preserve">    }, 4200);</w:t>
               <w:br/>
               <w:t>}</w:t>
               <w:br/>
               <w:br/>
-              <w:t>// Initialization</w:t>
+              <w:t>// =========================================================</w:t>
+              <w:br/>
+              <w:t>// 4. INITIALIZATION &amp; DATA LOADING</w:t>
+              <w:br/>
+              <w:t>// =========================================================</w:t>
               <w:br/>
               <w:t>document.addEventListener('DOMContentLoaded', async () =&gt; {</w:t>
               <w:br/>
@@ -8073,7 +9274,34 @@
               <w:t xml:space="preserve">    if (heroWelcomeEl &amp;&amp; activeUser?.username) heroWelcomeEl.innerText = activeUser.username;</w:t>
               <w:br/>
               <w:br/>
-              <w:t xml:space="preserve">    // Load Data Fast</w:t>
+              <w:t xml:space="preserve">    // Currency selector synchronization</w:t>
+              <w:br/>
+              <w:t xml:space="preserve">    const curSelector = document.getElementById('currencySelector');</w:t>
+              <w:br/>
+              <w:t xml:space="preserve">    if (curSelector) curSelector.value = currentCurrency;</w:t>
+              <w:br/>
+              <w:br/>
+              <w:t xml:space="preserve">    // Audio toggle button synchronization</w:t>
+              <w:br/>
+              <w:t xml:space="preserve">    const audioBtn = document.getElementById('audioToggleBtn');</w:t>
+              <w:br/>
+              <w:t xml:space="preserve">    const audioIcon = document.getElementById('audioIcon');</w:t>
+              <w:br/>
+              <w:t xml:space="preserve">    const audioText = document.getElementById('audioText');</w:t>
+              <w:br/>
+              <w:t xml:space="preserve">    if (audioBtn) audioBtn.classList.toggle('active', audioEnabled);</w:t>
+              <w:br/>
+              <w:t xml:space="preserve">    if (audioIcon) audioIcon.innerText = audioEnabled ? '🔊' : '🔇';</w:t>
+              <w:br/>
+              <w:t xml:space="preserve">    if (audioText) audioText.innerText = audioEnabled ? 'Sound: ON' : 'Sound: OFF';</w:t>
+              <w:br/>
+              <w:br/>
+              <w:t xml:space="preserve">    // Unlock Web Audio on first user interaction</w:t>
+              <w:br/>
+              <w:t xml:space="preserve">    document.addEventListener('click', () =&gt; { initAudioContext(); }, { once: true });</w:t>
+              <w:br/>
+              <w:br/>
+              <w:t xml:space="preserve">    // Load Flights &amp; User Bookings concurrently</w:t>
               <w:br/>
               <w:t xml:space="preserve">    await Promise.all([fetchFlights(), fetchMyBookings()]);</w:t>
               <w:br/>
@@ -8082,12 +9310,15 @@
               <w:br/>
               <w:t>// Smooth Value Counter Animation for Metrics</w:t>
               <w:br/>
-              <w:t>function animateValue(element, start, end, duration = 750, prefix = '', decimals = 0) {</w:t>
+              <w:t>function animateValue(element, start, end, duration = 750, isCurrency = false) {</w:t>
               <w:br/>
               <w:t xml:space="preserve">    if (!element) return;</w:t>
               <w:br/>
               <w:t xml:space="preserve">    let startTimestamp = null;</w:t>
               <w:br/>
+              <w:t xml:space="preserve">    const cur = CURRENCIES[currentCurrency] || CURRENCIES.USD;</w:t>
+              <w:br/>
+              <w:br/>
               <w:t xml:space="preserve">    const step = (timestamp) =&gt; {</w:t>
               <w:br/>
               <w:t xml:space="preserve">        if (!startTimestamp) startTimestamp = timestamp;</w:t>
@@ -8098,7 +9329,25 @@
               <w:br/>
               <w:t xml:space="preserve">        const currentVal = start + (end - start) * easeOut;</w:t>
               <w:br/>
-              <w:t xml:space="preserve">        element.innerText = `${prefix}${currentVal.toFixed(decimals)}`;</w:t>
+              <w:br/>
+              <w:t xml:space="preserve">        if (isCurrency) {</w:t>
+              <w:br/>
+              <w:t xml:space="preserve">            const converted = currentVal * cur.rate;</w:t>
+              <w:br/>
+              <w:t xml:space="preserve">            element.innerText = `${cur.symbol}${converted.toLocaleString(undefined, {</w:t>
+              <w:br/>
+              <w:t xml:space="preserve">                minimumFractionDigits: cur.decimals,</w:t>
+              <w:br/>
+              <w:t xml:space="preserve">                maximumFractionDigits: cur.decimals</w:t>
+              <w:br/>
+              <w:t xml:space="preserve">            })}`;</w:t>
+              <w:br/>
+              <w:t xml:space="preserve">        } else {</w:t>
+              <w:br/>
+              <w:t xml:space="preserve">            element.innerText = Math.round(currentVal).toString();</w:t>
+              <w:br/>
+              <w:t xml:space="preserve">        }</w:t>
+              <w:br/>
               <w:br/>
               <w:t xml:space="preserve">        if (progress &lt; 1) {</w:t>
               <w:br/>
@@ -8106,7 +9355,23 @@
               <w:br/>
               <w:t xml:space="preserve">        } else {</w:t>
               <w:br/>
-              <w:t xml:space="preserve">            element.innerText = `${prefix}${end.toFixed(decimals)}`;</w:t>
+              <w:t xml:space="preserve">            if (isCurrency) {</w:t>
+              <w:br/>
+              <w:t xml:space="preserve">                const finalConverted = end * cur.rate;</w:t>
+              <w:br/>
+              <w:t xml:space="preserve">                element.innerText = `${cur.symbol}${finalConverted.toLocaleString(undefined, {</w:t>
+              <w:br/>
+              <w:t xml:space="preserve">                    minimumFractionDigits: cur.decimals,</w:t>
+              <w:br/>
+              <w:t xml:space="preserve">                    maximumFractionDigits: cur.decimals</w:t>
+              <w:br/>
+              <w:t xml:space="preserve">                })}`;</w:t>
+              <w:br/>
+              <w:t xml:space="preserve">            } else {</w:t>
+              <w:br/>
+              <w:t xml:space="preserve">                element.innerText = end.toString();</w:t>
+              <w:br/>
+              <w:t xml:space="preserve">            }</w:t>
               <w:br/>
               <w:t xml:space="preserve">        }</w:t>
               <w:br/>
@@ -8157,13 +9422,11 @@
               <w:br/>
               <w:t xml:space="preserve">        allFlights = await res.json();</w:t>
               <w:br/>
-              <w:t xml:space="preserve">        </w:t>
               <w:br/>
               <w:t xml:space="preserve">        const metricEl = document.getElementById('metricTotalFlights');</w:t>
               <w:br/>
               <w:t xml:space="preserve">        if (metricEl) animateValue(metricEl, 0, allFlights.length, 650);</w:t>
               <w:br/>
-              <w:t xml:space="preserve">        </w:t>
               <w:br/>
               <w:t xml:space="preserve">        renderFlightsGrid(allFlights);</w:t>
               <w:br/>
@@ -8217,11 +9480,8 @@
               <w:br/>
               <w:t xml:space="preserve">    const confirmedCount = myBookings.filter(b =&gt; b.Status !== 'Cancelled').length;</w:t>
               <w:br/>
-              <w:t xml:space="preserve">    </w:t>
-              <w:br/>
-              <w:t xml:space="preserve">    // Total spent</w:t>
-              <w:br/>
-              <w:t xml:space="preserve">    const totalSpent = myBookings</w:t>
+              <w:br/>
+              <w:t xml:space="preserve">    const totalSpentUSD = myBookings</w:t>
               <w:br/>
               <w:t xml:space="preserve">        .filter(b =&gt; b.Status !== 'Cancelled')</w:t>
               <w:br/>
@@ -8240,7 +9500,7 @@
               <w:br/>
               <w:t xml:space="preserve">    const spentMetricEl = document.getElementById('metricTotalSpent');</w:t>
               <w:br/>
-              <w:t xml:space="preserve">    if (spentMetricEl) animateValue(spentMetricEl, 0, totalSpent, 750, '$', 2);</w:t>
+              <w:t xml:space="preserve">    if (spentMetricEl) animateValue(spentMetricEl, 0, totalSpentUSD, 750, true);</w:t>
               <w:br/>
               <w:t>}</w:t>
               <w:br/>
@@ -8276,7 +9536,42 @@
               <w:t>}</w:t>
               <w:br/>
               <w:br/>
-              <w:t>// Render Flights Grid</w:t>
+              <w:t>// Deterministic Simulated Airport Weather Generator</w:t>
+              <w:br/>
+              <w:t>function getAirportWeather(city) {</w:t>
+              <w:br/>
+              <w:t xml:space="preserve">    const weatherMap = {</w:t>
+              <w:br/>
+              <w:t xml:space="preserve">        'New York': '21°C ☀️ Clear',</w:t>
+              <w:br/>
+              <w:t xml:space="preserve">        'London': '15°C ⛅ Broken Clouds',</w:t>
+              <w:br/>
+              <w:t xml:space="preserve">        'Tokyo': '22°C 🌸 Pleasant',</w:t>
+              <w:br/>
+              <w:t xml:space="preserve">        'Paris': '17°C 🌤️ Mild Breeze',</w:t>
+              <w:br/>
+              <w:t xml:space="preserve">        'Dubai': '33°C ☀️ Sunny',</w:t>
+              <w:br/>
+              <w:t xml:space="preserve">        'Singapore': '29°C 🌦️ Tropical'</w:t>
+              <w:br/>
+              <w:t xml:space="preserve">    };</w:t>
+              <w:br/>
+              <w:t xml:space="preserve">    for (const [k, v] of Object.entries(weatherMap)) {</w:t>
+              <w:br/>
+              <w:t xml:space="preserve">        if (city.includes(k)) return v;</w:t>
+              <w:br/>
+              <w:t xml:space="preserve">    }</w:t>
+              <w:br/>
+              <w:t xml:space="preserve">    return '20°C 🌤️ Fair Weather';</w:t>
+              <w:br/>
+              <w:t>}</w:t>
+              <w:br/>
+              <w:br/>
+              <w:t>// =========================================================</w:t>
+              <w:br/>
+              <w:t>// 5. RENDER FLIGHTS GRID WITH INTERACTIVE PARALLAX &amp; TURBINES</w:t>
+              <w:br/>
+              <w:t>// =========================================================</w:t>
               <w:br/>
               <w:t>function renderFlightsGrid(flights) {</w:t>
               <w:br/>
@@ -8317,6 +9612,8 @@
               <w:br/>
               <w:t xml:space="preserve">        const destination = parseAirport(f.Destination);</w:t>
               <w:br/>
+              <w:t xml:space="preserve">        const weatherOrigin = getAirportWeather(origin.city);</w:t>
+              <w:br/>
               <w:t xml:space="preserve">        const depDate = new Date(f.DepartureTime).toLocaleString([], {</w:t>
               <w:br/>
               <w:t xml:space="preserve">            month: 'short', day: 'numeric', hour: '2-digit', minute: '2-digit'</w:t>
@@ -8328,38 +9625,48 @@
               <w:br/>
               <w:t xml:space="preserve">        const classFilter = document.getElementById('classFilter')?.value || 'all';</w:t>
               <w:br/>
-              <w:t xml:space="preserve">        let displayPrice = Number(f.Price);</w:t>
+              <w:t xml:space="preserve">        let baseUsdPrice = Number(f.Price);</w:t>
               <w:br/>
               <w:t xml:space="preserve">        let priceCaption = 'From';</w:t>
               <w:br/>
               <w:br/>
               <w:t xml:space="preserve">        if (classFilter === 'Business') {</w:t>
               <w:br/>
-              <w:t xml:space="preserve">            displayPrice = displayPrice * 2;</w:t>
+              <w:t xml:space="preserve">            baseUsdPrice = baseUsdPrice * 2;</w:t>
               <w:br/>
               <w:t xml:space="preserve">            priceCaption = 'Business';</w:t>
               <w:br/>
               <w:t xml:space="preserve">        } else if (classFilter === 'First Class') {</w:t>
               <w:br/>
-              <w:t xml:space="preserve">            displayPrice = displayPrice * 3;</w:t>
+              <w:t xml:space="preserve">            baseUsdPrice = baseUsdPrice * 3;</w:t>
               <w:br/>
               <w:t xml:space="preserve">            priceCaption = 'First Class';</w:t>
               <w:br/>
               <w:t xml:space="preserve">        }</w:t>
               <w:br/>
               <w:br/>
+              <w:t xml:space="preserve">        const formattedPrice = formatPrice(baseUsdPrice);</w:t>
+              <w:br/>
               <w:t xml:space="preserve">        const flightIdStr = String(f.Id || f.id);</w:t>
               <w:br/>
               <w:br/>
               <w:t xml:space="preserve">        return `</w:t>
               <w:br/>
-              <w:t xml:space="preserve">            &lt;div class="flight-card animate-fade" style="animation-delay: ${idx * 0.04}s"&gt;</w:t>
+              <w:t xml:space="preserve">            &lt;div class="flight-card animate-fade" style="animation-delay: ${idx * 0.04}s" onmousemove="handleCardTilt(event, this)" onmouseleave="resetCardTilt(this)"&gt;</w:t>
               <w:br/>
               <w:t xml:space="preserve">                &lt;div class="flight-card-top"&gt;</w:t>
               <w:br/>
               <w:t xml:space="preserve">                    &lt;span class="airline-code-badge"&gt;</w:t>
               <w:br/>
-              <w:t xml:space="preserve">                        &lt;svg width="13" height="13" viewBox="0 0 24 24" fill="currentColor"&gt;&lt;path d="M17.8 19.2 16 11l3.5-3.5C21 6 21.5 4 21 3c-1-.5-3 0-4.5 1.5L13 8 4.8 6.2c-.5-.1-.9.1-1.1.5l-.3.5c-.2.5-.1 1 .3 1.3L9 12l-2 3H4l-1 1 3 2 2 3 1-1v-3l3-2 3.5 5.3c.3.4.8.5 1.3.3l.5-.2c.4-.3.6-.7.5-1.2z"/&gt;&lt;/svg&gt;</w:t>
+              <w:t xml:space="preserve">                        &lt;svg class="turbine-spin-icon" width="14" height="14" viewBox="0 0 24 24" fill="none" stroke="currentColor" stroke-width="2.2" stroke-linecap="round"&gt;</w:t>
+              <w:br/>
+              <w:t xml:space="preserve">                            &lt;circle cx="12" cy="12" r="10"&gt;&lt;/circle&gt;</w:t>
+              <w:br/>
+              <w:t xml:space="preserve">                            &lt;path d="M12 2a15.3 15.3 0 0 1 4 10 15.3 15.3 0 0 1-4 10 15.3 15.3 0 0 1-4-10 15.3 15.3 0 0 1 4-10z"&gt;&lt;/path&gt;</w:t>
+              <w:br/>
+              <w:t xml:space="preserve">                            &lt;circle cx="12" cy="12" r="3" fill="currentColor"&gt;&lt;/circle&gt;</w:t>
+              <w:br/>
+              <w:t xml:space="preserve">                        &lt;/svg&gt;</w:t>
               <w:br/>
               <w:t xml:space="preserve">                        ${f.FlightNumber}</w:t>
               <w:br/>
@@ -8382,6 +9689,8 @@
               <w:br/>
               <w:t xml:space="preserve">                        &lt;span class="airport-city" title="${origin.city}"&gt;${origin.city}&lt;/span&gt;</w:t>
               <w:br/>
+              <w:t xml:space="preserve">                        &lt;span class="flight-weather-pill"&gt;${weatherOrigin}&lt;/span&gt;</w:t>
+              <w:br/>
               <w:t xml:space="preserve">                    &lt;/div&gt;</w:t>
               <w:br/>
               <w:br/>
@@ -8389,13 +9698,13 @@
               <w:br/>
               <w:t xml:space="preserve">                        &lt;span class="plane-icon-travel"&gt;</w:t>
               <w:br/>
-              <w:t xml:space="preserve">                            &lt;svg width="18" height="18" viewBox="0 0 24 24" fill="#2563eb"&gt;&lt;path d="M17.8 19.2 16 11l3.5-3.5C21 6 21.5 4 21 3c-1-.5-3 0-4.5 1.5L13 8 4.8 6.2c-.5-.1-.9.1-1.1.5l-.3.5c-.2.5-.1 1 .3 1.3L9 12l-2 3H4l-1 1 3 2 2 3 1-1v-3l3-2 3.5 5.3c.3.4.8.5 1.3.3l.5-.2c.4-.3.6-.7.5-1.2z"/&gt;&lt;/svg&gt;</w:t>
+              <w:t xml:space="preserve">                            &lt;svg width="20" height="20" viewBox="0 0 24 24" fill="#2563eb"&gt;&lt;path d="M17.8 19.2 16 11l3.5-3.5C21 6 21.5 4 21 3c-1-.5-3 0-4.5 1.5L13 8 4.8 6.2c-.5-.1-.9.1-1.1.5l-.3.5c-.2.5-.1 1 .3 1.3L9 12l-2 3H4l-1 1 3 2 2 3 1-1v-3l3-2 3.5 5.3c.3.4.8.5 1.3.3l.5-.2c.4-.3.6-.7.5-1.2z"/&gt;&lt;/svg&gt;</w:t>
               <w:br/>
               <w:t xml:space="preserve">                        &lt;/span&gt;</w:t>
               <w:br/>
               <w:t xml:space="preserve">                        &lt;div class="route-line"&gt;&lt;/div&gt;</w:t>
               <w:br/>
-              <w:t xml:space="preserve">                        &lt;span class="route-duration-text"&gt;Direct Flight&lt;/span&gt;</w:t>
+              <w:t xml:space="preserve">                        &lt;span class="route-duration-text"&gt;Non-Stop • 787 Jet&lt;/span&gt;</w:t>
               <w:br/>
               <w:t xml:space="preserve">                    &lt;/div&gt;</w:t>
               <w:br/>
@@ -8427,7 +9736,7 @@
               <w:br/>
               <w:t xml:space="preserve">                            &lt;svg width="12" height="12" viewBox="0 0 24 24" fill="none" stroke="currentColor" stroke-width="2" stroke-linecap="round" stroke-linejoin="round" style="vertical-align: -1px; margin-right: 3px;"&gt;&lt;rect x="6" y="7" width="12" height="14" rx="2"&gt;&lt;/rect&gt;&lt;path d="M9 7V4a2 2 0 0 1 2-2h2a2 2 0 0 1 2 2v3"&gt;&lt;/path&gt;&lt;line x1="9" y1="21" x2="9" y2="23"&gt;&lt;/line&gt;&lt;line x1="15" y1="21" x2="15" y2="23"&gt;&lt;/line&gt;&lt;/svg&gt;</w:t>
               <w:br/>
-              <w:t xml:space="preserve">                            23kg Bag</w:t>
+              <w:t xml:space="preserve">                            23kg Free</w:t>
               <w:br/>
               <w:t xml:space="preserve">                        &lt;/span&gt;</w:t>
               <w:br/>
@@ -8435,7 +9744,7 @@
               <w:br/>
               <w:t xml:space="preserve">                            &lt;svg width="12" height="12" viewBox="0 0 24 24" fill="none" stroke="currentColor" stroke-width="2" stroke-linecap="round" stroke-linejoin="round" style="vertical-align: -1px; margin-right: 3px;"&gt;&lt;path d="M5 12.55a11 11 0 0 1 14.08 0"&gt;&lt;/path&gt;&lt;path d="M1.42 9a16 16 0 0 1 21.16 0"&gt;&lt;/path&gt;&lt;path d="M8.53 16.11a6 6 0 0 1 6.95 0"&gt;&lt;/path&gt;&lt;line x1="12" y1="20" x2="12.01" y2="20"&gt;&lt;/line&gt;&lt;/svg&gt;</w:t>
               <w:br/>
-              <w:t xml:space="preserve">                            WiFi</w:t>
+              <w:t xml:space="preserve">                            Sat WiFi</w:t>
               <w:br/>
               <w:t xml:space="preserve">                        &lt;/span&gt;</w:t>
               <w:br/>
@@ -8443,7 +9752,7 @@
               <w:br/>
               <w:t xml:space="preserve">                            &lt;svg width="12" height="12" viewBox="0 0 24 24" fill="none" stroke="currentColor" stroke-width="2" stroke-linecap="round" stroke-linejoin="round" style="vertical-align: -1px; margin-right: 3px;"&gt;&lt;path d="M18 8h1a4 4 0 0 1 0 8h-1"&gt;&lt;/path&gt;&lt;path d="M2 8h16v9a4 4 0 0 1-4 4H6a4 4 0 0 1-4-4V8z"&gt;&lt;/path&gt;&lt;line x1="6" y1="6" x2="6" y2="2"&gt;&lt;/line&gt;&lt;line x1="10" y1="6" x2="10" y2="2"&gt;&lt;/line&gt;&lt;line x1="14" y1="6" x2="14" y2="2"&gt;&lt;/line&gt;&lt;/svg&gt;</w:t>
               <w:br/>
-              <w:t xml:space="preserve">                            Meals</w:t>
+              <w:t xml:space="preserve">                            Dining</w:t>
               <w:br/>
               <w:t xml:space="preserve">                        &lt;/span&gt;</w:t>
               <w:br/>
@@ -8458,13 +9767,13 @@
               <w:br/>
               <w:t xml:space="preserve">                        &lt;span class="price-caption"&gt;${priceCaption}&lt;/span&gt;</w:t>
               <w:br/>
-              <w:t xml:space="preserve">                        &lt;span class="price-figure"&gt;$${displayPrice.toFixed(2)}&lt;/span&gt;</w:t>
+              <w:t xml:space="preserve">                        &lt;span class="price-figure"&gt;${formattedPrice}&lt;/span&gt;</w:t>
               <w:br/>
               <w:t xml:space="preserve">                    &lt;/div&gt;</w:t>
               <w:br/>
               <w:t xml:space="preserve">                    &lt;button type="button" class="btn-book-card" onclick="openBookingModal('${flightIdStr}')"&gt;</w:t>
               <w:br/>
-              <w:t xml:space="preserve">                        &lt;span&gt;Book Flight&lt;/span&gt;</w:t>
+              <w:t xml:space="preserve">                        &lt;span&gt;Select Seat&lt;/span&gt;</w:t>
               <w:br/>
               <w:t xml:space="preserve">                        &lt;svg width="14" height="14" viewBox="0 0 24 24" fill="none" stroke="currentColor" stroke-width="2.5" stroke-linecap="round" stroke-linejoin="round"&gt;&lt;line x1="5" y1="12" x2="19" y2="12"&gt;&lt;/line&gt;&lt;polyline points="12 5 19 12 12 19"&gt;&lt;/polyline&gt;&lt;/svg&gt;</w:t>
               <w:br/>
@@ -8481,7 +9790,55 @@
               <w:t>}</w:t>
               <w:br/>
               <w:br/>
-              <w:t>// Filters Handler</w:t>
+              <w:t>// 3D Card Hover Parallax Tilt</w:t>
+              <w:br/>
+              <w:t>function handleCardTilt(e, card) {</w:t>
+              <w:br/>
+              <w:t xml:space="preserve">    const rect = card.getBoundingClientRect();</w:t>
+              <w:br/>
+              <w:t xml:space="preserve">    const x = e.clientX - rect.left - rect.width / 2;</w:t>
+              <w:br/>
+              <w:t xml:space="preserve">    const y = e.clientY - rect.top - rect.height / 2;</w:t>
+              <w:br/>
+              <w:t xml:space="preserve">    const tiltX = (y / (rect.height / 2)) * -4;</w:t>
+              <w:br/>
+              <w:t xml:space="preserve">    const tiltY = (x / (rect.width / 2)) * 4;</w:t>
+              <w:br/>
+              <w:t xml:space="preserve">    card.style.transform = `perspective(1000px) rotateX(${tiltX}deg) rotateY(${tiltY}deg) translateY(-4px)`;</w:t>
+              <w:br/>
+              <w:t>}</w:t>
+              <w:br/>
+              <w:br/>
+              <w:t>function resetCardTilt(card) {</w:t>
+              <w:br/>
+              <w:t xml:space="preserve">    card.style.transform = 'perspective(1000px) rotateX(0deg) rotateY(0deg) translateY(0)';</w:t>
+              <w:br/>
+              <w:t>}</w:t>
+              <w:br/>
+              <w:br/>
+              <w:t>// =========================================================</w:t>
+              <w:br/>
+              <w:t>// 6. FILTER &amp; SEARCH HANDLERS</w:t>
+              <w:br/>
+              <w:t>// =========================================================</w:t>
+              <w:br/>
+              <w:t>let activeCityFilter = 'all';</w:t>
+              <w:br/>
+              <w:br/>
+              <w:t>function filterByCityChip(city, element) {</w:t>
+              <w:br/>
+              <w:t xml:space="preserve">    activeCityFilter = city;</w:t>
+              <w:br/>
+              <w:t xml:space="preserve">    document.querySelectorAll('.city-chip').forEach(c =&gt; c.classList.remove('active'));</w:t>
+              <w:br/>
+              <w:t xml:space="preserve">    if (element) element.classList.add('active');</w:t>
+              <w:br/>
+              <w:t xml:space="preserve">    playSeatClick();</w:t>
+              <w:br/>
+              <w:t xml:space="preserve">    handleFilterChange();</w:t>
+              <w:br/>
+              <w:t>}</w:t>
+              <w:br/>
               <w:br/>
               <w:t>function handleFilterChange() {</w:t>
               <w:br/>
@@ -8489,6 +9846,8 @@
               <w:br/>
               <w:t xml:space="preserve">    const sortBy = document.getElementById('sortBySelect')?.value || 'price-asc';</w:t>
               <w:br/>
+              <w:t xml:space="preserve">    const timeFilter = document.getElementById('timeFilter')?.value || 'all';</w:t>
+              <w:br/>
               <w:br/>
               <w:t xml:space="preserve">    let filtered = allFlights.filter(f =&gt; {</w:t>
               <w:br/>
@@ -8498,7 +9857,41 @@
               <w:br/>
               <w:t xml:space="preserve">        const num = (f.FlightNumber || '').toLowerCase();</w:t>
               <w:br/>
-              <w:t xml:space="preserve">        return o.includes(query) || d.includes(query) || num.includes(query);</w:t>
+              <w:br/>
+              <w:t xml:space="preserve">        // City chip filter</w:t>
+              <w:br/>
+              <w:t xml:space="preserve">        if (activeCityFilter !== 'all') {</w:t>
+              <w:br/>
+              <w:t xml:space="preserve">            const cityMatch = o.includes(activeCityFilter.toLowerCase()) || d.includes(activeCityFilter.toLowerCase());</w:t>
+              <w:br/>
+              <w:t xml:space="preserve">            if (!cityMatch) return false;</w:t>
+              <w:br/>
+              <w:t xml:space="preserve">        }</w:t>
+              <w:br/>
+              <w:br/>
+              <w:t xml:space="preserve">        // Text query filter</w:t>
+              <w:br/>
+              <w:t xml:space="preserve">        const queryMatch = o.includes(query) || d.includes(query) || num.includes(query);</w:t>
+              <w:br/>
+              <w:t xml:space="preserve">        if (!queryMatch) return false;</w:t>
+              <w:br/>
+              <w:br/>
+              <w:t xml:space="preserve">        // Departure time filter</w:t>
+              <w:br/>
+              <w:t xml:space="preserve">        if (timeFilter !== 'all') {</w:t>
+              <w:br/>
+              <w:t xml:space="preserve">            const depHour = new Date(f.DepartureTime).getHours();</w:t>
+              <w:br/>
+              <w:t xml:space="preserve">            if (timeFilter === 'morning' &amp;&amp; (depHour &lt; 6 || depHour &gt;= 12)) return false;</w:t>
+              <w:br/>
+              <w:t xml:space="preserve">            if (timeFilter === 'afternoon' &amp;&amp; (depHour &lt; 12 || depHour &gt;= 18)) return false;</w:t>
+              <w:br/>
+              <w:t xml:space="preserve">            if (timeFilter === 'evening' &amp;&amp; depHour &lt; 18) return false;</w:t>
+              <w:br/>
+              <w:t xml:space="preserve">        }</w:t>
+              <w:br/>
+              <w:br/>
+              <w:t xml:space="preserve">        return true;</w:t>
               <w:br/>
               <w:t xml:space="preserve">    });</w:t>
               <w:br/>
@@ -8533,6 +9926,8 @@
               <w:br/>
               <w:t xml:space="preserve">    const classFilter = document.getElementById('classFilter');</w:t>
               <w:br/>
+              <w:t xml:space="preserve">    const timeFilter = document.getElementById('timeFilter');</w:t>
+              <w:br/>
               <w:br/>
               <w:t xml:space="preserve">    if (searchInput) searchInput.value = '';</w:t>
               <w:br/>
@@ -8540,13 +9935,26 @@
               <w:br/>
               <w:t xml:space="preserve">    if (classFilter) classFilter.value = 'all';</w:t>
               <w:br/>
+              <w:t xml:space="preserve">    if (timeFilter) timeFilter.value = 'all';</w:t>
+              <w:br/>
+              <w:br/>
+              <w:t xml:space="preserve">    activeCityFilter = 'all';</w:t>
+              <w:br/>
+              <w:t xml:space="preserve">    document.querySelectorAll('.city-chip').forEach(c =&gt; c.classList.remove('active'));</w:t>
+              <w:br/>
+              <w:t xml:space="preserve">    document.querySelector('.city-chip')?.classList.add('active');</w:t>
+              <w:br/>
               <w:br/>
               <w:t xml:space="preserve">    renderFlightsGrid(allFlights);</w:t>
               <w:br/>
               <w:t>}</w:t>
               <w:br/>
               <w:br/>
-              <w:t>// Render Bookings Table</w:t>
+              <w:t>// =========================================================</w:t>
+              <w:br/>
+              <w:t>// 7. USER BOOKINGS TABLE</w:t>
+              <w:br/>
+              <w:t>// =========================================================</w:t>
               <w:br/>
               <w:t>function renderBookingsTable() {</w:t>
               <w:br/>
@@ -8588,7 +9996,7 @@
               <w:br/>
               <w:t xml:space="preserve">        });</w:t>
               <w:br/>
-              <w:t xml:space="preserve">        const paidPrice = Number(b.TotalPrice) || Number(b.BasePrice) || 0;</w:t>
+              <w:t xml:space="preserve">        const paidUsd = Number(b.TotalPrice) || Number(b.BasePrice) || 0;</w:t>
               <w:br/>
               <w:t xml:space="preserve">        const flightClass = b.FlightClass || 'Economy';</w:t>
               <w:br/>
@@ -8646,7 +10054,7 @@
               <w:br/>
               <w:t xml:space="preserve">                    &lt;strong style="color: var(--primary); font-family: 'Space Grotesk', sans-serif;"&gt;</w:t>
               <w:br/>
-              <w:t xml:space="preserve">                        $${paidPrice.toFixed(2)}</w:t>
+              <w:t xml:space="preserve">                        ${formatPrice(paidUsd)}</w:t>
               <w:br/>
               <w:t xml:space="preserve">                    &lt;/strong&gt;</w:t>
               <w:br/>
@@ -8699,13 +10107,45 @@
               <w:t>}</w:t>
               <w:br/>
               <w:br/>
-              <w:t>// Open Booking Modal - 100% Robust matching by string conversion</w:t>
+              <w:t>// =========================================================</w:t>
+              <w:br/>
+              <w:t>// 8. INTERACTIVE BOOKING MODAL &amp; SEAT MAP CONTROLLER</w:t>
+              <w:br/>
+              <w:t>// =========================================================</w:t>
+              <w:br/>
+              <w:t>function switchModalStep(step) {</w:t>
+              <w:br/>
+              <w:t xml:space="preserve">    currentModalStep = step;</w:t>
+              <w:br/>
+              <w:t xml:space="preserve">    playSeatClick();</w:t>
+              <w:br/>
+              <w:br/>
+              <w:t xml:space="preserve">    const btn1 = document.getElementById('modalStepBtn1');</w:t>
+              <w:br/>
+              <w:t xml:space="preserve">    const btn2 = document.getElementById('modalStepBtn2');</w:t>
+              <w:br/>
+              <w:t xml:space="preserve">    const content1 = document.getElementById('modalStep1Content');</w:t>
+              <w:br/>
+              <w:t xml:space="preserve">    const content2 = document.getElementById('modalStep2Content');</w:t>
+              <w:br/>
+              <w:br/>
+              <w:t xml:space="preserve">    if (btn1) btn1.classList.toggle('active', step === 1);</w:t>
+              <w:br/>
+              <w:t xml:space="preserve">    if (btn2) btn2.classList.toggle('active', step === 2);</w:t>
+              <w:br/>
+              <w:br/>
+              <w:t xml:space="preserve">    if (content1) content1.style.display = (step === 1) ? 'block' : 'none';</w:t>
+              <w:br/>
+              <w:t xml:space="preserve">    if (content2) content2.style.display = (step === 2) ? 'block' : 'none';</w:t>
+              <w:br/>
+              <w:t>}</w:t>
+              <w:br/>
               <w:br/>
               <w:t>function openBookingModal(flightId) {</w:t>
               <w:br/>
               <w:t xml:space="preserve">    if (!allFlights || allFlights.length === 0) {</w:t>
               <w:br/>
-              <w:t xml:space="preserve">        showToast('Flight data loading, please wait a moment.', 'info');</w:t>
+              <w:t xml:space="preserve">        showToast('Flight schedule loading...', 'info');</w:t>
               <w:br/>
               <w:t xml:space="preserve">        return;</w:t>
               <w:br/>
@@ -8716,8 +10156,6 @@
               <w:br/>
               <w:t xml:space="preserve">    if (!flight) {</w:t>
               <w:br/>
-              <w:t xml:space="preserve">        console.error('Target flight not found. Searched for:', flightId, 'In:', allFlights);</w:t>
-              <w:br/>
               <w:t xml:space="preserve">        showToast('Error: Flight details could not be found.', 'error');</w:t>
               <w:br/>
               <w:t xml:space="preserve">        return;</w:t>
@@ -8731,14 +10169,14 @@
               <w:br/>
               <w:t xml:space="preserve">    currentTierMultiplier = 1;</w:t>
               <w:br/>
-              <w:br/>
-              <w:t xml:space="preserve">    // Generate random realistic seat</w:t>
-              <w:br/>
-              <w:t xml:space="preserve">    const rows = [12, 14, 18, 22, 26, 4, 2];</w:t>
-              <w:br/>
-              <w:t xml:space="preserve">    const letters = ['A', 'B', 'C', 'D', 'F'];</w:t>
-              <w:br/>
-              <w:t xml:space="preserve">    currentAssignedSeat = `${rows[Math.floor(Math.random() * rows.length)]}${letters[Math.floor(Math.random() * letters.length)]}`;</w:t>
+              <w:t xml:space="preserve">    currentSeatSurcharge = 0;</w:t>
+              <w:br/>
+              <w:t xml:space="preserve">    currentAddons = { baggage: false, meal: false, wifi: false, insurance: false };</w:t>
+              <w:br/>
+              <w:br/>
+              <w:t xml:space="preserve">    // Reset addon UI cards</w:t>
+              <w:br/>
+              <w:t xml:space="preserve">    document.querySelectorAll('.addon-card').forEach(card =&gt; card.classList.remove('selected'));</w:t>
               <w:br/>
               <w:br/>
               <w:t xml:space="preserve">    const numEl = document.getElementById('modalFlightNumber');</w:t>
@@ -8747,8 +10185,6 @@
               <w:br/>
               <w:t xml:space="preserve">    const dateEl = document.getElementById('modalFlightDate');</w:t>
               <w:br/>
-              <w:t xml:space="preserve">    const seatEl = document.getElementById('modalAssignedSeat');</w:t>
-              <w:br/>
               <w:br/>
               <w:t xml:space="preserve">    if (numEl) numEl.innerText = `Flight ${flight.FlightNumber}`;</w:t>
               <w:br/>
@@ -8764,520 +10200,799 @@
               <w:br/>
               <w:t xml:space="preserve">    }</w:t>
               <w:br/>
-              <w:t xml:space="preserve">    if (seatEl) seatEl.innerText = currentAssignedSeat;</w:t>
-              <w:br/>
-              <w:br/>
-              <w:t xml:space="preserve">    selectClassTier('Economy', 1);</w:t>
+              <w:br/>
+              <w:t xml:space="preserve">    switchModalStep(1);</w:t>
+              <w:br/>
+              <w:t xml:space="preserve">    selectClassTier('Economy', 1, false);</w:t>
+              <w:br/>
+              <w:t xml:space="preserve">    pickSeat('6A', 'Economy', 0, false);</w:t>
               <w:br/>
               <w:br/>
               <w:t xml:space="preserve">    const modal = document.getElementById('bookingModal');</w:t>
               <w:br/>
-              <w:t xml:space="preserve">    if (modal) {</w:t>
-              <w:br/>
-              <w:t xml:space="preserve">        modal.classList.add('active');</w:t>
+              <w:t xml:space="preserve">    if (modal) modal.classList.add('active');</w:t>
+              <w:br/>
+              <w:t>}</w:t>
+              <w:br/>
+              <w:br/>
+              <w:t>function closeBookingModal() {</w:t>
+              <w:br/>
+              <w:t xml:space="preserve">    const modal = document.getElementById('bookingModal');</w:t>
+              <w:br/>
+              <w:t xml:space="preserve">    if (modal) modal.classList.remove('active');</w:t>
+              <w:br/>
+              <w:t>}</w:t>
+              <w:br/>
+              <w:br/>
+              <w:t>// Select Class Tier in Modal</w:t>
+              <w:br/>
+              <w:t>function selectClassTier(tierName, multiplier, playSound = true) {</w:t>
+              <w:br/>
+              <w:t xml:space="preserve">    currentTierName = tierName;</w:t>
+              <w:br/>
+              <w:t xml:space="preserve">    currentTierMultiplier = multiplier;</w:t>
+              <w:br/>
+              <w:t xml:space="preserve">    if (playSound) playSeatClick();</w:t>
+              <w:br/>
+              <w:br/>
+              <w:t xml:space="preserve">    // Update Card Highlighting</w:t>
+              <w:br/>
+              <w:t xml:space="preserve">    const economyCard = document.getElementById('tierCardEconomy');</w:t>
+              <w:br/>
+              <w:t xml:space="preserve">    const businessCard = document.getElementById('tierCardBusiness');</w:t>
+              <w:br/>
+              <w:t xml:space="preserve">    const firstCard = document.getElementById('tierCardFirst');</w:t>
+              <w:br/>
+              <w:br/>
+              <w:t xml:space="preserve">    if (economyCard) economyCard.classList.toggle('selected', tierName === 'Economy');</w:t>
+              <w:br/>
+              <w:t xml:space="preserve">    if (businessCard) businessCard.classList.toggle('selected', tierName === 'Business');</w:t>
+              <w:br/>
+              <w:t xml:space="preserve">    if (firstCard) firstCard.classList.toggle('selected', tierName === 'First Class');</w:t>
+              <w:br/>
+              <w:br/>
+              <w:t xml:space="preserve">    // Auto-select a recommended seat in that class</w:t>
+              <w:br/>
+              <w:t xml:space="preserve">    if (tierName === 'First Class') {</w:t>
+              <w:br/>
+              <w:t xml:space="preserve">        pickSeat('1A', 'First Class', 0, false);</w:t>
+              <w:br/>
+              <w:t xml:space="preserve">    } else if (tierName === 'Business') {</w:t>
+              <w:br/>
+              <w:t xml:space="preserve">        pickSeat('3A', 'Business', 0, false);</w:t>
+              <w:br/>
+              <w:t xml:space="preserve">    } else {</w:t>
+              <w:br/>
+              <w:t xml:space="preserve">        if (!currentAssignedSeat.startsWith('6') &amp;&amp; !currentAssignedSeat.startsWith('7') &amp;&amp; !currentAssignedSeat.startsWith('5')) {</w:t>
+              <w:br/>
+              <w:t xml:space="preserve">            pickSeat('6A', 'Economy', 0, false);</w:t>
+              <w:br/>
+              <w:t xml:space="preserve">        }</w:t>
               <w:br/>
               <w:t xml:space="preserve">    }</w:t>
               <w:br/>
+              <w:br/>
+              <w:t xml:space="preserve">    updateModalCalculations();</w:t>
+              <w:br/>
               <w:t>}</w:t>
               <w:br/>
               <w:br/>
-              <w:t>function closeBookingModal() {</w:t>
-              <w:br/>
-              <w:t xml:space="preserve">    const modal = document.getElementById('bookingModal');</w:t>
+              <w:t>// Pick Interactive Seat in Fuselage</w:t>
+              <w:br/>
+              <w:t>function pickSeat(seatCode, seatClass, surcharge = 0, playSound = true) {</w:t>
+              <w:br/>
+              <w:t xml:space="preserve">    currentAssignedSeat = seatCode;</w:t>
+              <w:br/>
+              <w:t xml:space="preserve">    currentSeatSurcharge = surcharge;</w:t>
+              <w:br/>
+              <w:t xml:space="preserve">    if (playSound) playSeatClick();</w:t>
+              <w:br/>
+              <w:br/>
+              <w:t xml:space="preserve">    // Update visual seat elements in cabin</w:t>
+              <w:br/>
+              <w:t xml:space="preserve">    document.querySelectorAll('.cabin-seat-unit').forEach(s =&gt; s.classList.remove('selected'));</w:t>
+              <w:br/>
+              <w:t xml:space="preserve">    const seatEl = document.getElementById(`seat_${seatCode}`);</w:t>
+              <w:br/>
+              <w:t xml:space="preserve">    if (seatEl) seatEl.classList.add('selected');</w:t>
+              <w:br/>
+              <w:br/>
+              <w:t xml:space="preserve">    // Update seat text badges</w:t>
+              <w:br/>
+              <w:t xml:space="preserve">    const seatBadge = document.getElementById('modalAssignedSeat');</w:t>
+              <w:br/>
+              <w:t xml:space="preserve">    const seatTextBadge = document.getElementById('currentSeatBadgeText');</w:t>
+              <w:br/>
+              <w:t xml:space="preserve">    if (seatBadge) seatBadge.innerText = seatCode;</w:t>
+              <w:br/>
+              <w:t xml:space="preserve">    if (seatTextBadge) seatTextBadge.innerText = seatCode;</w:t>
+              <w:br/>
+              <w:br/>
+              <w:t xml:space="preserve">    // Sync class tier if seat belongs to another tier</w:t>
+              <w:br/>
+              <w:t xml:space="preserve">    if (seatClass === 'First Class' &amp;&amp; currentTierName !== 'First Class') {</w:t>
+              <w:br/>
+              <w:t xml:space="preserve">        selectClassTier('First Class', 3, false);</w:t>
+              <w:br/>
+              <w:t xml:space="preserve">    } else if (seatClass === 'Business' &amp;&amp; currentTierName !== 'Business') {</w:t>
+              <w:br/>
+              <w:t xml:space="preserve">        selectClassTier('Business', 2, false);</w:t>
+              <w:br/>
+              <w:t xml:space="preserve">    }</w:t>
+              <w:br/>
+              <w:br/>
+              <w:t xml:space="preserve">    updateModalCalculations();</w:t>
+              <w:br/>
+              <w:t>}</w:t>
+              <w:br/>
+              <w:br/>
+              <w:t>// Toggle Add-on Service</w:t>
+              <w:br/>
+              <w:t>function toggleAddon(addonKey, usdPrice) {</w:t>
+              <w:br/>
+              <w:t xml:space="preserve">    currentAddons[addonKey] = !currentAddons[addonKey];</w:t>
+              <w:br/>
+              <w:t xml:space="preserve">    playSeatClick();</w:t>
+              <w:br/>
+              <w:br/>
+              <w:t xml:space="preserve">    const cardIdMap = {</w:t>
+              <w:br/>
+              <w:t xml:space="preserve">        baggage: 'addonBaggageCard',</w:t>
+              <w:br/>
+              <w:t xml:space="preserve">        meal: 'addonMealCard',</w:t>
+              <w:br/>
+              <w:t xml:space="preserve">        wifi: 'addonWifiCard',</w:t>
+              <w:br/>
+              <w:t xml:space="preserve">        insurance: 'addonInsuranceCard'</w:t>
+              <w:br/>
+              <w:t xml:space="preserve">    };</w:t>
+              <w:br/>
+              <w:br/>
+              <w:t xml:space="preserve">    const card = document.getElementById(cardIdMap[addonKey]);</w:t>
+              <w:br/>
+              <w:t xml:space="preserve">    if (card) {</w:t>
+              <w:br/>
+              <w:t xml:space="preserve">        card.classList.toggle('selected', currentAddons[addonKey]);</w:t>
+              <w:br/>
+              <w:t xml:space="preserve">    }</w:t>
+              <w:br/>
+              <w:br/>
+              <w:t xml:space="preserve">    updateModalCalculations();</w:t>
+              <w:br/>
+              <w:t>}</w:t>
+              <w:br/>
+              <w:br/>
+              <w:t>// Recalculate Live Fares in Modal</w:t>
+              <w:br/>
+              <w:t>function updateModalCalculations() {</w:t>
+              <w:br/>
+              <w:t xml:space="preserve">    if (!currentSelectedFlight) return;</w:t>
+              <w:br/>
+              <w:t xml:space="preserve">    const baseFareUSD = Number(currentSelectedFlight.Price);</w:t>
+              <w:br/>
+              <w:t xml:space="preserve">    const tierMultiplier = currentTierMultiplier;</w:t>
+              <w:br/>
+              <w:t xml:space="preserve">    const classSurchargeUSD = baseFareUSD * (tierMultiplier - 1);</w:t>
+              <w:br/>
+              <w:br/>
+              <w:t xml:space="preserve">    // Compute Add-ons</w:t>
+              <w:br/>
+              <w:t xml:space="preserve">    let addonsTotalUSD = 0;</w:t>
+              <w:br/>
+              <w:t xml:space="preserve">    const activeAddonsList = [];</w:t>
+              <w:br/>
+              <w:t xml:space="preserve">    if (currentAddons.baggage) { addonsTotalUSD += 45; activeAddonsList.push('Extra Bag'); }</w:t>
+              <w:br/>
+              <w:t xml:space="preserve">    if (currentAddons.meal) { addonsTotalUSD += 18; activeAddonsList.push('Gourmet Dining'); }</w:t>
+              <w:br/>
+              <w:t xml:space="preserve">    if (currentAddons.wifi) { addonsTotalUSD += 15; activeAddonsList.push('Sat Wi-Fi'); }</w:t>
+              <w:br/>
+              <w:t xml:space="preserve">    if (currentAddons.insurance) { addonsTotalUSD += 28; activeAddonsList.push('Travel Shield'); }</w:t>
+              <w:br/>
+              <w:br/>
+              <w:t xml:space="preserve">    const seatSurchargeUSD = currentSeatSurcharge || 0;</w:t>
+              <w:br/>
+              <w:t xml:space="preserve">    const taxesUSD = 35.00;</w:t>
+              <w:br/>
+              <w:t xml:space="preserve">    const grandTotalUSD = (baseFareUSD * tierMultiplier) + seatSurchargeUSD + addonsTotalUSD + taxesUSD;</w:t>
+              <w:br/>
+              <w:br/>
+              <w:t xml:space="preserve">    // Elements</w:t>
+              <w:br/>
+              <w:t xml:space="preserve">    const baseEl = document.getElementById('calcBaseFare');</w:t>
+              <w:br/>
+              <w:t xml:space="preserve">    const labelEl = document.getElementById('calcClassLabel');</w:t>
+              <w:br/>
+              <w:t xml:space="preserve">    const surchargeEl = document.getElementById('calcClassSurcharge');</w:t>
+              <w:br/>
+              <w:t xml:space="preserve">    const seatRow = document.getElementById('breakdownSeatRow');</w:t>
+              <w:br/>
+              <w:t xml:space="preserve">    const seatNameEl = document.getElementById('calcSeatName');</w:t>
+              <w:br/>
+              <w:t xml:space="preserve">    const seatSurchargeEl = document.getElementById('calcSeatSurcharge');</w:t>
+              <w:br/>
+              <w:t xml:space="preserve">    const extrasRow = document.getElementById('breakdownExtrasRow');</w:t>
+              <w:br/>
+              <w:t xml:space="preserve">    const extrasListEl = document.getElementById('calcExtrasList');</w:t>
+              <w:br/>
+              <w:t xml:space="preserve">    const extrasSurchargeEl = document.getElementById('calcExtrasSurcharge');</w:t>
+              <w:br/>
+              <w:t xml:space="preserve">    const taxesEl = document.getElementById('calcTaxesFare');</w:t>
+              <w:br/>
+              <w:t xml:space="preserve">    const totalEl = document.getElementById('calcTotalFare');</w:t>
+              <w:br/>
+              <w:br/>
+              <w:t xml:space="preserve">    if (baseEl) baseEl.innerText = formatPrice(baseFareUSD);</w:t>
+              <w:br/>
+              <w:t xml:space="preserve">    if (labelEl) labelEl.innerText = currentTierName;</w:t>
+              <w:br/>
+              <w:t xml:space="preserve">    if (surchargeEl) surchargeEl.innerText = `+${formatPrice(classSurchargeUSD)}`;</w:t>
+              <w:br/>
+              <w:br/>
+              <w:t xml:space="preserve">    if (seatRow) {</w:t>
+              <w:br/>
+              <w:t xml:space="preserve">        if (seatSurchargeUSD &gt; 0) {</w:t>
+              <w:br/>
+              <w:t xml:space="preserve">            seatRow.style.display = 'flex';</w:t>
+              <w:br/>
+              <w:t xml:space="preserve">            if (seatNameEl) seatNameEl.innerText = currentAssignedSeat;</w:t>
+              <w:br/>
+              <w:t xml:space="preserve">            if (seatSurchargeEl) seatSurchargeEl.innerText = `+${formatPrice(seatSurchargeUSD)}`;</w:t>
+              <w:br/>
+              <w:t xml:space="preserve">        } else {</w:t>
+              <w:br/>
+              <w:t xml:space="preserve">            seatRow.style.display = 'none';</w:t>
+              <w:br/>
+              <w:t xml:space="preserve">        }</w:t>
+              <w:br/>
+              <w:t xml:space="preserve">    }</w:t>
+              <w:br/>
+              <w:br/>
+              <w:t xml:space="preserve">    if (extrasRow) {</w:t>
+              <w:br/>
+              <w:t xml:space="preserve">        if (addonsTotalUSD &gt; 0) {</w:t>
+              <w:br/>
+              <w:t xml:space="preserve">            extrasRow.style.display = 'flex';</w:t>
+              <w:br/>
+              <w:t xml:space="preserve">            if (extrasListEl) extrasListEl.innerText = activeAddonsList.join(', ');</w:t>
+              <w:br/>
+              <w:t xml:space="preserve">            if (extrasSurchargeEl) extrasSurchargeEl.innerText = `+${formatPrice(addonsTotalUSD)}`;</w:t>
+              <w:br/>
+              <w:t xml:space="preserve">        } else {</w:t>
+              <w:br/>
+              <w:t xml:space="preserve">            extrasRow.style.display = 'none';</w:t>
+              <w:br/>
+              <w:t xml:space="preserve">        }</w:t>
+              <w:br/>
+              <w:t xml:space="preserve">    }</w:t>
+              <w:br/>
+              <w:br/>
+              <w:t xml:space="preserve">    if (taxesEl) taxesEl.innerText = formatPrice(taxesUSD);</w:t>
+              <w:br/>
+              <w:t xml:space="preserve">    if (totalEl) totalEl.innerText = formatPrice(grandTotalUSD);</w:t>
+              <w:br/>
+              <w:t>}</w:t>
+              <w:br/>
+              <w:br/>
+              <w:t>// =========================================================</w:t>
+              <w:br/>
+              <w:t>// 9. CONFIRMATION &amp; PAYMENT PROCESSOR</w:t>
+              <w:br/>
+              <w:t>// =========================================================</w:t>
+              <w:br/>
+              <w:t>async function processFlightBooking() {</w:t>
+              <w:br/>
+              <w:t xml:space="preserve">    const userId = activeUser?.id || activeUser?.Id;</w:t>
+              <w:br/>
+              <w:t xml:space="preserve">    if (!userId) {</w:t>
+              <w:br/>
+              <w:t xml:space="preserve">        showToast('Please sign in to confirm this reservation.', 'warning');</w:t>
+              <w:br/>
+              <w:t xml:space="preserve">        setTimeout(() =&gt; { window.location.href = '/index.html'; }, 1000);</w:t>
+              <w:br/>
+              <w:t xml:space="preserve">        return;</w:t>
+              <w:br/>
+              <w:t xml:space="preserve">    }</w:t>
+              <w:br/>
+              <w:br/>
+              <w:t xml:space="preserve">    if (!currentSelectedFlight) {</w:t>
+              <w:br/>
+              <w:t xml:space="preserve">        showToast('No flight selected.', 'error');</w:t>
+              <w:br/>
+              <w:t xml:space="preserve">        return;</w:t>
+              <w:br/>
+              <w:t xml:space="preserve">    }</w:t>
+              <w:br/>
+              <w:br/>
+              <w:t xml:space="preserve">    const confirmBtn = document.getElementById('confirmBookingBtn');</w:t>
+              <w:br/>
+              <w:t xml:space="preserve">    if (confirmBtn) {</w:t>
+              <w:br/>
+              <w:t xml:space="preserve">        confirmBtn.disabled = true;</w:t>
+              <w:br/>
+              <w:t xml:space="preserve">        confirmBtn.innerHTML = `</w:t>
+              <w:br/>
+              <w:t xml:space="preserve">            &lt;svg width="18" height="18" viewBox="0 0 24 24" fill="none" stroke="currentColor" stroke-width="2.2" stroke-linecap="round" stroke-linejoin="round" class="turbine-spin-icon"&gt;&lt;circle cx="12" cy="12" r="10"&gt;&lt;/circle&gt;&lt;path d="M12 2a15.3 15.3 0 0 1 4 10 15.3 15.3 0 0 1-4 10 15.3 15.3 0 0 1-4-10 15.3 15.3 0 0 1 4-10z"&gt;&lt;/path&gt;&lt;/svg&gt;</w:t>
+              <w:br/>
+              <w:t xml:space="preserve">            &lt;span&gt;Locking Seat &amp; Issuing Ticket...&lt;/span&gt;</w:t>
+              <w:br/>
+              <w:t xml:space="preserve">        `;</w:t>
+              <w:br/>
+              <w:t xml:space="preserve">    }</w:t>
+              <w:br/>
+              <w:br/>
+              <w:t xml:space="preserve">    const baseFare = Number(currentSelectedFlight.Price);</w:t>
+              <w:br/>
+              <w:t xml:space="preserve">    let addonsTotalUSD = 0;</w:t>
+              <w:br/>
+              <w:t xml:space="preserve">    if (currentAddons.baggage) addonsTotalUSD += 45;</w:t>
+              <w:br/>
+              <w:t xml:space="preserve">    if (currentAddons.meal) addonsTotalUSD += 18;</w:t>
+              <w:br/>
+              <w:t xml:space="preserve">    if (currentAddons.wifi) addonsTotalUSD += 15;</w:t>
+              <w:br/>
+              <w:t xml:space="preserve">    if (currentAddons.insurance) addonsTotalUSD += 28;</w:t>
+              <w:br/>
+              <w:br/>
+              <w:t xml:space="preserve">    const grandTotalFare = (baseFare * currentTierMultiplier) + (currentSeatSurcharge || 0) + addonsTotalUSD + 35.00;</w:t>
+              <w:br/>
+              <w:t xml:space="preserve">    const flightId = currentSelectedFlight.Id || currentSelectedFlight.id;</w:t>
+              <w:br/>
+              <w:br/>
+              <w:t xml:space="preserve">    try {</w:t>
+              <w:br/>
+              <w:t xml:space="preserve">        const response = await fetch('/api/bookings', {</w:t>
+              <w:br/>
+              <w:t xml:space="preserve">            method: 'POST',</w:t>
+              <w:br/>
+              <w:t xml:space="preserve">            headers: { 'Content-Type': 'application/json' },</w:t>
+              <w:br/>
+              <w:t xml:space="preserve">            body: JSON.stringify({</w:t>
+              <w:br/>
+              <w:t xml:space="preserve">                userId: userId,</w:t>
+              <w:br/>
+              <w:t xml:space="preserve">                flightId: flightId,</w:t>
+              <w:br/>
+              <w:t xml:space="preserve">                flightClass: currentTierName,</w:t>
+              <w:br/>
+              <w:t xml:space="preserve">                totalPrice: grandTotalFare</w:t>
+              <w:br/>
+              <w:t xml:space="preserve">            })</w:t>
+              <w:br/>
+              <w:t xml:space="preserve">        });</w:t>
+              <w:br/>
+              <w:br/>
+              <w:t xml:space="preserve">        const data = await response.json();</w:t>
+              <w:br/>
+              <w:br/>
+              <w:t xml:space="preserve">        if (response.ok) {</w:t>
+              <w:br/>
+              <w:t xml:space="preserve">            closeBookingModal();</w:t>
+              <w:br/>
+              <w:t xml:space="preserve">            playSuccessChord();</w:t>
+              <w:br/>
+              <w:t xml:space="preserve">            launchConfetti();</w:t>
+              <w:br/>
+              <w:t xml:space="preserve">            showToast(`Reservation Confirmed! Seat ${currentAssignedSeat} booked.`, 'success');</w:t>
+              <w:br/>
+              <w:br/>
+              <w:t xml:space="preserve">            // Refresh user trips</w:t>
+              <w:br/>
+              <w:t xml:space="preserve">            await fetchMyBookings();</w:t>
+              <w:br/>
+              <w:br/>
+              <w:t xml:space="preserve">            if (myBookings.length &gt; 0) {</w:t>
+              <w:br/>
+              <w:t xml:space="preserve">                newlyBookedId = myBookings[0].BookingId || myBookings[0].Id;</w:t>
+              <w:br/>
+              <w:t xml:space="preserve">                renderBookingsTable();</w:t>
+              <w:br/>
+              <w:t xml:space="preserve">            }</w:t>
+              <w:br/>
+              <w:br/>
+              <w:t xml:space="preserve">            setTimeout(() =&gt; {</w:t>
+              <w:br/>
+              <w:t xml:space="preserve">                scrollToSection('bookingsSection');</w:t>
+              <w:br/>
+              <w:t xml:space="preserve">            }, 300);</w:t>
+              <w:br/>
+              <w:t xml:space="preserve">        } else {</w:t>
+              <w:br/>
+              <w:t xml:space="preserve">            showToast(data.error || 'Failed to complete reservation.', 'error');</w:t>
+              <w:br/>
+              <w:t xml:space="preserve">        }</w:t>
+              <w:br/>
+              <w:t xml:space="preserve">    } catch (err) {</w:t>
+              <w:br/>
+              <w:t xml:space="preserve">        console.error('Booking submission error:', err);</w:t>
+              <w:br/>
+              <w:t xml:space="preserve">        showToast('Network error processing booking.', 'error');</w:t>
+              <w:br/>
+              <w:t xml:space="preserve">    } finally {</w:t>
+              <w:br/>
+              <w:t xml:space="preserve">        if (confirmBtn) {</w:t>
+              <w:br/>
+              <w:t xml:space="preserve">            confirmBtn.disabled = false;</w:t>
+              <w:br/>
+              <w:t xml:space="preserve">            confirmBtn.innerHTML = `</w:t>
+              <w:br/>
+              <w:t xml:space="preserve">                &lt;svg width="18" height="18" viewBox="0 0 24 24" fill="none" stroke="currentColor" stroke-width="2.2" stroke-linecap="round" stroke-linejoin="round"&gt;&lt;rect x="1" y="4" width="22" height="16" rx="2" ry="2"&gt;&lt;/rect&gt;&lt;line x1="1" y1="10" x2="23" y2="10"&gt;&lt;/line&gt;&lt;/svg&gt;</w:t>
+              <w:br/>
+              <w:t xml:space="preserve">                &lt;span&gt;Confirm &amp; Reserve Flight&lt;/span&gt;</w:t>
+              <w:br/>
+              <w:t xml:space="preserve">            `;</w:t>
+              <w:br/>
+              <w:t xml:space="preserve">        }</w:t>
+              <w:br/>
+              <w:t xml:space="preserve">    }</w:t>
+              <w:br/>
+              <w:t>}</w:t>
+              <w:br/>
+              <w:br/>
+              <w:t>// Cancel Booking</w:t>
+              <w:br/>
+              <w:t>async function cancelUserBooking(bookingId) {</w:t>
+              <w:br/>
+              <w:t xml:space="preserve">    if (!confirm('Are you sure you wish to cancel this flight reservation?')) return;</w:t>
+              <w:br/>
+              <w:br/>
+              <w:t xml:space="preserve">    try {</w:t>
+              <w:br/>
+              <w:t xml:space="preserve">        const res = await fetch(`/api/bookings/${bookingId}`, {</w:t>
+              <w:br/>
+              <w:t xml:space="preserve">            method: 'DELETE'</w:t>
+              <w:br/>
+              <w:t xml:space="preserve">        });</w:t>
+              <w:br/>
+              <w:br/>
+              <w:t xml:space="preserve">        const data = await res.json();</w:t>
+              <w:br/>
+              <w:t xml:space="preserve">        if (res.ok) {</w:t>
+              <w:br/>
+              <w:t xml:space="preserve">            playSeatClick();</w:t>
+              <w:br/>
+              <w:t xml:space="preserve">            showToast('Flight reservation has been cancelled.', 'info');</w:t>
+              <w:br/>
+              <w:t xml:space="preserve">            await fetchMyBookings();</w:t>
+              <w:br/>
+              <w:t xml:space="preserve">        } else {</w:t>
+              <w:br/>
+              <w:t xml:space="preserve">            showToast(data.error || 'Could not cancel booking.', 'error');</w:t>
+              <w:br/>
+              <w:t xml:space="preserve">        }</w:t>
+              <w:br/>
+              <w:t xml:space="preserve">    } catch (err) {</w:t>
+              <w:br/>
+              <w:t xml:space="preserve">        console.error('Error cancelling booking:', err);</w:t>
+              <w:br/>
+              <w:t xml:space="preserve">        showToast('Server error cancelling booking.', 'error');</w:t>
+              <w:br/>
+              <w:t xml:space="preserve">    }</w:t>
+              <w:br/>
+              <w:t>}</w:t>
+              <w:br/>
+              <w:br/>
+              <w:t>// =========================================================</w:t>
+              <w:br/>
+              <w:t>// 10. REALISTIC BOARDING PASS &amp; LASER SCANNER CONTROLLER</w:t>
+              <w:br/>
+              <w:t>// =========================================================</w:t>
+              <w:br/>
+              <w:t>function openBoardingPassById(bookingId) {</w:t>
+              <w:br/>
+              <w:t xml:space="preserve">    const booking = myBookings.find(b =&gt; String(b.BookingId || b.Id) === String(bookingId));</w:t>
+              <w:br/>
+              <w:t xml:space="preserve">    if (!booking) {</w:t>
+              <w:br/>
+              <w:t xml:space="preserve">        showToast('Boarding pass details not available.', 'error');</w:t>
+              <w:br/>
+              <w:t xml:space="preserve">        return;</w:t>
+              <w:br/>
+              <w:t xml:space="preserve">    }</w:t>
+              <w:br/>
+              <w:br/>
+              <w:t xml:space="preserve">    const modal = document.getElementById('boardingPassModal');</w:t>
+              <w:br/>
+              <w:t xml:space="preserve">    if (!modal) return;</w:t>
+              <w:br/>
+              <w:br/>
+              <w:t xml:space="preserve">    const pName = document.getElementById('bpPassengerName');</w:t>
+              <w:br/>
+              <w:t xml:space="preserve">    const fNum = document.getElementById('bpFlightNumber');</w:t>
+              <w:br/>
+              <w:t xml:space="preserve">    const fOrig = document.getElementById('bpOrigin');</w:t>
+              <w:br/>
+              <w:t xml:space="preserve">    const fDest = document.getElementById('bpDestination');</w:t>
+              <w:br/>
+              <w:t xml:space="preserve">    const fClass = document.getElementById('bpClass');</w:t>
+              <w:br/>
+              <w:t xml:space="preserve">    const fDate = document.getElementById('bpDate');</w:t>
+              <w:br/>
+              <w:t xml:space="preserve">    const fSeat = document.getElementById('bpSeat');</w:t>
+              <w:br/>
+              <w:br/>
+              <w:t xml:space="preserve">    if (pName) pName.innerText = activeUser?.username || 'Passenger';</w:t>
+              <w:br/>
+              <w:t xml:space="preserve">    if (fNum) fNum.innerText = booking.FlightNumber || 'SW-101';</w:t>
+              <w:br/>
+              <w:t xml:space="preserve">    if (fOrig) fOrig.innerText = booking.Origin || 'Origin';</w:t>
+              <w:br/>
+              <w:t xml:space="preserve">    if (fDest) fDest.innerText = booking.Destination || 'Destination';</w:t>
+              <w:br/>
+              <w:t xml:space="preserve">    if (fClass) fClass.innerText = booking.FlightClass || 'Economy';</w:t>
+              <w:br/>
+              <w:t xml:space="preserve">    if (fDate) {</w:t>
+              <w:br/>
+              <w:t xml:space="preserve">        fDate.innerText = new Date(booking.DepartureTime).toLocaleString([], {</w:t>
+              <w:br/>
+              <w:t xml:space="preserve">            dateStyle: 'medium', timeStyle: 'short'</w:t>
+              <w:br/>
+              <w:t xml:space="preserve">        });</w:t>
+              <w:br/>
+              <w:t xml:space="preserve">    }</w:t>
+              <w:br/>
+              <w:t xml:space="preserve">    if (fSeat) fSeat.innerText = currentAssignedSeat || '6A';</w:t>
+              <w:br/>
+              <w:br/>
+              <w:t xml:space="preserve">    modal.classList.add('active');</w:t>
+              <w:br/>
+              <w:br/>
+              <w:t xml:space="preserve">    // Play Authentic In-Flight Boarding Chime</w:t>
+              <w:br/>
+              <w:t xml:space="preserve">    playCabinChime();</w:t>
+              <w:br/>
+              <w:br/>
+              <w:t xml:space="preserve">    // Trigger Customs Stamp Animation</w:t>
+              <w:br/>
+              <w:t xml:space="preserve">    const card = document.getElementById('ticketModalCard');</w:t>
+              <w:br/>
+              <w:t xml:space="preserve">    if (card) {</w:t>
+              <w:br/>
+              <w:t xml:space="preserve">        card.classList.remove('stamped');</w:t>
+              <w:br/>
+              <w:t xml:space="preserve">        setTimeout(() =&gt; {</w:t>
+              <w:br/>
+              <w:t xml:space="preserve">            card.classList.add('stamped');</w:t>
+              <w:br/>
+              <w:t xml:space="preserve">        }, 120);</w:t>
+              <w:br/>
+              <w:t xml:space="preserve">    }</w:t>
+              <w:br/>
+              <w:br/>
+              <w:t xml:space="preserve">    // Start Live Departure Countdown Timer</w:t>
+              <w:br/>
+              <w:t xml:space="preserve">    startCountdown(booking.DepartureTime);</w:t>
+              <w:br/>
+              <w:t>}</w:t>
+              <w:br/>
+              <w:br/>
+              <w:t>function closeBoardingPassModal() {</w:t>
+              <w:br/>
+              <w:t xml:space="preserve">    const modal = document.getElementById('boardingPassModal');</w:t>
               <w:br/>
               <w:t xml:space="preserve">    if (modal) modal.classList.remove('active');</w:t>
               <w:br/>
+              <w:t xml:space="preserve">    const card = document.getElementById('ticketModalCard');</w:t>
+              <w:br/>
+              <w:t xml:space="preserve">    if (card) card.classList.remove('stamped');</w:t>
+              <w:br/>
+              <w:br/>
+              <w:t xml:space="preserve">    if (countdownIntervalId) {</w:t>
+              <w:br/>
+              <w:t xml:space="preserve">        clearInterval(countdownIntervalId);</w:t>
+              <w:br/>
+              <w:t xml:space="preserve">        countdownIntervalId = null;</w:t>
+              <w:br/>
+              <w:t xml:space="preserve">    }</w:t>
+              <w:br/>
               <w:t>}</w:t>
               <w:br/>
               <w:br/>
-              <w:t>// Select Class Tier in Modal</w:t>
-              <w:br/>
-              <w:t>function selectClassTier(tierName, multiplier) {</w:t>
-              <w:br/>
-              <w:t xml:space="preserve">    currentTierName = tierName;</w:t>
-              <w:br/>
-              <w:t xml:space="preserve">    currentTierMultiplier = multiplier;</w:t>
-              <w:br/>
-              <w:br/>
-              <w:t xml:space="preserve">    // Update Card Highlighting</w:t>
-              <w:br/>
-              <w:t xml:space="preserve">    const economyCard = document.getElementById('tierCardEconomy');</w:t>
-              <w:br/>
-              <w:t xml:space="preserve">    const businessCard = document.getElementById('tierCardBusiness');</w:t>
-              <w:br/>
-              <w:t xml:space="preserve">    const firstCard = document.getElementById('tierCardFirst');</w:t>
-              <w:br/>
-              <w:br/>
-              <w:t xml:space="preserve">    if (economyCard) economyCard.classList.toggle('selected', tierName === 'Economy');</w:t>
-              <w:br/>
-              <w:t xml:space="preserve">    if (businessCard) businessCard.classList.toggle('selected', tierName === 'Business');</w:t>
-              <w:br/>
-              <w:t xml:space="preserve">    if (firstCard) firstCard.classList.toggle('selected', tierName === 'First Class');</w:t>
-              <w:br/>
-              <w:br/>
-              <w:t xml:space="preserve">    // Calculate Prices</w:t>
-              <w:br/>
-              <w:t xml:space="preserve">    if (!currentSelectedFlight) return;</w:t>
-              <w:br/>
-              <w:t xml:space="preserve">    const baseFare = Number(currentSelectedFlight.Price);</w:t>
-              <w:br/>
-              <w:t xml:space="preserve">    const surcharge = baseFare * (multiplier - 1);</w:t>
-              <w:br/>
-              <w:t xml:space="preserve">    const taxes = 35.00;</w:t>
-              <w:br/>
-              <w:t xml:space="preserve">    const totalFare = (baseFare * multiplier) + taxes;</w:t>
-              <w:br/>
-              <w:br/>
-              <w:t xml:space="preserve">    const baseEl = document.getElementById('calcBaseFare');</w:t>
-              <w:br/>
-              <w:t xml:space="preserve">    const labelEl = document.getElementById('calcClassLabel');</w:t>
-              <w:br/>
-              <w:t xml:space="preserve">    const surchargeEl = document.getElementById('calcClassSurcharge');</w:t>
-              <w:br/>
-              <w:t xml:space="preserve">    const totalEl = document.getElementById('calcTotalFare');</w:t>
-              <w:br/>
-              <w:br/>
-              <w:t xml:space="preserve">    if (baseEl) baseEl.innerText = `$${baseFare.toFixed(2)}`;</w:t>
-              <w:br/>
-              <w:t xml:space="preserve">    if (labelEl) labelEl.innerText = tierName;</w:t>
-              <w:br/>
-              <w:t xml:space="preserve">    if (surchargeEl) surchargeEl.innerText = `+$${surcharge.toFixed(2)}`;</w:t>
-              <w:br/>
-              <w:t xml:space="preserve">    if (totalEl) totalEl.innerText = `$${totalFare.toFixed(2)}`;</w:t>
+              <w:t>// Live Countdown Timer to Departure</w:t>
+              <w:br/>
+              <w:t>function startCountdown(departureTimeStr) {</w:t>
+              <w:br/>
+              <w:t xml:space="preserve">    if (countdownIntervalId) clearInterval(countdownIntervalId);</w:t>
+              <w:br/>
+              <w:br/>
+              <w:t xml:space="preserve">    const countdownEl = document.getElementById('bpCountdownText');</w:t>
+              <w:br/>
+              <w:t xml:space="preserve">    const targetDate = new Date(departureTimeStr).getTime();</w:t>
+              <w:br/>
+              <w:br/>
+              <w:t xml:space="preserve">    const update = () =&gt; {</w:t>
+              <w:br/>
+              <w:t xml:space="preserve">        const now = new Date().getTime();</w:t>
+              <w:br/>
+              <w:t xml:space="preserve">        const diff = targetDate - now;</w:t>
+              <w:br/>
+              <w:br/>
+              <w:t xml:space="preserve">        if (diff &lt;= 0) {</w:t>
+              <w:br/>
+              <w:t xml:space="preserve">            if (countdownEl) countdownEl.innerText = 'Boarding: Now Open at Gate';</w:t>
+              <w:br/>
+              <w:t xml:space="preserve">            return;</w:t>
+              <w:br/>
+              <w:t xml:space="preserve">        }</w:t>
+              <w:br/>
+              <w:br/>
+              <w:t xml:space="preserve">        const days = Math.floor(diff / (1000 * 60 * 60 * 24));</w:t>
+              <w:br/>
+              <w:t xml:space="preserve">        const hours = Math.floor((diff % (1000 * 60 * 60 * 24)) / (1000 * 60 * 60));</w:t>
+              <w:br/>
+              <w:t xml:space="preserve">        const minutes = Math.floor((diff % (1000 * 60 * 60)) / (1000 * 60));</w:t>
+              <w:br/>
+              <w:t xml:space="preserve">        const seconds = Math.floor((diff % (1000 * 60)) / 1000);</w:t>
+              <w:br/>
+              <w:br/>
+              <w:t xml:space="preserve">        if (countdownEl) {</w:t>
+              <w:br/>
+              <w:t xml:space="preserve">            countdownEl.innerText = `Boarding in: ${days}d ${hours}h ${minutes}m ${seconds}s`;</w:t>
+              <w:br/>
+              <w:t xml:space="preserve">        }</w:t>
+              <w:br/>
+              <w:t xml:space="preserve">    };</w:t>
+              <w:br/>
+              <w:br/>
+              <w:t xml:space="preserve">    update();</w:t>
+              <w:br/>
+              <w:t xml:space="preserve">    countdownIntervalId = setInterval(update, 1000);</w:t>
               <w:br/>
               <w:t>}</w:t>
               <w:br/>
               <w:br/>
-              <w:t>// Confirm &amp; Pay Reservation</w:t>
-              <w:br/>
-              <w:t>async function processFlightBooking() {</w:t>
-              <w:br/>
-              <w:t xml:space="preserve">    const userId = activeUser?.id || activeUser?.Id;</w:t>
-              <w:br/>
-              <w:t xml:space="preserve">    if (!userId) {</w:t>
-              <w:br/>
-              <w:t xml:space="preserve">        showToast('Please sign in to confirm this reservation.', 'warning');</w:t>
-              <w:br/>
-              <w:t xml:space="preserve">        setTimeout(() =&gt; { window.location.href = '/index.html'; }, 1000);</w:t>
-              <w:br/>
-              <w:t xml:space="preserve">        return;</w:t>
+              <w:t>// =========================================================</w:t>
+              <w:br/>
+              <w:t>// 11. 3D METALLIC FOIL CONFETTI CELEBRATION ENGINE</w:t>
+              <w:br/>
+              <w:t>// =========================================================</w:t>
+              <w:br/>
+              <w:t>function launchConfetti() {</w:t>
+              <w:br/>
+              <w:t xml:space="preserve">    const canvas = document.getElementById('confettiCanvas');</w:t>
+              <w:br/>
+              <w:t xml:space="preserve">    if (!canvas) return;</w:t>
+              <w:br/>
+              <w:t xml:space="preserve">    canvas.style.display = 'block';</w:t>
+              <w:br/>
+              <w:t xml:space="preserve">    canvas.width = window.innerWidth;</w:t>
+              <w:br/>
+              <w:t xml:space="preserve">    canvas.height = window.innerHeight;</w:t>
+              <w:br/>
+              <w:t xml:space="preserve">    const ctx = canvas.getContext('2d');</w:t>
+              <w:br/>
+              <w:br/>
+              <w:t xml:space="preserve">    const pieces = [];</w:t>
+              <w:br/>
+              <w:t xml:space="preserve">    const metallicFoilColors = [</w:t>
+              <w:br/>
+              <w:t xml:space="preserve">        '#facc15', // 24k Gold Foil</w:t>
+              <w:br/>
+              <w:t xml:space="preserve">        '#38bdf8', // Sapphire Metallic</w:t>
+              <w:br/>
+              <w:t xml:space="preserve">        '#34d399', // Emerald Metallic</w:t>
+              <w:br/>
+              <w:t xml:space="preserve">        '#fb7185', // Rose Gold</w:t>
+              <w:br/>
+              <w:t xml:space="preserve">        '#a855f7', // Electric Violet</w:t>
+              <w:br/>
+              <w:t xml:space="preserve">        '#f8fafc', // Platinum Silver</w:t>
+              <w:br/>
+              <w:t xml:space="preserve">        '#60a5fa'  // Sky Blue</w:t>
+              <w:br/>
+              <w:t xml:space="preserve">    ];</w:t>
+              <w:br/>
+              <w:br/>
+              <w:t xml:space="preserve">    for (let i = 0; i &lt; 115; i++) {</w:t>
+              <w:br/>
+              <w:t xml:space="preserve">        pieces.push({</w:t>
+              <w:br/>
+              <w:t xml:space="preserve">            x: canvas.width / 2 + (Math.random() * 280 - 140),</w:t>
+              <w:br/>
+              <w:t xml:space="preserve">            y: canvas.height / 2 + (Math.random() * 80 - 40),</w:t>
+              <w:br/>
+              <w:t xml:space="preserve">            w: Math.random() * 12 + 6,</w:t>
+              <w:br/>
+              <w:t xml:space="preserve">            h: Math.random() * 6 + 4,</w:t>
+              <w:br/>
+              <w:t xml:space="preserve">            color: metallicFoilColors[Math.floor(Math.random() * metallicFoilColors.length)],</w:t>
+              <w:br/>
+              <w:t xml:space="preserve">            vx: (Math.random() - 0.5) * 18,</w:t>
+              <w:br/>
+              <w:t xml:space="preserve">            vy: (Math.random() - 0.85) * 16 - 3,</w:t>
+              <w:br/>
+              <w:t xml:space="preserve">            rotX: Math.random() * Math.PI,</w:t>
+              <w:br/>
+              <w:t xml:space="preserve">            rotY: Math.random() * Math.PI,</w:t>
+              <w:br/>
+              <w:t xml:space="preserve">            rotXSpeed: (Math.random() - 0.5) * 0.18,</w:t>
+              <w:br/>
+              <w:t xml:space="preserve">            rotYSpeed: (Math.random() - 0.5) * 0.18,</w:t>
+              <w:br/>
+              <w:t xml:space="preserve">            gravity: 0.38,</w:t>
+              <w:br/>
+              <w:t xml:space="preserve">            alpha: 1</w:t>
+              <w:br/>
+              <w:t xml:space="preserve">        });</w:t>
               <w:br/>
               <w:t xml:space="preserve">    }</w:t>
               <w:br/>
               <w:br/>
-              <w:t xml:space="preserve">    if (!currentSelectedFlight) {</w:t>
-              <w:br/>
-              <w:t xml:space="preserve">        showToast('No flight selected.', 'error');</w:t>
-              <w:br/>
-              <w:t xml:space="preserve">        return;</w:t>
-              <w:br/>
-              <w:t xml:space="preserve">    }</w:t>
-              <w:br/>
-              <w:br/>
-              <w:t xml:space="preserve">    const confirmBtn = document.getElementById('confirmBookingBtn');</w:t>
-              <w:br/>
-              <w:t xml:space="preserve">    if (confirmBtn) {</w:t>
-              <w:br/>
-              <w:t xml:space="preserve">        confirmBtn.disabled = true;</w:t>
-              <w:br/>
-              <w:t xml:space="preserve">        confirmBtn.innerHTML = `</w:t>
-              <w:br/>
-              <w:t xml:space="preserve">            &lt;svg width="18" height="18" viewBox="0 0 24 24" fill="none" stroke="currentColor" stroke-width="2.2" stroke-linecap="round" stroke-linejoin="round" class="plane-icon-travel"&gt;&lt;path d="M17.8 19.2 16 11l3.5-3.5C21 6 21.5 4 21 3c-1-.5-3 0-4.5 1.5L13 8 4.8 6.2c-.5-.1-.9.1-1.1.5l-.3.5c-.2.5-.1 1 .3 1.3L9 12l-2 3H4l-1 1 3 2 2 3 1-1v-3l3-2 3.5 5.3c.3.4.8.5 1.3.3l.5-.2c.4-.3.6-.7.5-1.2z"/&gt;&lt;/svg&gt;</w:t>
-              <w:br/>
-              <w:t xml:space="preserve">            &lt;span&gt;Securing Seat &amp; Processing...&lt;/span&gt;</w:t>
-              <w:br/>
-              <w:t xml:space="preserve">        `;</w:t>
-              <w:br/>
-              <w:t xml:space="preserve">    }</w:t>
-              <w:br/>
-              <w:br/>
-              <w:t xml:space="preserve">    const baseFare = Number(currentSelectedFlight.Price);</w:t>
-              <w:br/>
-              <w:t xml:space="preserve">    const taxes = 35.00;</w:t>
-              <w:br/>
-              <w:t xml:space="preserve">    const totalFare = (baseFare * currentTierMultiplier) + taxes;</w:t>
-              <w:br/>
-              <w:t xml:space="preserve">    const flightId = currentSelectedFlight.Id || currentSelectedFlight.id;</w:t>
-              <w:br/>
-              <w:br/>
-              <w:t xml:space="preserve">    try {</w:t>
-              <w:br/>
-              <w:t xml:space="preserve">        const response = await fetch('/api/bookings', {</w:t>
-              <w:br/>
-              <w:t xml:space="preserve">            method: 'POST',</w:t>
-              <w:br/>
-              <w:t xml:space="preserve">            headers: { 'Content-Type': 'application/json' },</w:t>
-              <w:br/>
-              <w:t xml:space="preserve">            body: JSON.stringify({</w:t>
-              <w:br/>
-              <w:t xml:space="preserve">                userId: userId,</w:t>
-              <w:br/>
-              <w:t xml:space="preserve">                flightId: flightId,</w:t>
-              <w:br/>
-              <w:t xml:space="preserve">                flightClass: currentTierName,</w:t>
-              <w:br/>
-              <w:t xml:space="preserve">                totalPrice: totalFare</w:t>
-              <w:br/>
-              <w:t xml:space="preserve">            })</w:t>
+              <w:t xml:space="preserve">    let animationFrameId;</w:t>
+              <w:br/>
+              <w:t xml:space="preserve">    const render = () =&gt; {</w:t>
+              <w:br/>
+              <w:t xml:space="preserve">        ctx.clearRect(0, 0, canvas.width, canvas.height);</w:t>
+              <w:br/>
+              <w:t xml:space="preserve">        let activeCount = 0;</w:t>
+              <w:br/>
+              <w:br/>
+              <w:t xml:space="preserve">        pieces.forEach(p =&gt; {</w:t>
+              <w:br/>
+              <w:t xml:space="preserve">            p.x += p.vx;</w:t>
+              <w:br/>
+              <w:t xml:space="preserve">            p.y += p.vy;</w:t>
+              <w:br/>
+              <w:t xml:space="preserve">            p.vy += p.gravity;</w:t>
+              <w:br/>
+              <w:t xml:space="preserve">            p.vx *= 0.985;</w:t>
+              <w:br/>
+              <w:t xml:space="preserve">            p.rotX += p.rotXSpeed;</w:t>
+              <w:br/>
+              <w:t xml:space="preserve">            p.rotY += p.rotYSpeed;</w:t>
+              <w:br/>
+              <w:t xml:space="preserve">            p.alpha -= 0.008;</w:t>
+              <w:br/>
+              <w:br/>
+              <w:t xml:space="preserve">            if (p.alpha &gt; 0) {</w:t>
+              <w:br/>
+              <w:t xml:space="preserve">                activeCount++;</w:t>
+              <w:br/>
+              <w:t xml:space="preserve">                ctx.save();</w:t>
+              <w:br/>
+              <w:t xml:space="preserve">                ctx.translate(p.x, p.y);</w:t>
+              <w:br/>
+              <w:t xml:space="preserve">                const scaleX = Math.cos(p.rotX);</w:t>
+              <w:br/>
+              <w:t xml:space="preserve">                const scaleY = Math.sin(p.rotY);</w:t>
+              <w:br/>
+              <w:t xml:space="preserve">                ctx.scale(scaleX, scaleY);</w:t>
+              <w:br/>
+              <w:t xml:space="preserve">                ctx.globalAlpha = Math.max(0, p.alpha);</w:t>
+              <w:br/>
+              <w:t xml:space="preserve">                ctx.fillStyle = p.color;</w:t>
+              <w:br/>
+              <w:t xml:space="preserve">                ctx.shadowColor = p.color;</w:t>
+              <w:br/>
+              <w:t xml:space="preserve">                ctx.shadowBlur = 4;</w:t>
+              <w:br/>
+              <w:t xml:space="preserve">                ctx.fillRect(-p.w / 2, -p.h / 2, p.w, p.h);</w:t>
+              <w:br/>
+              <w:t xml:space="preserve">                ctx.restore();</w:t>
+              <w:br/>
+              <w:t xml:space="preserve">            }</w:t>
               <w:br/>
               <w:t xml:space="preserve">        });</w:t>
               <w:br/>
               <w:br/>
-              <w:t xml:space="preserve">        const data = await response.json();</w:t>
-              <w:br/>
-              <w:br/>
-              <w:t xml:space="preserve">        if (response.ok) {</w:t>
-              <w:br/>
-              <w:t xml:space="preserve">            closeBookingModal();</w:t>
-              <w:br/>
-              <w:t xml:space="preserve">            launchConfetti();</w:t>
-              <w:br/>
-              <w:t xml:space="preserve">            showToast('Reservation Confirmed! E-ticket issued in your trips.', 'success');</w:t>
-              <w:br/>
-              <w:t xml:space="preserve">            </w:t>
-              <w:br/>
-              <w:t xml:space="preserve">            // Reload user bookings fast</w:t>
-              <w:br/>
-              <w:t xml:space="preserve">            await fetchMyBookings();</w:t>
-              <w:br/>
-              <w:t xml:space="preserve">            </w:t>
-              <w:br/>
-              <w:t xml:space="preserve">            // Highlight the latest booking</w:t>
-              <w:br/>
-              <w:t xml:space="preserve">            if (myBookings.length &gt; 0) {</w:t>
-              <w:br/>
-              <w:t xml:space="preserve">                newlyBookedId = myBookings[0].BookingId || myBookings[0].Id;</w:t>
-              <w:br/>
-              <w:t xml:space="preserve">                renderBookingsTable();</w:t>
-              <w:br/>
-              <w:t xml:space="preserve">            }</w:t>
-              <w:br/>
-              <w:br/>
-              <w:t xml:space="preserve">            // Smooth scroll to bookings section</w:t>
-              <w:br/>
-              <w:t xml:space="preserve">            setTimeout(() =&gt; {</w:t>
-              <w:br/>
-              <w:t xml:space="preserve">                scrollToSection('bookingsSection');</w:t>
-              <w:br/>
-              <w:t xml:space="preserve">            }, 300);</w:t>
+              <w:t xml:space="preserve">        if (activeCount &gt; 0) {</w:t>
+              <w:br/>
+              <w:t xml:space="preserve">            animationFrameId = requestAnimationFrame(render);</w:t>
               <w:br/>
               <w:t xml:space="preserve">        } else {</w:t>
               <w:br/>
-              <w:t xml:space="preserve">            showToast(data.error || 'Failed to complete reservation.', 'error');</w:t>
+              <w:t xml:space="preserve">            cancelAnimationFrame(animationFrameId);</w:t>
+              <w:br/>
+              <w:t xml:space="preserve">            canvas.style.display = 'none';</w:t>
               <w:br/>
               <w:t xml:space="preserve">        }</w:t>
               <w:br/>
-              <w:t xml:space="preserve">    } catch (err) {</w:t>
-              <w:br/>
-              <w:t xml:space="preserve">        console.error('Booking submission error:', err);</w:t>
-              <w:br/>
-              <w:t xml:space="preserve">        showToast('Network error processing booking.', 'error');</w:t>
-              <w:br/>
-              <w:t xml:space="preserve">    } finally {</w:t>
-              <w:br/>
-              <w:t xml:space="preserve">        if (confirmBtn) {</w:t>
-              <w:br/>
-              <w:t xml:space="preserve">            confirmBtn.disabled = false;</w:t>
-              <w:br/>
-              <w:t xml:space="preserve">            confirmBtn.innerHTML = `</w:t>
-              <w:br/>
-              <w:t xml:space="preserve">                &lt;svg width="18" height="18" viewBox="0 0 24 24" fill="none" stroke="currentColor" stroke-width="2.2" stroke-linecap="round" stroke-linejoin="round"&gt;&lt;rect x="1" y="4" width="22" height="16" rx="2" ry="2"&gt;&lt;/rect&gt;&lt;line x1="1" y1="10" x2="23" y2="10"&gt;&lt;/line&gt;&lt;/svg&gt;</w:t>
-              <w:br/>
-              <w:t xml:space="preserve">                &lt;span&gt;Reserve &amp; Pay Now&lt;/span&gt;</w:t>
-              <w:br/>
-              <w:t xml:space="preserve">            `;</w:t>
-              <w:br/>
-              <w:t xml:space="preserve">        }</w:t>
-              <w:br/>
-              <w:t xml:space="preserve">    }</w:t>
+              <w:t xml:space="preserve">    };</w:t>
+              <w:br/>
+              <w:br/>
+              <w:t xml:space="preserve">    render();</w:t>
               <w:br/>
               <w:t>}</w:t>
-              <w:br/>
-              <w:br/>
-              <w:t>// Cancel Booking</w:t>
-              <w:br/>
-              <w:t>async function cancelUserBooking(bookingId) {</w:t>
-              <w:br/>
-              <w:t xml:space="preserve">    if (!confirm('Are you sure you wish to cancel this flight reservation?')) return;</w:t>
-              <w:br/>
-              <w:br/>
-              <w:t xml:space="preserve">    try {</w:t>
-              <w:br/>
-              <w:t xml:space="preserve">        const res = await fetch(`/api/bookings/${bookingId}`, {</w:t>
-              <w:br/>
-              <w:t xml:space="preserve">            method: 'DELETE'</w:t>
-              <w:br/>
-              <w:t xml:space="preserve">        });</w:t>
-              <w:br/>
-              <w:br/>
-              <w:t xml:space="preserve">        const data = await res.json();</w:t>
-              <w:br/>
-              <w:t xml:space="preserve">        if (res.ok) {</w:t>
-              <w:br/>
-              <w:t xml:space="preserve">            showToast('Flight reservation has been cancelled.', 'info');</w:t>
-              <w:br/>
-              <w:t xml:space="preserve">            await fetchMyBookings();</w:t>
-              <w:br/>
-              <w:t xml:space="preserve">        } else {</w:t>
-              <w:br/>
-              <w:t xml:space="preserve">            showToast(data.error || 'Could not cancel booking.', 'error');</w:t>
-              <w:br/>
-              <w:t xml:space="preserve">        }</w:t>
-              <w:br/>
-              <w:t xml:space="preserve">    } catch (err) {</w:t>
-              <w:br/>
-              <w:t xml:space="preserve">        console.error('Error cancelling booking:', err);</w:t>
-              <w:br/>
-              <w:t xml:space="preserve">        showToast('Server error cancelling booking.', 'error');</w:t>
-              <w:br/>
-              <w:t xml:space="preserve">    }</w:t>
-              <w:br/>
-              <w:t>}</w:t>
-              <w:br/>
-              <w:br/>
-              <w:t>// Boarding Pass Modal - 100% Robust matching by ID</w:t>
-              <w:br/>
-              <w:t>function openBoardingPassById(bookingId) {</w:t>
-              <w:br/>
-              <w:t xml:space="preserve">    const booking = myBookings.find(b =&gt; String(b.BookingId || b.Id) === String(bookingId));</w:t>
-              <w:br/>
-              <w:t xml:space="preserve">    if (!booking) {</w:t>
-              <w:br/>
-              <w:t xml:space="preserve">        showToast('Boarding pass details not available.', 'error');</w:t>
-              <w:br/>
-              <w:t xml:space="preserve">        return;</w:t>
-              <w:br/>
-              <w:t xml:space="preserve">    }</w:t>
-              <w:br/>
-              <w:br/>
-              <w:t xml:space="preserve">    const modal = document.getElementById('boardingPassModal');</w:t>
-              <w:br/>
-              <w:t xml:space="preserve">    if (!modal) return;</w:t>
-              <w:br/>
-              <w:br/>
-              <w:t xml:space="preserve">    const pName = document.getElementById('bpPassengerName');</w:t>
-              <w:br/>
-              <w:t xml:space="preserve">    const fNum = document.getElementById('bpFlightNumber');</w:t>
-              <w:br/>
-              <w:t xml:space="preserve">    const fOrig = document.getElementById('bpOrigin');</w:t>
-              <w:br/>
-              <w:t xml:space="preserve">    const fDest = document.getElementById('bpDestination');</w:t>
-              <w:br/>
-              <w:t xml:space="preserve">    const fClass = document.getElementById('bpClass');</w:t>
-              <w:br/>
-              <w:t xml:space="preserve">    const fDate = document.getElementById('bpDate');</w:t>
-              <w:br/>
-              <w:t xml:space="preserve">    const fSeat = document.getElementById('bpSeat');</w:t>
-              <w:br/>
-              <w:br/>
-              <w:t xml:space="preserve">    if (pName) pName.innerText = activeUser?.username || 'Passenger';</w:t>
-              <w:br/>
-              <w:t xml:space="preserve">    if (fNum) fNum.innerText = booking.FlightNumber || 'SW-000';</w:t>
-              <w:br/>
-              <w:t xml:space="preserve">    if (fOrig) fOrig.innerText = booking.Origin || 'Origin';</w:t>
-              <w:br/>
-              <w:t xml:space="preserve">    if (fDest) fDest.innerText = booking.Destination || 'Destination';</w:t>
-              <w:br/>
-              <w:t xml:space="preserve">    if (fClass) fClass.innerText = booking.FlightClass || 'Economy';</w:t>
-              <w:br/>
-              <w:t xml:space="preserve">    if (fDate) {</w:t>
-              <w:br/>
-              <w:t xml:space="preserve">        fDate.innerText = new Date(booking.DepartureTime).toLocaleString([], {</w:t>
-              <w:br/>
-              <w:t xml:space="preserve">            dateStyle: 'medium', timeStyle: 'short'</w:t>
-              <w:br/>
-              <w:t xml:space="preserve">        });</w:t>
-              <w:br/>
-              <w:t xml:space="preserve">    }</w:t>
-              <w:br/>
-              <w:t xml:space="preserve">    if (fSeat) fSeat.innerText = currentAssignedSeat || '12A';</w:t>
-              <w:br/>
-              <w:br/>
-              <w:t xml:space="preserve">    modal.classList.add('active');</w:t>
-              <w:br/>
-              <w:br/>
-              <w:t xml:space="preserve">    // Trigger authentic airline customs rubber stamp animation</w:t>
-              <w:br/>
-              <w:t xml:space="preserve">    const card = document.getElementById('ticketModalCard');</w:t>
-              <w:br/>
-              <w:t xml:space="preserve">    if (card) {</w:t>
-              <w:br/>
-              <w:t xml:space="preserve">        card.classList.remove('stamped');</w:t>
-              <w:br/>
-              <w:t xml:space="preserve">        setTimeout(() =&gt; {</w:t>
-              <w:br/>
-              <w:t xml:space="preserve">            card.classList.add('stamped');</w:t>
-              <w:br/>
-              <w:t xml:space="preserve">        }, 120);</w:t>
-              <w:br/>
-              <w:t xml:space="preserve">    }</w:t>
-              <w:br/>
-              <w:t>}</w:t>
-              <w:br/>
-              <w:br/>
-              <w:t>function closeBoardingPassModal() {</w:t>
-              <w:br/>
-              <w:t xml:space="preserve">    const modal = document.getElementById('boardingPassModal');</w:t>
-              <w:br/>
-              <w:t xml:space="preserve">    if (modal) modal.classList.remove('active');</w:t>
-              <w:br/>
-              <w:t xml:space="preserve">    const card = document.getElementById('ticketModalCard');</w:t>
-              <w:br/>
-              <w:t xml:space="preserve">    if (card) card.classList.remove('stamped');</w:t>
-              <w:br/>
-              <w:t>}</w:t>
-              <w:br/>
-              <w:br/>
-              <w:t>// 3D Shimmering Metallic Ribbon Confetti Engine</w:t>
-              <w:br/>
-              <w:t>function launchConfetti() {</w:t>
-              <w:br/>
-              <w:t xml:space="preserve">    const canvas = document.getElementById('confettiCanvas');</w:t>
-              <w:br/>
-              <w:t xml:space="preserve">    if (!canvas) return;</w:t>
-              <w:br/>
-              <w:t xml:space="preserve">    canvas.style.display = 'block';</w:t>
-              <w:br/>
-              <w:t xml:space="preserve">    canvas.width = window.innerWidth;</w:t>
-              <w:br/>
-              <w:t xml:space="preserve">    canvas.height = window.innerHeight;</w:t>
-              <w:br/>
-              <w:t xml:space="preserve">    const ctx = canvas.getContext('2d');</w:t>
-              <w:br/>
-              <w:br/>
-              <w:t xml:space="preserve">    const pieces = [];</w:t>
-              <w:br/>
-              <w:t xml:space="preserve">    const metallicFoilColors = [</w:t>
-              <w:br/>
-              <w:t xml:space="preserve">        '#facc15', // 24k Gold Foil</w:t>
-              <w:br/>
-              <w:t xml:space="preserve">        '#38bdf8', // Sapphire Metallic</w:t>
-              <w:br/>
-              <w:t xml:space="preserve">        '#34d399', // Emerald Metallic</w:t>
-              <w:br/>
-              <w:t xml:space="preserve">        '#fb7185', // Rose Gold</w:t>
-              <w:br/>
-              <w:t xml:space="preserve">        '#a855f7', // Electric Violet</w:t>
-              <w:br/>
-              <w:t xml:space="preserve">        '#f8fafc', // Platinum Silver</w:t>
-              <w:br/>
-              <w:t xml:space="preserve">        '#60a5fa'  // Sky Blue</w:t>
-              <w:br/>
-              <w:t xml:space="preserve">    ];</w:t>
-              <w:br/>
-              <w:br/>
-              <w:t xml:space="preserve">    for (let i = 0; i &lt; 110; i++) {</w:t>
-              <w:br/>
-              <w:t xml:space="preserve">        pieces.push({</w:t>
-              <w:br/>
-              <w:t xml:space="preserve">            x: canvas.width / 2 + (Math.random() * 280 - 140),</w:t>
-              <w:br/>
-              <w:t xml:space="preserve">            y: canvas.height / 2 + (Math.random() * 80 - 40),</w:t>
-              <w:br/>
-              <w:t xml:space="preserve">            w: Math.random() * 12 + 6,</w:t>
-              <w:br/>
-              <w:t xml:space="preserve">            h: Math.random() * 6 + 4,</w:t>
-              <w:br/>
-              <w:t xml:space="preserve">            color: metallicFoilColors[Math.floor(Math.random() * metallicFoilColors.length)],</w:t>
-              <w:br/>
-              <w:t xml:space="preserve">            vx: (Math.random() - 0.5) * 18,</w:t>
-              <w:br/>
-              <w:t xml:space="preserve">            vy: (Math.random() - 0.85) * 16 - 3,</w:t>
-              <w:br/>
-              <w:t xml:space="preserve">            rotX: Math.random() * Math.PI,</w:t>
-              <w:br/>
-              <w:t xml:space="preserve">            rotY: Math.random() * Math.PI,</w:t>
-              <w:br/>
-              <w:t xml:space="preserve">            rotXSpeed: (Math.random() - 0.5) * 0.18,</w:t>
-              <w:br/>
-              <w:t xml:space="preserve">            rotYSpeed: (Math.random() - 0.5) * 0.18,</w:t>
-              <w:br/>
-              <w:t xml:space="preserve">            gravity: 0.38,</w:t>
-              <w:br/>
-              <w:t xml:space="preserve">            alpha: 1</w:t>
-              <w:br/>
-              <w:t xml:space="preserve">        });</w:t>
-              <w:br/>
-              <w:t xml:space="preserve">    }</w:t>
-              <w:br/>
-              <w:br/>
-              <w:t xml:space="preserve">    let animationFrameId;</w:t>
-              <w:br/>
-              <w:t xml:space="preserve">    const render = () =&gt; {</w:t>
-              <w:br/>
-              <w:t xml:space="preserve">        ctx.clearRect(0, 0, canvas.width, canvas.height);</w:t>
-              <w:br/>
-              <w:t xml:space="preserve">        let activeCount = 0;</w:t>
-              <w:br/>
-              <w:br/>
-              <w:t xml:space="preserve">        pieces.forEach(p =&gt; {</w:t>
-              <w:br/>
-              <w:t xml:space="preserve">            p.x += p.vx;</w:t>
-              <w:br/>
-              <w:t xml:space="preserve">            p.y += p.vy;</w:t>
-              <w:br/>
-              <w:t xml:space="preserve">            p.vy += p.gravity;</w:t>
-              <w:br/>
-              <w:t xml:space="preserve">            p.vx *= 0.985;</w:t>
-              <w:br/>
-              <w:t xml:space="preserve">            p.rotX += p.rotXSpeed;</w:t>
-              <w:br/>
-              <w:t xml:space="preserve">            p.rotY += p.rotYSpeed;</w:t>
-              <w:br/>
-              <w:t xml:space="preserve">            p.alpha -= 0.008;</w:t>
-              <w:br/>
-              <w:br/>
-              <w:t xml:space="preserve">            if (p.alpha &gt; 0) {</w:t>
-              <w:br/>
-              <w:t xml:space="preserve">                activeCount++;</w:t>
-              <w:br/>
-              <w:t xml:space="preserve">                ctx.save();</w:t>
-              <w:br/>
-              <w:t xml:space="preserve">                ctx.translate(p.x, p.y);</w:t>
-              <w:br/>
-              <w:t xml:space="preserve">                const scaleX = Math.cos(p.rotX);</w:t>
-              <w:br/>
-              <w:t xml:space="preserve">                const scaleY = Math.sin(p.rotY);</w:t>
-              <w:br/>
-              <w:t xml:space="preserve">                ctx.scale(scaleX, scaleY);</w:t>
-              <w:br/>
-              <w:t xml:space="preserve">                ctx.globalAlpha = Math.max(0, p.alpha);</w:t>
-              <w:br/>
-              <w:t xml:space="preserve">                ctx.fillStyle = p.color;</w:t>
-              <w:br/>
-              <w:t xml:space="preserve">                ctx.shadowColor = p.color;</w:t>
-              <w:br/>
-              <w:t xml:space="preserve">                ctx.shadowBlur = 4;</w:t>
-              <w:br/>
-              <w:t xml:space="preserve">                ctx.fillRect(-p.w / 2, -p.h / 2, p.w, p.h);</w:t>
-              <w:br/>
-              <w:t xml:space="preserve">                ctx.restore();</w:t>
-              <w:br/>
-              <w:t xml:space="preserve">            }</w:t>
-              <w:br/>
-              <w:t xml:space="preserve">        });</w:t>
-              <w:br/>
-              <w:br/>
-              <w:t xml:space="preserve">        if (activeCount &gt; 0) {</w:t>
-              <w:br/>
-              <w:t xml:space="preserve">            animationFrameId = requestAnimationFrame(render);</w:t>
-              <w:br/>
-              <w:t xml:space="preserve">        } else {</w:t>
-              <w:br/>
-              <w:t xml:space="preserve">            cancelAnimationFrame(animationFrameId);</w:t>
-              <w:br/>
-              <w:t xml:space="preserve">            canvas.style.display = 'none';</w:t>
-              <w:br/>
-              <w:t xml:space="preserve">        }</w:t>
-              <w:br/>
-              <w:t xml:space="preserve">    };</w:t>
-              <w:br/>
-              <w:br/>
-              <w:t xml:space="preserve">    render();</w:t>
-              <w:br/>
-              <w:t>}</w:t>
-              <w:br/>
-              <w:br/>
               <w:br/>
             </w:r>
           </w:p>
@@ -9398,6 +11113,43 @@
               <w:br/>
               <w:t xml:space="preserve">        &lt;div class="nav-user-actions"&gt;</w:t>
               <w:br/>
+              <w:t xml:space="preserve">            &lt;!-- Audio Chime &amp; Currency Quick Controls --&gt;</w:t>
+              <w:br/>
+              <w:t xml:space="preserve">            &lt;div class="nav-quick-controls"&gt;</w:t>
+              <w:br/>
+              <w:t xml:space="preserve">                &lt;div class="currency-select-box" title="Switch display currency"&gt;</w:t>
+              <w:br/>
+              <w:t xml:space="preserve">                    &lt;svg width="14" height="14" viewBox="0 0 24 24" fill="none" stroke="currentColor" stroke-width="2.2"&gt;&lt;circle cx="12" cy="12" r="10"&gt;&lt;/circle&gt;&lt;path d="M12 6v12M15 9.5a3.5 3.5 0 0 0-7 0c0 4 7 2 7 6a3.5 3.5 0 0 1-7 0"&gt;&lt;/path&gt;&lt;/svg&gt;</w:t>
+              <w:br/>
+              <w:t xml:space="preserve">                    &lt;select id="currencySelector" onchange="changeCurrency(this.value)"&gt;</w:t>
+              <w:br/>
+              <w:t xml:space="preserve">                        &lt;option value="USD"&gt;USD ($)&lt;/option&gt;</w:t>
+              <w:br/>
+              <w:t xml:space="preserve">                        &lt;option value="EUR"&gt;EUR (€)&lt;/option&gt;</w:t>
+              <w:br/>
+              <w:t xml:space="preserve">                        &lt;option value="GBP"&gt;GBP (£)&lt;/option&gt;</w:t>
+              <w:br/>
+              <w:t xml:space="preserve">                        &lt;option value="INR"&gt;INR (₹)&lt;/option&gt;</w:t>
+              <w:br/>
+              <w:t xml:space="preserve">                        &lt;option value="AED"&gt;AED (د.إ)&lt;/option&gt;</w:t>
+              <w:br/>
+              <w:t xml:space="preserve">                        &lt;option value="JPY"&gt;JPY (¥)&lt;/option&gt;</w:t>
+              <w:br/>
+              <w:t xml:space="preserve">                    &lt;/select&gt;</w:t>
+              <w:br/>
+              <w:t xml:space="preserve">                &lt;/div&gt;</w:t>
+              <w:br/>
+              <w:t xml:space="preserve">                &lt;button id="audioToggleBtn" class="btn-audio-toggle active" onclick="toggleAudio()" title="Toggle In-Flight Sound Chimes"&gt;</w:t>
+              <w:br/>
+              <w:t xml:space="preserve">                    &lt;span id="audioIcon"&gt;🔊&lt;/span&gt;</w:t>
+              <w:br/>
+              <w:t xml:space="preserve">                    &lt;span id="audioText"&gt;Sound: ON&lt;/span&gt;</w:t>
+              <w:br/>
+              <w:t xml:space="preserve">                &lt;/button&gt;</w:t>
+              <w:br/>
+              <w:t xml:space="preserve">            &lt;/div&gt;</w:t>
+              <w:br/>
+              <w:br/>
               <w:t xml:space="preserve">            &lt;div class="user-profile-badge"&gt;</w:t>
               <w:br/>
               <w:t xml:space="preserve">                &lt;div class="user-avatar" style="background: linear-gradient(135deg, #dc2626 0%, #b91c1c 100%);"&gt;</w:t>
@@ -10078,6 +11830,8 @@
               <w:br/>
               <w:t xml:space="preserve"> * Full inventory management, real-time booking surveillance, and revenue analytics.</w:t>
               <w:br/>
+              <w:t xml:space="preserve"> * Includes Multi-Currency Conversion &amp; Synthesized Audio Chimes.</w:t>
+              <w:br/>
               <w:t xml:space="preserve"> */</w:t>
               <w:br/>
               <w:br/>
@@ -10086,6 +11840,284 @@
               <w:t>let allCustomerBookings = [];</w:t>
               <w:br/>
               <w:br/>
+              <w:t>// =========================================================</w:t>
+              <w:br/>
+              <w:t>// 1. MULTI-CURRENCY CONVERSION SYSTEM</w:t>
+              <w:br/>
+              <w:t>// =========================================================</w:t>
+              <w:br/>
+              <w:t>const CURRENCIES = {</w:t>
+              <w:br/>
+              <w:t xml:space="preserve">    USD: { symbol: '$', rate: 1.0, decimals: 2 },</w:t>
+              <w:br/>
+              <w:t xml:space="preserve">    EUR: { symbol: '€', rate: 0.92, decimals: 2 },</w:t>
+              <w:br/>
+              <w:t xml:space="preserve">    GBP: { symbol: '£', rate: 0.79, decimals: 2 },</w:t>
+              <w:br/>
+              <w:t xml:space="preserve">    INR: { symbol: '₹', rate: 83.5, decimals: 0 },</w:t>
+              <w:br/>
+              <w:t xml:space="preserve">    AED: { symbol: 'AED ', rate: 3.67, decimals: 2 },</w:t>
+              <w:br/>
+              <w:t xml:space="preserve">    JPY: { symbol: '¥', rate: 155.0, decimals: 0 }</w:t>
+              <w:br/>
+              <w:t>};</w:t>
+              <w:br/>
+              <w:br/>
+              <w:t>let currentCurrency = localStorage.getItem('skywings_currency') || 'USD';</w:t>
+              <w:br/>
+              <w:br/>
+              <w:t>function formatPrice(usdAmount) {</w:t>
+              <w:br/>
+              <w:t xml:space="preserve">    const cur = CURRENCIES[currentCurrency] || CURRENCIES.USD;</w:t>
+              <w:br/>
+              <w:t xml:space="preserve">    const converted = Number(usdAmount || 0) * cur.rate;</w:t>
+              <w:br/>
+              <w:t xml:space="preserve">    return `${cur.symbol}${converted.toLocaleString(undefined, {</w:t>
+              <w:br/>
+              <w:t xml:space="preserve">        minimumFractionDigits: cur.decimals,</w:t>
+              <w:br/>
+              <w:t xml:space="preserve">        maximumFractionDigits: cur.decimals</w:t>
+              <w:br/>
+              <w:t xml:space="preserve">    })}`;</w:t>
+              <w:br/>
+              <w:t>}</w:t>
+              <w:br/>
+              <w:br/>
+              <w:t>function changeCurrency(newCode) {</w:t>
+              <w:br/>
+              <w:t xml:space="preserve">    if (!CURRENCIES[newCode]) return;</w:t>
+              <w:br/>
+              <w:t xml:space="preserve">    currentCurrency = newCode;</w:t>
+              <w:br/>
+              <w:t xml:space="preserve">    localStorage.setItem('skywings_currency', newCode);</w:t>
+              <w:br/>
+              <w:t xml:space="preserve">    playSeatClick();</w:t>
+              <w:br/>
+              <w:br/>
+              <w:t xml:space="preserve">    renderAdminFlightsTable();</w:t>
+              <w:br/>
+              <w:t xml:space="preserve">    renderAdminBookingsTable(allCustomerBookings);</w:t>
+              <w:br/>
+              <w:t xml:space="preserve">    calculateAdminMetrics();</w:t>
+              <w:br/>
+              <w:t xml:space="preserve">    showToast(`Display currency changed to ${newCode}`, 'info');</w:t>
+              <w:br/>
+              <w:t>}</w:t>
+              <w:br/>
+              <w:br/>
+              <w:t>// =========================================================</w:t>
+              <w:br/>
+              <w:t>// 2. SYNTHESIZED WEB AUDIO API CHIME ENGINE</w:t>
+              <w:br/>
+              <w:t>// =========================================================</w:t>
+              <w:br/>
+              <w:t>let audioCtx = null;</w:t>
+              <w:br/>
+              <w:t>let audioEnabled = localStorage.getItem('skywings_audio') !== 'false';</w:t>
+              <w:br/>
+              <w:br/>
+              <w:t>function initAudioContext() {</w:t>
+              <w:br/>
+              <w:t xml:space="preserve">    if (!audioCtx) {</w:t>
+              <w:br/>
+              <w:t xml:space="preserve">        const AudioContext = window.AudioContext || window.webkitAudioContext;</w:t>
+              <w:br/>
+              <w:t xml:space="preserve">        if (AudioContext) audioCtx = new AudioContext();</w:t>
+              <w:br/>
+              <w:t xml:space="preserve">    }</w:t>
+              <w:br/>
+              <w:t xml:space="preserve">    if (audioCtx &amp;&amp; audioCtx.state === 'suspended') {</w:t>
+              <w:br/>
+              <w:t xml:space="preserve">        audioCtx.resume();</w:t>
+              <w:br/>
+              <w:t xml:space="preserve">    }</w:t>
+              <w:br/>
+              <w:t>}</w:t>
+              <w:br/>
+              <w:br/>
+              <w:t>function toggleAudio() {</w:t>
+              <w:br/>
+              <w:t xml:space="preserve">    audioEnabled = !audioEnabled;</w:t>
+              <w:br/>
+              <w:t xml:space="preserve">    localStorage.setItem('skywings_audio', audioEnabled ? 'true' : 'false');</w:t>
+              <w:br/>
+              <w:br/>
+              <w:t xml:space="preserve">    const btn = document.getElementById('audioToggleBtn');</w:t>
+              <w:br/>
+              <w:t xml:space="preserve">    const icon = document.getElementById('audioIcon');</w:t>
+              <w:br/>
+              <w:t xml:space="preserve">    const text = document.getElementById('audioText');</w:t>
+              <w:br/>
+              <w:br/>
+              <w:t xml:space="preserve">    if (btn) btn.classList.toggle('active', audioEnabled);</w:t>
+              <w:br/>
+              <w:t xml:space="preserve">    if (icon) icon.innerText = audioEnabled ? '🔊' : '🔇';</w:t>
+              <w:br/>
+              <w:t xml:space="preserve">    if (text) text.innerText = audioEnabled ? 'Sound: ON' : 'Sound: OFF';</w:t>
+              <w:br/>
+              <w:br/>
+              <w:t xml:space="preserve">    if (audioEnabled) {</w:t>
+              <w:br/>
+              <w:t xml:space="preserve">        initAudioContext();</w:t>
+              <w:br/>
+              <w:t xml:space="preserve">        playCabinChime();</w:t>
+              <w:br/>
+              <w:t xml:space="preserve">        showToast('Operations audio feedback enabled.', 'info');</w:t>
+              <w:br/>
+              <w:t xml:space="preserve">    } else {</w:t>
+              <w:br/>
+              <w:t xml:space="preserve">        showToast('Operations audio feedback muted.', 'info');</w:t>
+              <w:br/>
+              <w:t xml:space="preserve">    }</w:t>
+              <w:br/>
+              <w:t>}</w:t>
+              <w:br/>
+              <w:br/>
+              <w:t>function playCabinChime() {</w:t>
+              <w:br/>
+              <w:t xml:space="preserve">    if (!audioEnabled) return;</w:t>
+              <w:br/>
+              <w:t xml:space="preserve">    initAudioContext();</w:t>
+              <w:br/>
+              <w:t xml:space="preserve">    if (!audioCtx) return;</w:t>
+              <w:br/>
+              <w:br/>
+              <w:t xml:space="preserve">    try {</w:t>
+              <w:br/>
+              <w:t xml:space="preserve">        const now = audioCtx.currentTime;</w:t>
+              <w:br/>
+              <w:t xml:space="preserve">        const osc1 = audioCtx.createOscillator();</w:t>
+              <w:br/>
+              <w:t xml:space="preserve">        const gain1 = audioCtx.createGain();</w:t>
+              <w:br/>
+              <w:t xml:space="preserve">        osc1.type = 'sine';</w:t>
+              <w:br/>
+              <w:t xml:space="preserve">        osc1.frequency.setValueAtTime(587.33, now);</w:t>
+              <w:br/>
+              <w:t xml:space="preserve">        gain1.gain.setValueAtTime(0.001, now);</w:t>
+              <w:br/>
+              <w:t xml:space="preserve">        gain1.gain.exponentialRampToValueAtTime(0.25, now + 0.04);</w:t>
+              <w:br/>
+              <w:t xml:space="preserve">        gain1.gain.exponentialRampToValueAtTime(0.001, now + 0.5);</w:t>
+              <w:br/>
+              <w:t xml:space="preserve">        osc1.connect(gain1);</w:t>
+              <w:br/>
+              <w:t xml:space="preserve">        gain1.connect(audioCtx.destination);</w:t>
+              <w:br/>
+              <w:t xml:space="preserve">        osc1.start(now);</w:t>
+              <w:br/>
+              <w:t xml:space="preserve">        osc1.stop(now + 0.5);</w:t>
+              <w:br/>
+              <w:br/>
+              <w:t xml:space="preserve">        const osc2 = audioCtx.createOscillator();</w:t>
+              <w:br/>
+              <w:t xml:space="preserve">        const gain2 = audioCtx.createGain();</w:t>
+              <w:br/>
+              <w:t xml:space="preserve">        osc2.type = 'sine';</w:t>
+              <w:br/>
+              <w:t xml:space="preserve">        osc2.frequency.setValueAtTime(440.0, now + 0.38);</w:t>
+              <w:br/>
+              <w:t xml:space="preserve">        gain2.gain.setValueAtTime(0.001, now + 0.38);</w:t>
+              <w:br/>
+              <w:t xml:space="preserve">        gain2.gain.exponentialRampToValueAtTime(0.2, now + 0.42);</w:t>
+              <w:br/>
+              <w:t xml:space="preserve">        gain2.gain.exponentialRampToValueAtTime(0.001, now + 1.1);</w:t>
+              <w:br/>
+              <w:t xml:space="preserve">        osc2.connect(gain2);</w:t>
+              <w:br/>
+              <w:t xml:space="preserve">        gain2.connect(audioCtx.destination);</w:t>
+              <w:br/>
+              <w:t xml:space="preserve">        osc2.start(now + 0.38);</w:t>
+              <w:br/>
+              <w:t xml:space="preserve">        osc2.stop(now + 1.1);</w:t>
+              <w:br/>
+              <w:t xml:space="preserve">    } catch (e) {}</w:t>
+              <w:br/>
+              <w:t>}</w:t>
+              <w:br/>
+              <w:br/>
+              <w:t>function playSeatClick() {</w:t>
+              <w:br/>
+              <w:t xml:space="preserve">    if (!audioEnabled) return;</w:t>
+              <w:br/>
+              <w:t xml:space="preserve">    initAudioContext();</w:t>
+              <w:br/>
+              <w:t xml:space="preserve">    if (!audioCtx) return;</w:t>
+              <w:br/>
+              <w:t xml:space="preserve">    try {</w:t>
+              <w:br/>
+              <w:t xml:space="preserve">        const now = audioCtx.currentTime;</w:t>
+              <w:br/>
+              <w:t xml:space="preserve">        const osc = audioCtx.createOscillator();</w:t>
+              <w:br/>
+              <w:t xml:space="preserve">        const gain = audioCtx.createGain();</w:t>
+              <w:br/>
+              <w:t xml:space="preserve">        osc.type = 'sine';</w:t>
+              <w:br/>
+              <w:t xml:space="preserve">        osc.frequency.setValueAtTime(1180, now);</w:t>
+              <w:br/>
+              <w:t xml:space="preserve">        gain.gain.setValueAtTime(0.1, now);</w:t>
+              <w:br/>
+              <w:t xml:space="preserve">        gain.gain.exponentialRampToValueAtTime(0.001, now + 0.04);</w:t>
+              <w:br/>
+              <w:t xml:space="preserve">        osc.connect(gain);</w:t>
+              <w:br/>
+              <w:t xml:space="preserve">        gain.connect(audioCtx.destination);</w:t>
+              <w:br/>
+              <w:t xml:space="preserve">        osc.start(now);</w:t>
+              <w:br/>
+              <w:t xml:space="preserve">        osc.stop(now + 0.04);</w:t>
+              <w:br/>
+              <w:t xml:space="preserve">    } catch (e) {}</w:t>
+              <w:br/>
+              <w:t>}</w:t>
+              <w:br/>
+              <w:br/>
+              <w:t>function playSuccessChord() {</w:t>
+              <w:br/>
+              <w:t xml:space="preserve">    if (!audioEnabled) return;</w:t>
+              <w:br/>
+              <w:t xml:space="preserve">    initAudioContext();</w:t>
+              <w:br/>
+              <w:t xml:space="preserve">    if (!audioCtx) return;</w:t>
+              <w:br/>
+              <w:t xml:space="preserve">    try {</w:t>
+              <w:br/>
+              <w:t xml:space="preserve">        const now = audioCtx.currentTime;</w:t>
+              <w:br/>
+              <w:t xml:space="preserve">        [523.25, 659.25, 783.99].forEach((freq, idx) =&gt; {</w:t>
+              <w:br/>
+              <w:t xml:space="preserve">            const osc = audioCtx.createOscillator();</w:t>
+              <w:br/>
+              <w:t xml:space="preserve">            const gain = audioCtx.createGain();</w:t>
+              <w:br/>
+              <w:t xml:space="preserve">            const start = now + idx * 0.1;</w:t>
+              <w:br/>
+              <w:t xml:space="preserve">            osc.type = 'triangle';</w:t>
+              <w:br/>
+              <w:t xml:space="preserve">            osc.frequency.setValueAtTime(freq, start);</w:t>
+              <w:br/>
+              <w:t xml:space="preserve">            gain.gain.setValueAtTime(0.001, start);</w:t>
+              <w:br/>
+              <w:t xml:space="preserve">            gain.gain.exponentialRampToValueAtTime(0.2, start + 0.03);</w:t>
+              <w:br/>
+              <w:t xml:space="preserve">            gain.gain.exponentialRampToValueAtTime(0.001, start + 0.6);</w:t>
+              <w:br/>
+              <w:t xml:space="preserve">            osc.connect(gain);</w:t>
+              <w:br/>
+              <w:t xml:space="preserve">            gain.connect(audioCtx.destination);</w:t>
+              <w:br/>
+              <w:t xml:space="preserve">            osc.start(start);</w:t>
+              <w:br/>
+              <w:t xml:space="preserve">            osc.stop(start + 0.6);</w:t>
+              <w:br/>
+              <w:t xml:space="preserve">        });</w:t>
+              <w:br/>
+              <w:t xml:space="preserve">    } catch (e) {}</w:t>
+              <w:br/>
+              <w:t>}</w:t>
+              <w:br/>
+              <w:br/>
               <w:t>// Toast Notification Engine</w:t>
               <w:br/>
               <w:t>function showToast(message, type = 'info') {</w:t>
@@ -10172,7 +12204,7 @@
               <w:br/>
               <w:t xml:space="preserve">        const nameEl = document.getElementById('adminNameText');</w:t>
               <w:br/>
-              <w:t xml:space="preserve">        if (nameEl) nameEl.innerText = user.username || 'System Admin';</w:t>
+              <w:t xml:space="preserve">        if (nameEl) nameEl.innerText = user.username || 'Super Admin';</w:t>
               <w:br/>
               <w:br/>
               <w:t xml:space="preserve">        // Pre-fill default departure time to tomorrow 10:00 AM</w:t>
@@ -10192,6 +12224,29 @@
               <w:t xml:space="preserve">        }</w:t>
               <w:br/>
               <w:br/>
+              <w:t xml:space="preserve">        // Synchronize Currency &amp; Audio Controls</w:t>
+              <w:br/>
+              <w:t xml:space="preserve">        const curSelector = document.getElementById('currencySelector');</w:t>
+              <w:br/>
+              <w:t xml:space="preserve">        if (curSelector) curSelector.value = currentCurrency;</w:t>
+              <w:br/>
+              <w:br/>
+              <w:t xml:space="preserve">        const audioBtn = document.getElementById('audioToggleBtn');</w:t>
+              <w:br/>
+              <w:t xml:space="preserve">        const audioIcon = document.getElementById('audioIcon');</w:t>
+              <w:br/>
+              <w:t xml:space="preserve">        const audioText = document.getElementById('audioText');</w:t>
+              <w:br/>
+              <w:t xml:space="preserve">        if (audioBtn) audioBtn.classList.toggle('active', audioEnabled);</w:t>
+              <w:br/>
+              <w:t xml:space="preserve">        if (audioIcon) audioIcon.innerText = audioEnabled ? '🔊' : '🔇';</w:t>
+              <w:br/>
+              <w:t xml:space="preserve">        if (audioText) audioText.innerText = audioEnabled ? 'Sound: ON' : 'Sound: OFF';</w:t>
+              <w:br/>
+              <w:br/>
+              <w:t xml:space="preserve">        document.addEventListener('click', () =&gt; { initAudioContext(); }, { once: true });</w:t>
+              <w:br/>
+              <w:br/>
               <w:t xml:space="preserve">        await loadAdminData();</w:t>
               <w:br/>
               <w:t xml:space="preserve">    } catch (err) {</w:t>
@@ -10231,6 +12286,8 @@
               <w:br/>
               <w:t>function presetFlight(code, origin, dest, price) {</w:t>
               <w:br/>
+              <w:t xml:space="preserve">    playSeatClick();</w:t>
+              <w:br/>
               <w:t xml:space="preserve">    document.getElementById('flightNo').value = code;</w:t>
               <w:br/>
               <w:t xml:space="preserve">    document.getElementById('flightOrigin').value = origin;</w:t>
@@ -10307,12 +12364,15 @@
               <w:br/>
               <w:t>// Smooth Value Counter Animation for Metrics</w:t>
               <w:br/>
-              <w:t>function animateValue(element, start, end, duration = 750, prefix = '', decimals = 0) {</w:t>
+              <w:t>function animateValue(element, start, end, duration = 750, isCurrency = false) {</w:t>
               <w:br/>
               <w:t xml:space="preserve">    if (!element) return;</w:t>
               <w:br/>
               <w:t xml:space="preserve">    let startTimestamp = null;</w:t>
               <w:br/>
+              <w:t xml:space="preserve">    const cur = CURRENCIES[currentCurrency] || CURRENCIES.USD;</w:t>
+              <w:br/>
+              <w:br/>
               <w:t xml:space="preserve">    const step = (timestamp) =&gt; {</w:t>
               <w:br/>
               <w:t xml:space="preserve">        if (!startTimestamp) startTimestamp = timestamp;</w:t>
@@ -10323,7 +12383,25 @@
               <w:br/>
               <w:t xml:space="preserve">        const currentVal = start + (end - start) * easeOut;</w:t>
               <w:br/>
-              <w:t xml:space="preserve">        element.innerText = `${prefix}${currentVal.toFixed(decimals)}`;</w:t>
+              <w:br/>
+              <w:t xml:space="preserve">        if (isCurrency) {</w:t>
+              <w:br/>
+              <w:t xml:space="preserve">            const converted = currentVal * cur.rate;</w:t>
+              <w:br/>
+              <w:t xml:space="preserve">            element.innerText = `${cur.symbol}${converted.toLocaleString(undefined, {</w:t>
+              <w:br/>
+              <w:t xml:space="preserve">                minimumFractionDigits: cur.decimals,</w:t>
+              <w:br/>
+              <w:t xml:space="preserve">                maximumFractionDigits: cur.decimals</w:t>
+              <w:br/>
+              <w:t xml:space="preserve">            })}`;</w:t>
+              <w:br/>
+              <w:t xml:space="preserve">        } else {</w:t>
+              <w:br/>
+              <w:t xml:space="preserve">            element.innerText = Math.round(currentVal).toString();</w:t>
+              <w:br/>
+              <w:t xml:space="preserve">        }</w:t>
+              <w:br/>
               <w:br/>
               <w:t xml:space="preserve">        if (progress &lt; 1) {</w:t>
               <w:br/>
@@ -10331,7 +12409,23 @@
               <w:br/>
               <w:t xml:space="preserve">        } else {</w:t>
               <w:br/>
-              <w:t xml:space="preserve">            element.innerText = `${prefix}${end.toFixed(decimals)}`;</w:t>
+              <w:t xml:space="preserve">            if (isCurrency) {</w:t>
+              <w:br/>
+              <w:t xml:space="preserve">                const finalConverted = end * cur.rate;</w:t>
+              <w:br/>
+              <w:t xml:space="preserve">                element.innerText = `${cur.symbol}${finalConverted.toLocaleString(undefined, {</w:t>
+              <w:br/>
+              <w:t xml:space="preserve">                    minimumFractionDigits: cur.decimals,</w:t>
+              <w:br/>
+              <w:t xml:space="preserve">                    maximumFractionDigits: cur.decimals</w:t>
+              <w:br/>
+              <w:t xml:space="preserve">                })}`;</w:t>
+              <w:br/>
+              <w:t xml:space="preserve">            } else {</w:t>
+              <w:br/>
+              <w:t xml:space="preserve">                element.innerText = end.toString();</w:t>
+              <w:br/>
+              <w:t xml:space="preserve">            }</w:t>
               <w:br/>
               <w:t xml:space="preserve">        }</w:t>
               <w:br/>
@@ -10346,15 +12440,11 @@
               <w:br/>
               <w:t>function calculateAdminMetrics() {</w:t>
               <w:br/>
-              <w:t xml:space="preserve">    // 1. Scheduled Flights</w:t>
-              <w:br/>
               <w:t xml:space="preserve">    const flightsCountEl = document.getElementById('adminTotalFlights');</w:t>
               <w:br/>
               <w:t xml:space="preserve">    if (flightsCountEl) animateValue(flightsCountEl, 0, adminFlights.length, 650);</w:t>
               <w:br/>
               <w:br/>
-              <w:t xml:space="preserve">    // 2. Total Reservations</w:t>
-              <w:br/>
               <w:t xml:space="preserve">    const totalReservations = allCustomerBookings.length;</w:t>
               <w:br/>
               <w:t xml:space="preserve">    const bookingsCountEl = document.getElementById('adminTotalBookings');</w:t>
@@ -10362,11 +12452,9 @@
               <w:t xml:space="preserve">    if (bookingsCountEl) animateValue(bookingsCountEl, 0, totalReservations, 700);</w:t>
               <w:br/>
               <w:br/>
-              <w:t xml:space="preserve">    // 3. Gross Revenue (excluding cancelled)</w:t>
-              <w:br/>
               <w:t xml:space="preserve">    const activeBookings = allCustomerBookings.filter(b =&gt; b.Status !== 'Cancelled');</w:t>
               <w:br/>
-              <w:t xml:space="preserve">    const grossRevenue = activeBookings.reduce((sum, b) =&gt; {</w:t>
+              <w:t xml:space="preserve">    const grossRevenueUSD = activeBookings.reduce((sum, b) =&gt; {</w:t>
               <w:br/>
               <w:t xml:space="preserve">        return sum + (Number(b.TotalPrice) || Number(b.BasePrice) || 0);</w:t>
               <w:br/>
@@ -10375,10 +12463,8 @@
               <w:br/>
               <w:t xml:space="preserve">    const revenueEl = document.getElementById('adminGrossRevenue');</w:t>
               <w:br/>
-              <w:t xml:space="preserve">    if (revenueEl) animateValue(revenueEl, 0, grossRevenue, 800, '$', 2);</w:t>
-              <w:br/>
-              <w:br/>
-              <w:t xml:space="preserve">    // 4. Unique Passengers</w:t>
+              <w:t xml:space="preserve">    if (revenueEl) animateValue(revenueEl, 0, grossRevenueUSD, 800, true);</w:t>
+              <w:br/>
               <w:br/>
               <w:t xml:space="preserve">    const uniqueEmails = new Set(allCustomerBookings.map(b =&gt; b.Email));</w:t>
               <w:br/>
@@ -10454,13 +12540,13 @@
               <w:br/>
               <w:t xml:space="preserve">                &lt;td&gt;</w:t>
               <w:br/>
-              <w:t xml:space="preserve">                    &lt;svg width="12" height="12" viewBox="0 0 24 24" fill="none" stroke="currentColor" stroke-width="2" style="margin-right: 4px; vertical-align: -1px;"&gt;&lt;rect x="3" y="4" width="18" height="18" rx="2"&gt;&lt;/rect&gt;&lt;line x1="16" y1="2" x2="16" y2="6"&gt;&lt;/line&gt;&lt;line x1="8" y1="2" x2="8" y2="6"&gt;&lt;/line&gt;&lt;/svg&gt;</w:t>
+              <w:t xml:space="preserve">                    &lt;svg width="12" height="12" viewBox="0 0 24 24" fill="none" stroke="currentColor" stroke-width="2" style="margin-right: 4px; vertical-align: -1px;"&gt;&lt;rect x="3" y="4" width="18" height="18" rx="2" ry="2"&gt;&lt;/rect&gt;&lt;line x1="16" y1="2" x2="16" y2="6"&gt;&lt;/line&gt;&lt;line x1="8" y1="2" x2="8" y2="6"&gt;&lt;/line&gt;&lt;/svg&gt;</w:t>
               <w:br/>
               <w:t xml:space="preserve">                    ${depDate}</w:t>
               <w:br/>
               <w:t xml:space="preserve">                &lt;/td&gt;</w:t>
               <w:br/>
-              <w:t xml:space="preserve">                &lt;td&gt;&lt;strong style="color: var(--primary);"&gt;$${Number(f.Price).toFixed(2)}&lt;/strong&gt;&lt;/td&gt;</w:t>
+              <w:t xml:space="preserve">                &lt;td&gt;&lt;strong style="color: var(--primary); font-family: 'Space Grotesk', sans-serif;"&gt;${formatPrice(f.Price)}&lt;/strong&gt;&lt;/td&gt;</w:t>
               <w:br/>
               <w:t xml:space="preserve">                &lt;td style="text-align: right;"&gt;</w:t>
               <w:br/>
@@ -10521,7 +12607,7 @@
               <w:br/>
               <w:t xml:space="preserve">        const date = new Date(b.BookingDate).toLocaleDateString();</w:t>
               <w:br/>
-              <w:t xml:space="preserve">        const price = Number(b.TotalPrice) || Number(b.BasePrice) || 0;</w:t>
+              <w:t xml:space="preserve">        const priceUSD = Number(b.TotalPrice) || Number(b.BasePrice) || 0;</w:t>
               <w:br/>
               <w:t xml:space="preserve">        const fClass = b.FlightClass || 'Economy';</w:t>
               <w:br/>
@@ -10560,7 +12646,7 @@
               <w:br/>
               <w:t xml:space="preserve">                &lt;td&gt;&lt;span class="class-pill ${classPill}"&gt;${fClass}&lt;/span&gt;&lt;/td&gt;</w:t>
               <w:br/>
-              <w:t xml:space="preserve">                &lt;td&gt;&lt;strong style="color: var(--success); font-family: 'Space Grotesk', sans-serif;"&gt;$${price.toFixed(2)}&lt;/strong&gt;&lt;/td&gt;</w:t>
+              <w:t xml:space="preserve">                &lt;td&gt;&lt;strong style="color: var(--success); font-family: 'Space Grotesk', sans-serif;"&gt;${formatPrice(priceUSD)}&lt;/strong&gt;&lt;/td&gt;</w:t>
               <w:br/>
               <w:t xml:space="preserve">                &lt;td&gt;&lt;span class="status-pill ${statusClass}"&gt;● ${b.Status || 'Confirmed'}&lt;/span&gt;&lt;/td&gt;</w:t>
               <w:br/>
@@ -10669,6 +12755,8 @@
               <w:br/>
               <w:t xml:space="preserve">        if (res.ok) {</w:t>
               <w:br/>
+              <w:t xml:space="preserve">            playSuccessChord();</w:t>
+              <w:br/>
               <w:t xml:space="preserve">            showToast(`Flight ${flightNumber} published successfully!`, 'success');</w:t>
               <w:br/>
               <w:t xml:space="preserve">            document.getElementById('addFlightForm').reset();</w:t>
@@ -10728,6 +12816,8 @@
               <w:br/>
               <w:t xml:space="preserve">        if (res.ok) {</w:t>
               <w:br/>
+              <w:t xml:space="preserve">            playCabinChime();</w:t>
+              <w:br/>
               <w:t xml:space="preserve">            showToast(`Flight ${flightNumber} removed from inventory.`, 'info');</w:t>
               <w:br/>
               <w:t xml:space="preserve">            await loadAdminData();</w:t>
@@ -10768,6 +12858,8 @@
               <w:t xml:space="preserve">        const data = await res.json();</w:t>
               <w:br/>
               <w:t xml:space="preserve">        if (res.ok) {</w:t>
+              <w:br/>
+              <w:t xml:space="preserve">            playSeatClick();</w:t>
               <w:br/>
               <w:t xml:space="preserve">            showToast(`Booking #BK-${bookingId} marked as Cancelled.`, 'info');</w:t>
               <w:br/>
@@ -14736,6 +16828,1103 @@
               <w:t xml:space="preserve">    .flights-grid { grid-template-columns: 1fr; }</w:t>
               <w:br/>
               <w:t xml:space="preserve">    .ticket-grid-info { grid-template-columns: 1fr 1fr; }</w:t>
+              <w:br/>
+              <w:t xml:space="preserve">    .seat-map-grid { max-height: 280px; }</w:t>
+              <w:br/>
+              <w:t xml:space="preserve">    .addons-grid { grid-template-columns: 1fr; }</w:t>
+              <w:br/>
+              <w:t>}</w:t>
+              <w:br/>
+              <w:br/>
+              <w:t>/* =========================================================</w:t>
+              <w:br/>
+              <w:t xml:space="preserve">   NEW HIGHLIGHT FEATURES &amp; REALISTIC ANIMATIONS</w:t>
+              <w:br/>
+              <w:t xml:space="preserve">   ========================================================= */</w:t>
+              <w:br/>
+              <w:br/>
+              <w:t>/* 1. Currency &amp; Audio Controls in Navbar */</w:t>
+              <w:br/>
+              <w:t>.nav-quick-controls {</w:t>
+              <w:br/>
+              <w:t xml:space="preserve">    display: flex;</w:t>
+              <w:br/>
+              <w:t xml:space="preserve">    align-items: center;</w:t>
+              <w:br/>
+              <w:t xml:space="preserve">    gap: 10px;</w:t>
+              <w:br/>
+              <w:t>}</w:t>
+              <w:br/>
+              <w:br/>
+              <w:t>.currency-select-box {</w:t>
+              <w:br/>
+              <w:t xml:space="preserve">    display: flex;</w:t>
+              <w:br/>
+              <w:t xml:space="preserve">    align-items: center;</w:t>
+              <w:br/>
+              <w:t xml:space="preserve">    gap: 6px;</w:t>
+              <w:br/>
+              <w:t xml:space="preserve">    background: rgba(241, 245, 249, 0.85);</w:t>
+              <w:br/>
+              <w:t xml:space="preserve">    border: 1px solid var(--border-subtle);</w:t>
+              <w:br/>
+              <w:t xml:space="preserve">    border-radius: var(--radius-sm);</w:t>
+              <w:br/>
+              <w:t xml:space="preserve">    padding: 6px 10px;</w:t>
+              <w:br/>
+              <w:t xml:space="preserve">    font-size: 13px;</w:t>
+              <w:br/>
+              <w:t xml:space="preserve">    font-weight: 600;</w:t>
+              <w:br/>
+              <w:t xml:space="preserve">    color: var(--text-primary);</w:t>
+              <w:br/>
+              <w:t xml:space="preserve">    transition: var(--transition);</w:t>
+              <w:br/>
+              <w:t>}</w:t>
+              <w:br/>
+              <w:br/>
+              <w:t>.currency-select-box:hover {</w:t>
+              <w:br/>
+              <w:t xml:space="preserve">    border-color: var(--primary-light);</w:t>
+              <w:br/>
+              <w:t xml:space="preserve">    background: #ffffff;</w:t>
+              <w:br/>
+              <w:t xml:space="preserve">    box-shadow: 0 2px 6px rgba(37, 99, 235, 0.1);</w:t>
+              <w:br/>
+              <w:t>}</w:t>
+              <w:br/>
+              <w:br/>
+              <w:t>.currency-select-box select {</w:t>
+              <w:br/>
+              <w:t xml:space="preserve">    background: transparent;</w:t>
+              <w:br/>
+              <w:t xml:space="preserve">    border: none;</w:t>
+              <w:br/>
+              <w:t xml:space="preserve">    font-size: 13px;</w:t>
+              <w:br/>
+              <w:t xml:space="preserve">    font-weight: 700;</w:t>
+              <w:br/>
+              <w:t xml:space="preserve">    color: var(--primary-dark);</w:t>
+              <w:br/>
+              <w:t xml:space="preserve">    cursor: pointer;</w:t>
+              <w:br/>
+              <w:t xml:space="preserve">    outline: none;</w:t>
+              <w:br/>
+              <w:t>}</w:t>
+              <w:br/>
+              <w:br/>
+              <w:t>.btn-audio-toggle {</w:t>
+              <w:br/>
+              <w:t xml:space="preserve">    display: flex;</w:t>
+              <w:br/>
+              <w:t xml:space="preserve">    align-items: center;</w:t>
+              <w:br/>
+              <w:t xml:space="preserve">    gap: 6px;</w:t>
+              <w:br/>
+              <w:t xml:space="preserve">    background: rgba(241, 245, 249, 0.85);</w:t>
+              <w:br/>
+              <w:t xml:space="preserve">    border: 1px solid var(--border-subtle);</w:t>
+              <w:br/>
+              <w:t xml:space="preserve">    border-radius: var(--radius-sm);</w:t>
+              <w:br/>
+              <w:t xml:space="preserve">    padding: 6px 10px;</w:t>
+              <w:br/>
+              <w:t xml:space="preserve">    font-size: 12px;</w:t>
+              <w:br/>
+              <w:t xml:space="preserve">    font-weight: 600;</w:t>
+              <w:br/>
+              <w:t xml:space="preserve">    color: var(--text-secondary);</w:t>
+              <w:br/>
+              <w:t xml:space="preserve">    cursor: pointer;</w:t>
+              <w:br/>
+              <w:t xml:space="preserve">    transition: var(--transition);</w:t>
+              <w:br/>
+              <w:t>}</w:t>
+              <w:br/>
+              <w:br/>
+              <w:t>.btn-audio-toggle:hover {</w:t>
+              <w:br/>
+              <w:t xml:space="preserve">    background: #ffffff;</w:t>
+              <w:br/>
+              <w:t xml:space="preserve">    color: var(--primary);</w:t>
+              <w:br/>
+              <w:t xml:space="preserve">    border-color: var(--primary-light);</w:t>
+              <w:br/>
+              <w:t>}</w:t>
+              <w:br/>
+              <w:br/>
+              <w:t>.btn-audio-toggle.active {</w:t>
+              <w:br/>
+              <w:t xml:space="preserve">    background: #eff6ff;</w:t>
+              <w:br/>
+              <w:t xml:space="preserve">    color: var(--primary-light);</w:t>
+              <w:br/>
+              <w:t xml:space="preserve">    border-color: #93c5fd;</w:t>
+              <w:br/>
+              <w:t>}</w:t>
+              <w:br/>
+              <w:br/>
+              <w:t>/* 2. City Filter Chips Bar */</w:t>
+              <w:br/>
+              <w:t>.city-filter-chips {</w:t>
+              <w:br/>
+              <w:t xml:space="preserve">    display: flex;</w:t>
+              <w:br/>
+              <w:t xml:space="preserve">    flex-wrap: wrap;</w:t>
+              <w:br/>
+              <w:t xml:space="preserve">    gap: 8px;</w:t>
+              <w:br/>
+              <w:t xml:space="preserve">    margin-top: 14px;</w:t>
+              <w:br/>
+              <w:t xml:space="preserve">    padding-top: 12px;</w:t>
+              <w:br/>
+              <w:t xml:space="preserve">    border-top: 1px dashed var(--border-subtle);</w:t>
+              <w:br/>
+              <w:t>}</w:t>
+              <w:br/>
+              <w:br/>
+              <w:t>.city-chip {</w:t>
+              <w:br/>
+              <w:t xml:space="preserve">    display: inline-flex;</w:t>
+              <w:br/>
+              <w:t xml:space="preserve">    align-items: center;</w:t>
+              <w:br/>
+              <w:t xml:space="preserve">    gap: 6px;</w:t>
+              <w:br/>
+              <w:t xml:space="preserve">    padding: 6px 14px;</w:t>
+              <w:br/>
+              <w:t xml:space="preserve">    border-radius: 20px;</w:t>
+              <w:br/>
+              <w:t xml:space="preserve">    font-size: 12px;</w:t>
+              <w:br/>
+              <w:t xml:space="preserve">    font-weight: 600;</w:t>
+              <w:br/>
+              <w:t xml:space="preserve">    background: #f1f5f9;</w:t>
+              <w:br/>
+              <w:t xml:space="preserve">    color: var(--text-secondary);</w:t>
+              <w:br/>
+              <w:t xml:space="preserve">    border: 1px solid transparent;</w:t>
+              <w:br/>
+              <w:t xml:space="preserve">    cursor: pointer;</w:t>
+              <w:br/>
+              <w:t xml:space="preserve">    transition: var(--transition);</w:t>
+              <w:br/>
+              <w:t xml:space="preserve">    user-select: none;</w:t>
+              <w:br/>
+              <w:t>}</w:t>
+              <w:br/>
+              <w:br/>
+              <w:t>.city-chip:hover {</w:t>
+              <w:br/>
+              <w:t xml:space="preserve">    background: #e2e8f0;</w:t>
+              <w:br/>
+              <w:t xml:space="preserve">    color: var(--text-primary);</w:t>
+              <w:br/>
+              <w:t xml:space="preserve">    transform: translateY(-1px);</w:t>
+              <w:br/>
+              <w:t>}</w:t>
+              <w:br/>
+              <w:br/>
+              <w:t>.city-chip.active {</w:t>
+              <w:br/>
+              <w:t xml:space="preserve">    background: linear-gradient(135deg, #1e3a8a 0%, #2563eb 100%);</w:t>
+              <w:br/>
+              <w:t xml:space="preserve">    color: #ffffff;</w:t>
+              <w:br/>
+              <w:t xml:space="preserve">    border-color: #3b82f6;</w:t>
+              <w:br/>
+              <w:t xml:space="preserve">    box-shadow: 0 4px 10px rgba(37, 99, 235, 0.25);</w:t>
+              <w:br/>
+              <w:t>}</w:t>
+              <w:br/>
+              <w:br/>
+              <w:t>/* 3. Jet Engine Turbine Spinning Animation */</w:t>
+              <w:br/>
+              <w:t>@keyframes turbineSpin {</w:t>
+              <w:br/>
+              <w:t xml:space="preserve">    from { transform: rotate(0deg); }</w:t>
+              <w:br/>
+              <w:t xml:space="preserve">    to { transform: rotate(360deg); }</w:t>
+              <w:br/>
+              <w:t>}</w:t>
+              <w:br/>
+              <w:br/>
+              <w:t>.turbine-spin-icon {</w:t>
+              <w:br/>
+              <w:t xml:space="preserve">    animation: turbineSpin 3s linear infinite;</w:t>
+              <w:br/>
+              <w:t xml:space="preserve">    transform-origin: center;</w:t>
+              <w:br/>
+              <w:t>}</w:t>
+              <w:br/>
+              <w:br/>
+              <w:t>.flight-card:hover .turbine-spin-icon {</w:t>
+              <w:br/>
+              <w:t xml:space="preserve">    animation-duration: 0.8s;</w:t>
+              <w:br/>
+              <w:t>}</w:t>
+              <w:br/>
+              <w:br/>
+              <w:t>/* 4. Weather Badge on Flight Card */</w:t>
+              <w:br/>
+              <w:t>.flight-weather-pill {</w:t>
+              <w:br/>
+              <w:t xml:space="preserve">    display: inline-flex;</w:t>
+              <w:br/>
+              <w:t xml:space="preserve">    align-items: center;</w:t>
+              <w:br/>
+              <w:t xml:space="preserve">    gap: 5px;</w:t>
+              <w:br/>
+              <w:t xml:space="preserve">    font-size: 11px;</w:t>
+              <w:br/>
+              <w:t xml:space="preserve">    font-weight: 600;</w:t>
+              <w:br/>
+              <w:t xml:space="preserve">    color: #475569;</w:t>
+              <w:br/>
+              <w:t xml:space="preserve">    background: rgba(248, 250, 252, 0.9);</w:t>
+              <w:br/>
+              <w:t xml:space="preserve">    padding: 3px 8px;</w:t>
+              <w:br/>
+              <w:t xml:space="preserve">    border-radius: 12px;</w:t>
+              <w:br/>
+              <w:t xml:space="preserve">    border: 1px solid #e2e8f0;</w:t>
+              <w:br/>
+              <w:t xml:space="preserve">    margin-top: 4px;</w:t>
+              <w:br/>
+              <w:t>}</w:t>
+              <w:br/>
+              <w:br/>
+              <w:t>/* 5. Interactive Modal Steps Tabs */</w:t>
+              <w:br/>
+              <w:t>.modal-steps-nav {</w:t>
+              <w:br/>
+              <w:t xml:space="preserve">    display: flex;</w:t>
+              <w:br/>
+              <w:t xml:space="preserve">    gap: 8px;</w:t>
+              <w:br/>
+              <w:t xml:space="preserve">    margin-bottom: 20px;</w:t>
+              <w:br/>
+              <w:t xml:space="preserve">    border-bottom: 2px solid #f1f5f9;</w:t>
+              <w:br/>
+              <w:t xml:space="preserve">    padding-bottom: 8px;</w:t>
+              <w:br/>
+              <w:t>}</w:t>
+              <w:br/>
+              <w:br/>
+              <w:t>.modal-step-btn {</w:t>
+              <w:br/>
+              <w:t xml:space="preserve">    flex: 1;</w:t>
+              <w:br/>
+              <w:t xml:space="preserve">    display: flex;</w:t>
+              <w:br/>
+              <w:t xml:space="preserve">    align-items: center;</w:t>
+              <w:br/>
+              <w:t xml:space="preserve">    justify-content: center;</w:t>
+              <w:br/>
+              <w:t xml:space="preserve">    gap: 8px;</w:t>
+              <w:br/>
+              <w:t xml:space="preserve">    padding: 10px 14px;</w:t>
+              <w:br/>
+              <w:t xml:space="preserve">    border-radius: var(--radius-sm);</w:t>
+              <w:br/>
+              <w:t xml:space="preserve">    font-size: 13px;</w:t>
+              <w:br/>
+              <w:t xml:space="preserve">    font-weight: 700;</w:t>
+              <w:br/>
+              <w:t xml:space="preserve">    background: transparent;</w:t>
+              <w:br/>
+              <w:t xml:space="preserve">    border: none;</w:t>
+              <w:br/>
+              <w:t xml:space="preserve">    color: var(--text-muted);</w:t>
+              <w:br/>
+              <w:t xml:space="preserve">    cursor: pointer;</w:t>
+              <w:br/>
+              <w:t xml:space="preserve">    transition: var(--transition);</w:t>
+              <w:br/>
+              <w:t>}</w:t>
+              <w:br/>
+              <w:br/>
+              <w:t>.modal-step-btn:hover {</w:t>
+              <w:br/>
+              <w:t xml:space="preserve">    color: var(--primary-light);</w:t>
+              <w:br/>
+              <w:t xml:space="preserve">    background: #f8fafc;</w:t>
+              <w:br/>
+              <w:t>}</w:t>
+              <w:br/>
+              <w:br/>
+              <w:t>.modal-step-btn.active {</w:t>
+              <w:br/>
+              <w:t xml:space="preserve">    color: var(--primary);</w:t>
+              <w:br/>
+              <w:t xml:space="preserve">    background: #eff6ff;</w:t>
+              <w:br/>
+              <w:t xml:space="preserve">    border-bottom: 2px solid var(--primary-light);</w:t>
+              <w:br/>
+              <w:t>}</w:t>
+              <w:br/>
+              <w:br/>
+              <w:t>.step-num-bubble {</w:t>
+              <w:br/>
+              <w:t xml:space="preserve">    width: 20px;</w:t>
+              <w:br/>
+              <w:t xml:space="preserve">    height: 20px;</w:t>
+              <w:br/>
+              <w:t xml:space="preserve">    border-radius: 50%;</w:t>
+              <w:br/>
+              <w:t xml:space="preserve">    background: #e2e8f0;</w:t>
+              <w:br/>
+              <w:t xml:space="preserve">    color: #64748b;</w:t>
+              <w:br/>
+              <w:t xml:space="preserve">    font-size: 11px;</w:t>
+              <w:br/>
+              <w:t xml:space="preserve">    display: flex;</w:t>
+              <w:br/>
+              <w:t xml:space="preserve">    align-items: center;</w:t>
+              <w:br/>
+              <w:t xml:space="preserve">    justify-content: center;</w:t>
+              <w:br/>
+              <w:t>}</w:t>
+              <w:br/>
+              <w:br/>
+              <w:t>.modal-step-btn.active .step-num-bubble {</w:t>
+              <w:br/>
+              <w:t xml:space="preserve">    background: var(--primary-light);</w:t>
+              <w:br/>
+              <w:t xml:space="preserve">    color: #ffffff;</w:t>
+              <w:br/>
+              <w:t>}</w:t>
+              <w:br/>
+              <w:br/>
+              <w:t>/* 6. Interactive 2D Aircraft Cabin Fuselage &amp; Seat Map */</w:t>
+              <w:br/>
+              <w:t>.cabin-fuselage-wrapper {</w:t>
+              <w:br/>
+              <w:t xml:space="preserve">    background: linear-gradient(180deg, #0b1528 0%, #0f172a 100%);</w:t>
+              <w:br/>
+              <w:t xml:space="preserve">    border-radius: 36px 36px 20px 20px;</w:t>
+              <w:br/>
+              <w:t xml:space="preserve">    padding: 24px 20px 20px 20px;</w:t>
+              <w:br/>
+              <w:t xml:space="preserve">    box-shadow: inset 0 2px 12px rgba(255, 255, 255, 0.1), 0 10px 25px rgba(0, 0, 0, 0.35);</w:t>
+              <w:br/>
+              <w:t xml:space="preserve">    border: 2px solid #334155;</w:t>
+              <w:br/>
+              <w:t xml:space="preserve">    position: relative;</w:t>
+              <w:br/>
+              <w:t xml:space="preserve">    max-width: 480px;</w:t>
+              <w:br/>
+              <w:t xml:space="preserve">    margin: 0 auto 20px auto;</w:t>
+              <w:br/>
+              <w:t>}</w:t>
+              <w:br/>
+              <w:br/>
+              <w:t>/* Fuselage Nose &amp; Cockpit */</w:t>
+              <w:br/>
+              <w:t>.fuselage-nose-dome {</w:t>
+              <w:br/>
+              <w:t xml:space="preserve">    width: 90px;</w:t>
+              <w:br/>
+              <w:t xml:space="preserve">    height: 38px;</w:t>
+              <w:br/>
+              <w:t xml:space="preserve">    background: linear-gradient(180deg, #38bdf8 0%, #1e293b 100%);</w:t>
+              <w:br/>
+              <w:t xml:space="preserve">    border-radius: 50px 50px 0 0;</w:t>
+              <w:br/>
+              <w:t xml:space="preserve">    margin: -14px auto 14px auto;</w:t>
+              <w:br/>
+              <w:t xml:space="preserve">    position: relative;</w:t>
+              <w:br/>
+              <w:t xml:space="preserve">    box-shadow: 0 -2px 10px rgba(56, 189, 248, 0.3);</w:t>
+              <w:br/>
+              <w:t>}</w:t>
+              <w:br/>
+              <w:br/>
+              <w:t>.cockpit-windshield {</w:t>
+              <w:br/>
+              <w:t xml:space="preserve">    display: flex;</w:t>
+              <w:br/>
+              <w:t xml:space="preserve">    justify-content: center;</w:t>
+              <w:br/>
+              <w:t xml:space="preserve">    gap: 6px;</w:t>
+              <w:br/>
+              <w:t xml:space="preserve">    padding-top: 10px;</w:t>
+              <w:br/>
+              <w:t>}</w:t>
+              <w:br/>
+              <w:br/>
+              <w:t>.cockpit-window {</w:t>
+              <w:br/>
+              <w:t xml:space="preserve">    width: 18px;</w:t>
+              <w:br/>
+              <w:t xml:space="preserve">    height: 10px;</w:t>
+              <w:br/>
+              <w:t xml:space="preserve">    background: #0284c7;</w:t>
+              <w:br/>
+              <w:t xml:space="preserve">    border-radius: 4px 4px 1px 1px;</w:t>
+              <w:br/>
+              <w:t xml:space="preserve">    box-shadow: inset 0 1px 2px rgba(255, 255, 255, 0.6);</w:t>
+              <w:br/>
+              <w:t>}</w:t>
+              <w:br/>
+              <w:br/>
+              <w:t>.cabin-section-header {</w:t>
+              <w:br/>
+              <w:t xml:space="preserve">    display: flex;</w:t>
+              <w:br/>
+              <w:t xml:space="preserve">    align-items: center;</w:t>
+              <w:br/>
+              <w:t xml:space="preserve">    justify-content: space-between;</w:t>
+              <w:br/>
+              <w:t xml:space="preserve">    font-size: 11px;</w:t>
+              <w:br/>
+              <w:t xml:space="preserve">    font-weight: 800;</w:t>
+              <w:br/>
+              <w:t xml:space="preserve">    letter-spacing: 1px;</w:t>
+              <w:br/>
+              <w:t xml:space="preserve">    text-transform: uppercase;</w:t>
+              <w:br/>
+              <w:t xml:space="preserve">    color: #94a3b8;</w:t>
+              <w:br/>
+              <w:t xml:space="preserve">    padding: 6px 12px;</w:t>
+              <w:br/>
+              <w:t xml:space="preserve">    background: rgba(30, 41, 59, 0.7);</w:t>
+              <w:br/>
+              <w:t xml:space="preserve">    border-radius: 6px;</w:t>
+              <w:br/>
+              <w:t xml:space="preserve">    margin: 12px 0 8px 0;</w:t>
+              <w:br/>
+              <w:t>}</w:t>
+              <w:br/>
+              <w:br/>
+              <w:t>.cabin-section-header.first {</w:t>
+              <w:br/>
+              <w:t xml:space="preserve">    color: #facc15;</w:t>
+              <w:br/>
+              <w:t xml:space="preserve">    background: rgba(234, 179, 8, 0.12);</w:t>
+              <w:br/>
+              <w:t xml:space="preserve">    border: 1px solid rgba(234, 179, 8, 0.25);</w:t>
+              <w:br/>
+              <w:t>}</w:t>
+              <w:br/>
+              <w:br/>
+              <w:t>.cabin-section-header.exit {</w:t>
+              <w:br/>
+              <w:t xml:space="preserve">    color: #34d399;</w:t>
+              <w:br/>
+              <w:t xml:space="preserve">    background: rgba(16, 185, 129, 0.12);</w:t>
+              <w:br/>
+              <w:t xml:space="preserve">    border: 1px solid rgba(16, 185, 129, 0.25);</w:t>
+              <w:br/>
+              <w:t>}</w:t>
+              <w:br/>
+              <w:br/>
+              <w:t>.cabin-rows-container {</w:t>
+              <w:br/>
+              <w:t xml:space="preserve">    display: flex;</w:t>
+              <w:br/>
+              <w:t xml:space="preserve">    flex-direction: column;</w:t>
+              <w:br/>
+              <w:t xml:space="preserve">    gap: 8px;</w:t>
+              <w:br/>
+              <w:t>}</w:t>
+              <w:br/>
+              <w:br/>
+              <w:t>.cabin-row-grid {</w:t>
+              <w:br/>
+              <w:t xml:space="preserve">    display: flex;</w:t>
+              <w:br/>
+              <w:t xml:space="preserve">    align-items: center;</w:t>
+              <w:br/>
+              <w:t xml:space="preserve">    justify-content: center;</w:t>
+              <w:br/>
+              <w:t xml:space="preserve">    gap: 8px;</w:t>
+              <w:br/>
+              <w:t>}</w:t>
+              <w:br/>
+              <w:br/>
+              <w:t>.row-label-pill {</w:t>
+              <w:br/>
+              <w:t xml:space="preserve">    width: 22px;</w:t>
+              <w:br/>
+              <w:t xml:space="preserve">    text-align: center;</w:t>
+              <w:br/>
+              <w:t xml:space="preserve">    font-size: 11px;</w:t>
+              <w:br/>
+              <w:t xml:space="preserve">    font-weight: 800;</w:t>
+              <w:br/>
+              <w:t xml:space="preserve">    color: #64748b;</w:t>
+              <w:br/>
+              <w:t xml:space="preserve">    font-family: 'Space Grotesk', monospace;</w:t>
+              <w:br/>
+              <w:t>}</w:t>
+              <w:br/>
+              <w:br/>
+              <w:t>.cabin-seat-cluster {</w:t>
+              <w:br/>
+              <w:t xml:space="preserve">    display: flex;</w:t>
+              <w:br/>
+              <w:t xml:space="preserve">    gap: 6px;</w:t>
+              <w:br/>
+              <w:t>}</w:t>
+              <w:br/>
+              <w:br/>
+              <w:t>.cabin-aisle-divider {</w:t>
+              <w:br/>
+              <w:t xml:space="preserve">    width: 28px;</w:t>
+              <w:br/>
+              <w:t xml:space="preserve">    display: flex;</w:t>
+              <w:br/>
+              <w:t xml:space="preserve">    align-items: center;</w:t>
+              <w:br/>
+              <w:t xml:space="preserve">    justify-content: center;</w:t>
+              <w:br/>
+              <w:t xml:space="preserve">    color: #475569;</w:t>
+              <w:br/>
+              <w:t xml:space="preserve">    font-size: 10px;</w:t>
+              <w:br/>
+              <w:t xml:space="preserve">    font-family: monospace;</w:t>
+              <w:br/>
+              <w:t>}</w:t>
+              <w:br/>
+              <w:br/>
+              <w:t>.cabin-seat-unit {</w:t>
+              <w:br/>
+              <w:t xml:space="preserve">    width: 38px;</w:t>
+              <w:br/>
+              <w:t xml:space="preserve">    height: 42px;</w:t>
+              <w:br/>
+              <w:t xml:space="preserve">    background: #1e293b;</w:t>
+              <w:br/>
+              <w:t xml:space="preserve">    border: 1.5px solid #475569;</w:t>
+              <w:br/>
+              <w:t xml:space="preserve">    border-radius: 8px 8px 5px 5px;</w:t>
+              <w:br/>
+              <w:t xml:space="preserve">    display: flex;</w:t>
+              <w:br/>
+              <w:t xml:space="preserve">    flex-direction: column;</w:t>
+              <w:br/>
+              <w:t xml:space="preserve">    align-items: center;</w:t>
+              <w:br/>
+              <w:t xml:space="preserve">    justify-content: center;</w:t>
+              <w:br/>
+              <w:t xml:space="preserve">    cursor: pointer;</w:t>
+              <w:br/>
+              <w:t xml:space="preserve">    transition: all 0.2s cubic-bezier(0.4, 0, 0.2, 1);</w:t>
+              <w:br/>
+              <w:t xml:space="preserve">    position: relative;</w:t>
+              <w:br/>
+              <w:t xml:space="preserve">    user-select: none;</w:t>
+              <w:br/>
+              <w:t>}</w:t>
+              <w:br/>
+              <w:br/>
+              <w:t>.cabin-seat-unit:hover:not(.occupied) {</w:t>
+              <w:br/>
+              <w:t xml:space="preserve">    border-color: #38bdf8;</w:t>
+              <w:br/>
+              <w:t xml:space="preserve">    transform: translateY(-2px) scale(1.06);</w:t>
+              <w:br/>
+              <w:t xml:space="preserve">    background: #334155;</w:t>
+              <w:br/>
+              <w:t xml:space="preserve">    box-shadow: 0 4px 10px rgba(56, 189, 248, 0.35);</w:t>
+              <w:br/>
+              <w:t>}</w:t>
+              <w:br/>
+              <w:br/>
+              <w:t>.cabin-seat-unit .seat-code {</w:t>
+              <w:br/>
+              <w:t xml:space="preserve">    font-size: 11px;</w:t>
+              <w:br/>
+              <w:t xml:space="preserve">    font-weight: 800;</w:t>
+              <w:br/>
+              <w:t xml:space="preserve">    color: #e2e8f0;</w:t>
+              <w:br/>
+              <w:t xml:space="preserve">    font-family: 'Space Grotesk', monospace;</w:t>
+              <w:br/>
+              <w:t>}</w:t>
+              <w:br/>
+              <w:br/>
+              <w:t>.cabin-seat-unit .seat-type-dot {</w:t>
+              <w:br/>
+              <w:t xml:space="preserve">    width: 5px;</w:t>
+              <w:br/>
+              <w:t xml:space="preserve">    height: 5px;</w:t>
+              <w:br/>
+              <w:t xml:space="preserve">    border-radius: 50%;</w:t>
+              <w:br/>
+              <w:t xml:space="preserve">    margin-top: 3px;</w:t>
+              <w:br/>
+              <w:t xml:space="preserve">    background: #94a3b8;</w:t>
+              <w:br/>
+              <w:t>}</w:t>
+              <w:br/>
+              <w:br/>
+              <w:t>/* Seat States */</w:t>
+              <w:br/>
+              <w:t>.cabin-seat-unit.occupied {</w:t>
+              <w:br/>
+              <w:t xml:space="preserve">    background: #0f172a;</w:t>
+              <w:br/>
+              <w:t xml:space="preserve">    border-color: #334155;</w:t>
+              <w:br/>
+              <w:t xml:space="preserve">    cursor: not-allowed;</w:t>
+              <w:br/>
+              <w:t xml:space="preserve">    opacity: 0.45;</w:t>
+              <w:br/>
+              <w:t>}</w:t>
+              <w:br/>
+              <w:br/>
+              <w:t>.cabin-seat-unit.occupied .seat-code {</w:t>
+              <w:br/>
+              <w:t xml:space="preserve">    color: #475569;</w:t>
+              <w:br/>
+              <w:t>}</w:t>
+              <w:br/>
+              <w:br/>
+              <w:t>.cabin-seat-unit.occupied .seat-type-dot {</w:t>
+              <w:br/>
+              <w:t xml:space="preserve">    background: #ef4444;</w:t>
+              <w:br/>
+              <w:t>}</w:t>
+              <w:br/>
+              <w:br/>
+              <w:t>.cabin-seat-unit.selected {</w:t>
+              <w:br/>
+              <w:t xml:space="preserve">    background: linear-gradient(135deg, #0284c7 0%, #0369a1 100%);</w:t>
+              <w:br/>
+              <w:t xml:space="preserve">    border-color: #38bdf8;</w:t>
+              <w:br/>
+              <w:t xml:space="preserve">    box-shadow: 0 0 14px rgba(56, 189, 248, 0.75);</w:t>
+              <w:br/>
+              <w:t xml:space="preserve">    transform: translateY(-2px) scale(1.08);</w:t>
+              <w:br/>
+              <w:t>}</w:t>
+              <w:br/>
+              <w:br/>
+              <w:t>.cabin-seat-unit.selected .seat-code {</w:t>
+              <w:br/>
+              <w:t xml:space="preserve">    color: #ffffff;</w:t>
+              <w:br/>
+              <w:t xml:space="preserve">    font-weight: 900;</w:t>
+              <w:br/>
+              <w:t>}</w:t>
+              <w:br/>
+              <w:br/>
+              <w:t>.cabin-seat-unit.selected .seat-type-dot {</w:t>
+              <w:br/>
+              <w:t xml:space="preserve">    background: #facc15;</w:t>
+              <w:br/>
+              <w:t xml:space="preserve">    box-shadow: 0 0 6px #facc15;</w:t>
+              <w:br/>
+              <w:t>}</w:t>
+              <w:br/>
+              <w:br/>
+              <w:t>.cabin-seat-unit.suite {</w:t>
+              <w:br/>
+              <w:t xml:space="preserve">    width: 56px;</w:t>
+              <w:br/>
+              <w:t xml:space="preserve">    height: 48px;</w:t>
+              <w:br/>
+              <w:t xml:space="preserve">    border-color: #ca8a04;</w:t>
+              <w:br/>
+              <w:t xml:space="preserve">    background: linear-gradient(135deg, #2e2609 0%, #1e1b12 100%);</w:t>
+              <w:br/>
+              <w:t>}</w:t>
+              <w:br/>
+              <w:br/>
+              <w:t>.cabin-seat-unit.suite:hover:not(.occupied) {</w:t>
+              <w:br/>
+              <w:t xml:space="preserve">    border-color: #facc15;</w:t>
+              <w:br/>
+              <w:t xml:space="preserve">    box-shadow: 0 4px 12px rgba(250, 204, 21, 0.4);</w:t>
+              <w:br/>
+              <w:t>}</w:t>
+              <w:br/>
+              <w:br/>
+              <w:t>.cabin-seat-legend {</w:t>
+              <w:br/>
+              <w:t xml:space="preserve">    display: flex;</w:t>
+              <w:br/>
+              <w:t xml:space="preserve">    flex-wrap: wrap;</w:t>
+              <w:br/>
+              <w:t xml:space="preserve">    align-items: center;</w:t>
+              <w:br/>
+              <w:t xml:space="preserve">    justify-content: center;</w:t>
+              <w:br/>
+              <w:t xml:space="preserve">    gap: 14px;</w:t>
+              <w:br/>
+              <w:t xml:space="preserve">    margin-top: 14px;</w:t>
+              <w:br/>
+              <w:t xml:space="preserve">    padding-top: 12px;</w:t>
+              <w:br/>
+              <w:t xml:space="preserve">    border-top: 1px solid rgba(255, 255, 255, 0.1);</w:t>
+              <w:br/>
+              <w:t xml:space="preserve">    font-size: 11px;</w:t>
+              <w:br/>
+              <w:t xml:space="preserve">    color: #94a3b8;</w:t>
+              <w:br/>
+              <w:t>}</w:t>
+              <w:br/>
+              <w:br/>
+              <w:t>.legend-item {</w:t>
+              <w:br/>
+              <w:t xml:space="preserve">    display: flex;</w:t>
+              <w:br/>
+              <w:t xml:space="preserve">    align-items: center;</w:t>
+              <w:br/>
+              <w:t xml:space="preserve">    gap: 6px;</w:t>
+              <w:br/>
+              <w:t>}</w:t>
+              <w:br/>
+              <w:br/>
+              <w:t>.legend-swatch {</w:t>
+              <w:br/>
+              <w:t xml:space="preserve">    width: 14px;</w:t>
+              <w:br/>
+              <w:t xml:space="preserve">    height: 14px;</w:t>
+              <w:br/>
+              <w:t xml:space="preserve">    border-radius: 4px;</w:t>
+              <w:br/>
+              <w:t xml:space="preserve">    border: 1px solid #64748b;</w:t>
+              <w:br/>
+              <w:t>}</w:t>
+              <w:br/>
+              <w:br/>
+              <w:t>.legend-swatch.available { background: #1e293b; border-color: #475569; }</w:t>
+              <w:br/>
+              <w:t>.legend-swatch.selected { background: #0284c7; border-color: #38bdf8; box-shadow: 0 0 6px #38bdf8; }</w:t>
+              <w:br/>
+              <w:t>.legend-swatch.occupied { background: #0f172a; border-color: #334155; opacity: 0.5; }</w:t>
+              <w:br/>
+              <w:t>.legend-swatch.suite { background: #2e2609; border-color: #facc15; }</w:t>
+              <w:br/>
+              <w:br/>
+              <w:t>/* 7. In-Flight Add-Ons &amp; Extras Selector */</w:t>
+              <w:br/>
+              <w:t>.addons-container {</w:t>
+              <w:br/>
+              <w:t xml:space="preserve">    display: flex;</w:t>
+              <w:br/>
+              <w:t xml:space="preserve">    flex-direction: column;</w:t>
+              <w:br/>
+              <w:t xml:space="preserve">    gap: 12px;</w:t>
+              <w:br/>
+              <w:t>}</w:t>
+              <w:br/>
+              <w:br/>
+              <w:t>.addon-card {</w:t>
+              <w:br/>
+              <w:t xml:space="preserve">    display: flex;</w:t>
+              <w:br/>
+              <w:t xml:space="preserve">    align-items: center;</w:t>
+              <w:br/>
+              <w:t xml:space="preserve">    justify-content: space-between;</w:t>
+              <w:br/>
+              <w:t xml:space="preserve">    padding: 14px 18px;</w:t>
+              <w:br/>
+              <w:t xml:space="preserve">    border: 1.5px solid var(--border-subtle);</w:t>
+              <w:br/>
+              <w:t xml:space="preserve">    border-radius: var(--radius-md);</w:t>
+              <w:br/>
+              <w:t xml:space="preserve">    background: #ffffff;</w:t>
+              <w:br/>
+              <w:t xml:space="preserve">    cursor: pointer;</w:t>
+              <w:br/>
+              <w:t xml:space="preserve">    transition: var(--transition);</w:t>
+              <w:br/>
+              <w:t>}</w:t>
+              <w:br/>
+              <w:br/>
+              <w:t>.addon-card:hover {</w:t>
+              <w:br/>
+              <w:t xml:space="preserve">    border-color: var(--primary-light);</w:t>
+              <w:br/>
+              <w:t xml:space="preserve">    transform: translateX(4px);</w:t>
+              <w:br/>
+              <w:t xml:space="preserve">    box-shadow: 0 4px 12px rgba(37, 99, 235, 0.08);</w:t>
+              <w:br/>
+              <w:t>}</w:t>
+              <w:br/>
+              <w:br/>
+              <w:t>.addon-card.selected {</w:t>
+              <w:br/>
+              <w:t xml:space="preserve">    border-color: var(--primary-light);</w:t>
+              <w:br/>
+              <w:t xml:space="preserve">    background: #f0f7ff;</w:t>
+              <w:br/>
+              <w:t xml:space="preserve">    box-shadow: 0 4px 12px rgba(37, 99, 235, 0.12);</w:t>
+              <w:br/>
+              <w:t>}</w:t>
+              <w:br/>
+              <w:br/>
+              <w:t>.addon-left {</w:t>
+              <w:br/>
+              <w:t xml:space="preserve">    display: flex;</w:t>
+              <w:br/>
+              <w:t xml:space="preserve">    align-items: center;</w:t>
+              <w:br/>
+              <w:t xml:space="preserve">    gap: 14px;</w:t>
+              <w:br/>
+              <w:t>}</w:t>
+              <w:br/>
+              <w:br/>
+              <w:t>.addon-icon-circle {</w:t>
+              <w:br/>
+              <w:t xml:space="preserve">    width: 42px;</w:t>
+              <w:br/>
+              <w:t xml:space="preserve">    height: 42px;</w:t>
+              <w:br/>
+              <w:t xml:space="preserve">    border-radius: 50%;</w:t>
+              <w:br/>
+              <w:t xml:space="preserve">    display: flex;</w:t>
+              <w:br/>
+              <w:t xml:space="preserve">    align-items: center;</w:t>
+              <w:br/>
+              <w:t xml:space="preserve">    justify-content: center;</w:t>
+              <w:br/>
+              <w:t xml:space="preserve">    background: #f1f5f9;</w:t>
+              <w:br/>
+              <w:t xml:space="preserve">    color: var(--primary-light);</w:t>
+              <w:br/>
+              <w:t xml:space="preserve">    flex-shrink: 0;</w:t>
+              <w:br/>
+              <w:t>}</w:t>
+              <w:br/>
+              <w:br/>
+              <w:t>.addon-card.selected .addon-icon-circle {</w:t>
+              <w:br/>
+              <w:t xml:space="preserve">    background: #2563eb;</w:t>
+              <w:br/>
+              <w:t xml:space="preserve">    color: #ffffff;</w:t>
+              <w:br/>
+              <w:t>}</w:t>
+              <w:br/>
+              <w:br/>
+              <w:t>.addon-details h4 {</w:t>
+              <w:br/>
+              <w:t xml:space="preserve">    font-size: 14px;</w:t>
+              <w:br/>
+              <w:t xml:space="preserve">    font-weight: 700;</w:t>
+              <w:br/>
+              <w:t xml:space="preserve">    color: var(--text-primary);</w:t>
+              <w:br/>
+              <w:t xml:space="preserve">    margin-bottom: 2px;</w:t>
+              <w:br/>
+              <w:t>}</w:t>
+              <w:br/>
+              <w:br/>
+              <w:t>.addon-details p {</w:t>
+              <w:br/>
+              <w:t xml:space="preserve">    font-size: 12px;</w:t>
+              <w:br/>
+              <w:t xml:space="preserve">    color: var(--text-secondary);</w:t>
+              <w:br/>
+              <w:t>}</w:t>
+              <w:br/>
+              <w:br/>
+              <w:t>.addon-right {</w:t>
+              <w:br/>
+              <w:t xml:space="preserve">    display: flex;</w:t>
+              <w:br/>
+              <w:t xml:space="preserve">    align-items: center;</w:t>
+              <w:br/>
+              <w:t xml:space="preserve">    gap: 12px;</w:t>
+              <w:br/>
+              <w:t>}</w:t>
+              <w:br/>
+              <w:br/>
+              <w:t>.addon-price-badge {</w:t>
+              <w:br/>
+              <w:t xml:space="preserve">    font-size: 13px;</w:t>
+              <w:br/>
+              <w:t xml:space="preserve">    font-weight: 800;</w:t>
+              <w:br/>
+              <w:t xml:space="preserve">    color: var(--primary);</w:t>
+              <w:br/>
+              <w:t xml:space="preserve">    font-family: 'Space Grotesk', sans-serif;</w:t>
+              <w:br/>
+              <w:t>}</w:t>
+              <w:br/>
+              <w:br/>
+              <w:t>.addon-checkbox {</w:t>
+              <w:br/>
+              <w:t xml:space="preserve">    width: 22px;</w:t>
+              <w:br/>
+              <w:t xml:space="preserve">    height: 22px;</w:t>
+              <w:br/>
+              <w:t xml:space="preserve">    border-radius: 6px;</w:t>
+              <w:br/>
+              <w:t xml:space="preserve">    border: 2px solid #cbd5e1;</w:t>
+              <w:br/>
+              <w:t xml:space="preserve">    display: flex;</w:t>
+              <w:br/>
+              <w:t xml:space="preserve">    align-items: center;</w:t>
+              <w:br/>
+              <w:t xml:space="preserve">    justify-content: center;</w:t>
+              <w:br/>
+              <w:t xml:space="preserve">    background: #ffffff;</w:t>
+              <w:br/>
+              <w:t xml:space="preserve">    transition: var(--transition);</w:t>
+              <w:br/>
+              <w:t>}</w:t>
+              <w:br/>
+              <w:br/>
+              <w:t>.addon-card.selected .addon-checkbox {</w:t>
+              <w:br/>
+              <w:t xml:space="preserve">    background: #2563eb;</w:t>
+              <w:br/>
+              <w:t xml:space="preserve">    border-color: #2563eb;</w:t>
+              <w:br/>
+              <w:t>}</w:t>
+              <w:br/>
+              <w:br/>
+              <w:t>.addon-checkbox svg {</w:t>
+              <w:br/>
+              <w:t xml:space="preserve">    display: none;</w:t>
+              <w:br/>
+              <w:t>}</w:t>
+              <w:br/>
+              <w:br/>
+              <w:t>.addon-card.selected .addon-checkbox svg {</w:t>
+              <w:br/>
+              <w:t xml:space="preserve">    display: block;</w:t>
+              <w:br/>
+              <w:t>}</w:t>
+              <w:br/>
+              <w:br/>
+              <w:t>/* 8. Laser Barcode Scanner Effect on Boarding Pass */</w:t>
+              <w:br/>
+              <w:t>.ticket-barcode-strip {</w:t>
+              <w:br/>
+              <w:t xml:space="preserve">    position: relative;</w:t>
+              <w:br/>
+              <w:t xml:space="preserve">    overflow: hidden;</w:t>
+              <w:br/>
+              <w:t>}</w:t>
+              <w:br/>
+              <w:br/>
+              <w:t>.ticket-scanner-laser {</w:t>
+              <w:br/>
+              <w:t xml:space="preserve">    position: absolute;</w:t>
+              <w:br/>
+              <w:t xml:space="preserve">    top: 0;</w:t>
+              <w:br/>
+              <w:t xml:space="preserve">    left: 0;</w:t>
+              <w:br/>
+              <w:t xml:space="preserve">    width: 100%;</w:t>
+              <w:br/>
+              <w:t xml:space="preserve">    height: 3px;</w:t>
+              <w:br/>
+              <w:t xml:space="preserve">    background: linear-gradient(90deg, transparent 0%, #00f0ff 50%, transparent 100%);</w:t>
+              <w:br/>
+              <w:t xml:space="preserve">    box-shadow: 0 0 12px #00f0ff, 0 0 24px #38bdf8;</w:t>
+              <w:br/>
+              <w:t xml:space="preserve">    opacity: 0;</w:t>
+              <w:br/>
+              <w:t xml:space="preserve">    pointer-events: none;</w:t>
+              <w:br/>
+              <w:t>}</w:t>
+              <w:br/>
+              <w:br/>
+              <w:t>@keyframes laserScanSweep {</w:t>
+              <w:br/>
+              <w:t xml:space="preserve">    0% { top: 0%; opacity: 0; }</w:t>
+              <w:br/>
+              <w:t xml:space="preserve">    15% { opacity: 1; }</w:t>
+              <w:br/>
+              <w:t xml:space="preserve">    85% { opacity: 1; }</w:t>
+              <w:br/>
+              <w:t xml:space="preserve">    100% { top: 100%; opacity: 0; }</w:t>
+              <w:br/>
+              <w:t>}</w:t>
+              <w:br/>
+              <w:br/>
+              <w:t>.ticket-modal-card.stamped .ticket-scanner-laser {</w:t>
+              <w:br/>
+              <w:t xml:space="preserve">    animation: laserScanSweep 2.2s ease-in-out infinite 0.6s;</w:t>
+              <w:br/>
+              <w:t>}</w:t>
+              <w:br/>
+              <w:br/>
+              <w:t>/* 9. Live Departure Countdown Timer Badge */</w:t>
+              <w:br/>
+              <w:t>.flight-countdown-pill {</w:t>
+              <w:br/>
+              <w:t xml:space="preserve">    display: inline-flex;</w:t>
+              <w:br/>
+              <w:t xml:space="preserve">    align-items: center;</w:t>
+              <w:br/>
+              <w:t xml:space="preserve">    gap: 6px;</w:t>
+              <w:br/>
+              <w:t xml:space="preserve">    padding: 6px 12px;</w:t>
+              <w:br/>
+              <w:t xml:space="preserve">    background: #0f172a;</w:t>
+              <w:br/>
+              <w:t xml:space="preserve">    border-radius: 8px;</w:t>
+              <w:br/>
+              <w:t xml:space="preserve">    color: #38bdf8;</w:t>
+              <w:br/>
+              <w:t xml:space="preserve">    font-family: 'Space Grotesk', monospace;</w:t>
+              <w:br/>
+              <w:t xml:space="preserve">    font-size: 12px;</w:t>
+              <w:br/>
+              <w:t xml:space="preserve">    font-weight: 700;</w:t>
+              <w:br/>
+              <w:t xml:space="preserve">    letter-spacing: 0.5px;</w:t>
+              <w:br/>
+              <w:t xml:space="preserve">    border: 1px solid #1e293b;</w:t>
+              <w:br/>
+              <w:t xml:space="preserve">    box-shadow: 0 2px 6px rgba(0, 0, 0, 0.2);</w:t>
+              <w:br/>
+              <w:t>}</w:t>
+              <w:br/>
+              <w:br/>
+              <w:t>.flight-countdown-pill .clock-icon {</w:t>
+              <w:br/>
+              <w:t xml:space="preserve">    animation: pulseGlow 1.5s infinite;</w:t>
+              <w:br/>
+              <w:t>}</w:t>
+              <w:br/>
+              <w:br/>
+              <w:t>/* 10. QR Code Block on Boarding Pass */</w:t>
+              <w:br/>
+              <w:t>.ticket-qr-strip {</w:t>
+              <w:br/>
+              <w:t xml:space="preserve">    display: flex;</w:t>
+              <w:br/>
+              <w:t xml:space="preserve">    align-items: center;</w:t>
+              <w:br/>
+              <w:t xml:space="preserve">    justify-content: space-between;</w:t>
+              <w:br/>
+              <w:t xml:space="preserve">    padding: 14px 18px;</w:t>
+              <w:br/>
+              <w:t xml:space="preserve">    background: #f8fafc;</w:t>
+              <w:br/>
+              <w:t xml:space="preserve">    border-radius: var(--radius-md);</w:t>
+              <w:br/>
+              <w:t xml:space="preserve">    margin-top: 14px;</w:t>
+              <w:br/>
+              <w:t xml:space="preserve">    border: 1px dashed #cbd5e1;</w:t>
+              <w:br/>
+              <w:t>}</w:t>
+              <w:br/>
+              <w:br/>
+              <w:t>.qr-code-svg-wrap {</w:t>
+              <w:br/>
+              <w:t xml:space="preserve">    width: 58px;</w:t>
+              <w:br/>
+              <w:t xml:space="preserve">    height: 58px;</w:t>
+              <w:br/>
+              <w:t xml:space="preserve">    background: #ffffff;</w:t>
+              <w:br/>
+              <w:t xml:space="preserve">    padding: 4px;</w:t>
+              <w:br/>
+              <w:t xml:space="preserve">    border-radius: 6px;</w:t>
+              <w:br/>
+              <w:t xml:space="preserve">    box-shadow: var(--shadow-sm);</w:t>
+              <w:br/>
+              <w:t xml:space="preserve">    flex-shrink: 0;</w:t>
               <w:br/>
               <w:t>}</w:t>
               <w:br/>
